--- a/1_PCA/PCA_UQoL_Barcelona.docx
+++ b/1_PCA/PCA_UQoL_Barcelona.docx
@@ -16799,13 +16799,13 @@
         <w:t xml:space="preserve">)     </w:t>
       </w:r>
     </w:p>
-    <w:bookmarkStart w:id="40" w:name="infrastructures-pca"/>
+    <w:bookmarkStart w:id="40" w:name="infrastructures-and-services-pca"/>
     <w:p>
       <w:pPr>
         <w:pStyle w:val="Heading3"/>
       </w:pPr>
       <w:r>
-        <w:t xml:space="preserve">3.3.1 Infrastructures PCA</w:t>
+        <w:t xml:space="preserve">3.3.1 Infrastructures and services PCA</w:t>
       </w:r>
     </w:p>
     <w:p>
@@ -18373,13 +18373,21 @@
       </w:r>
     </w:p>
     <w:bookmarkEnd w:id="40"/>
-    <w:bookmarkStart w:id="41" w:name="infrastructures-weight"/>
+    <w:bookmarkStart w:id="41" w:name="infrastructures-and-services-weight"/>
     <w:p>
       <w:pPr>
         <w:pStyle w:val="Heading3"/>
       </w:pPr>
       <w:r>
-        <w:t xml:space="preserve">3.3.2 Infrastructures weight</w:t>
+        <w:t xml:space="preserve">3.3.2 Infrastructures and services weight</w:t>
+      </w:r>
+    </w:p>
+    <w:p>
+      <w:pPr>
+        <w:pStyle w:val="FirstParagraph"/>
+      </w:pPr>
+      <w:r>
+        <w:t xml:space="preserve">In this case and because of the complexity of numerous indicators, 3 PC are used to retain as much variance as possible.</w:t>
       </w:r>
     </w:p>
     <w:p>
@@ -18388,9 +18396,30 @@
       </w:pPr>
       <w:r>
         <w:rPr>
-          <w:rStyle w:val="NormalTok"/>
-        </w:rPr>
-        <w:t xml:space="preserve">pc1_weights </w:t>
+          <w:rStyle w:val="CommentTok"/>
+        </w:rPr>
+        <w:t xml:space="preserve"># Calculate combined weights of PC1, Pc2 and Pc3</w:t>
+      </w:r>
+      <w:r>
+        <w:br/>
+      </w:r>
+      <w:r>
+        <w:br/>
+      </w:r>
+      <w:r>
+        <w:rPr>
+          <w:rStyle w:val="CommentTok"/>
+        </w:rPr>
+        <w:t xml:space="preserve"># Absolute values for PC1</w:t>
+      </w:r>
+      <w:r>
+        <w:br/>
+      </w:r>
+      <w:r>
+        <w:rPr>
+          <w:rStyle w:val="NormalTok"/>
+        </w:rPr>
+        <w:t xml:space="preserve">weight_PC1_infrastructuresdim </w:t>
       </w:r>
       <w:r>
         <w:rPr>
@@ -18438,10 +18467,367 @@
         <w:rPr>
           <w:rStyle w:val="NormalTok"/>
         </w:rPr>
-        <w:t xml:space="preserve">])</w:t>
-      </w:r>
-      <w:r>
-        <w:br/>
+        <w:t xml:space="preserve">]) </w:t>
+      </w:r>
+      <w:r>
+        <w:br/>
+      </w:r>
+      <w:r>
+        <w:rPr>
+          <w:rStyle w:val="CommentTok"/>
+        </w:rPr>
+        <w:t xml:space="preserve"># Absolute values for PC2</w:t>
+      </w:r>
+      <w:r>
+        <w:br/>
+      </w:r>
+      <w:r>
+        <w:rPr>
+          <w:rStyle w:val="NormalTok"/>
+        </w:rPr>
+        <w:t xml:space="preserve">weight_PC2_infrastructuresdim </w:t>
+      </w:r>
+      <w:r>
+        <w:rPr>
+          <w:rStyle w:val="OtherTok"/>
+        </w:rPr>
+        <w:t xml:space="preserve">&lt;-</w:t>
+      </w:r>
+      <w:r>
+        <w:rPr>
+          <w:rStyle w:val="NormalTok"/>
+        </w:rPr>
+        <w:t xml:space="preserve"> </w:t>
+      </w:r>
+      <w:r>
+        <w:rPr>
+          <w:rStyle w:val="FunctionTok"/>
+        </w:rPr>
+        <w:t xml:space="preserve">abs</w:t>
+      </w:r>
+      <w:r>
+        <w:rPr>
+          <w:rStyle w:val="NormalTok"/>
+        </w:rPr>
+        <w:t xml:space="preserve">(infrastructures_dim_results</w:t>
+      </w:r>
+      <w:r>
+        <w:rPr>
+          <w:rStyle w:val="SpecialCharTok"/>
+        </w:rPr>
+        <w:t xml:space="preserve">$</w:t>
+      </w:r>
+      <w:r>
+        <w:rPr>
+          <w:rStyle w:val="NormalTok"/>
+        </w:rPr>
+        <w:t xml:space="preserve">rotation[, </w:t>
+      </w:r>
+      <w:r>
+        <w:rPr>
+          <w:rStyle w:val="DecValTok"/>
+        </w:rPr>
+        <w:t xml:space="preserve">2</w:t>
+      </w:r>
+      <w:r>
+        <w:rPr>
+          <w:rStyle w:val="NormalTok"/>
+        </w:rPr>
+        <w:t xml:space="preserve">]) </w:t>
+      </w:r>
+      <w:r>
+        <w:br/>
+      </w:r>
+      <w:r>
+        <w:rPr>
+          <w:rStyle w:val="CommentTok"/>
+        </w:rPr>
+        <w:t xml:space="preserve"># Absolute values for PC3</w:t>
+      </w:r>
+      <w:r>
+        <w:br/>
+      </w:r>
+      <w:r>
+        <w:rPr>
+          <w:rStyle w:val="NormalTok"/>
+        </w:rPr>
+        <w:t xml:space="preserve">weight_PC3_infrastructuresdim </w:t>
+      </w:r>
+      <w:r>
+        <w:rPr>
+          <w:rStyle w:val="OtherTok"/>
+        </w:rPr>
+        <w:t xml:space="preserve">&lt;-</w:t>
+      </w:r>
+      <w:r>
+        <w:rPr>
+          <w:rStyle w:val="NormalTok"/>
+        </w:rPr>
+        <w:t xml:space="preserve"> </w:t>
+      </w:r>
+      <w:r>
+        <w:rPr>
+          <w:rStyle w:val="FunctionTok"/>
+        </w:rPr>
+        <w:t xml:space="preserve">abs</w:t>
+      </w:r>
+      <w:r>
+        <w:rPr>
+          <w:rStyle w:val="NormalTok"/>
+        </w:rPr>
+        <w:t xml:space="preserve">(infrastructures_dim_results</w:t>
+      </w:r>
+      <w:r>
+        <w:rPr>
+          <w:rStyle w:val="SpecialCharTok"/>
+        </w:rPr>
+        <w:t xml:space="preserve">$</w:t>
+      </w:r>
+      <w:r>
+        <w:rPr>
+          <w:rStyle w:val="NormalTok"/>
+        </w:rPr>
+        <w:t xml:space="preserve">rotation[, </w:t>
+      </w:r>
+      <w:r>
+        <w:rPr>
+          <w:rStyle w:val="DecValTok"/>
+        </w:rPr>
+        <w:t xml:space="preserve">3</w:t>
+      </w:r>
+      <w:r>
+        <w:rPr>
+          <w:rStyle w:val="NormalTok"/>
+        </w:rPr>
+        <w:t xml:space="preserve">]) </w:t>
+      </w:r>
+      <w:r>
+        <w:br/>
+      </w:r>
+      <w:r>
+        <w:br/>
+      </w:r>
+      <w:r>
+        <w:rPr>
+          <w:rStyle w:val="CommentTok"/>
+        </w:rPr>
+        <w:t xml:space="preserve"># Ponderated according to explicit variance</w:t>
+      </w:r>
+      <w:r>
+        <w:br/>
+      </w:r>
+      <w:r>
+        <w:rPr>
+          <w:rStyle w:val="NormalTok"/>
+        </w:rPr>
+        <w:t xml:space="preserve">variance_PC1 </w:t>
+      </w:r>
+      <w:r>
+        <w:rPr>
+          <w:rStyle w:val="OtherTok"/>
+        </w:rPr>
+        <w:t xml:space="preserve">&lt;-</w:t>
+      </w:r>
+      <w:r>
+        <w:rPr>
+          <w:rStyle w:val="NormalTok"/>
+        </w:rPr>
+        <w:t xml:space="preserve"> var_exp_infrastructures_dim[</w:t>
+      </w:r>
+      <w:r>
+        <w:rPr>
+          <w:rStyle w:val="DecValTok"/>
+        </w:rPr>
+        <w:t xml:space="preserve">1</w:t>
+      </w:r>
+      <w:r>
+        <w:rPr>
+          <w:rStyle w:val="NormalTok"/>
+        </w:rPr>
+        <w:t xml:space="preserve">] </w:t>
+      </w:r>
+      <w:r>
+        <w:br/>
+      </w:r>
+      <w:r>
+        <w:rPr>
+          <w:rStyle w:val="NormalTok"/>
+        </w:rPr>
+        <w:t xml:space="preserve">variance_PC2 </w:t>
+      </w:r>
+      <w:r>
+        <w:rPr>
+          <w:rStyle w:val="OtherTok"/>
+        </w:rPr>
+        <w:t xml:space="preserve">&lt;-</w:t>
+      </w:r>
+      <w:r>
+        <w:rPr>
+          <w:rStyle w:val="NormalTok"/>
+        </w:rPr>
+        <w:t xml:space="preserve"> var_exp_infrastructures_dim[</w:t>
+      </w:r>
+      <w:r>
+        <w:rPr>
+          <w:rStyle w:val="DecValTok"/>
+        </w:rPr>
+        <w:t xml:space="preserve">2</w:t>
+      </w:r>
+      <w:r>
+        <w:rPr>
+          <w:rStyle w:val="NormalTok"/>
+        </w:rPr>
+        <w:t xml:space="preserve">] </w:t>
+      </w:r>
+      <w:r>
+        <w:br/>
+      </w:r>
+      <w:r>
+        <w:rPr>
+          <w:rStyle w:val="NormalTok"/>
+        </w:rPr>
+        <w:t xml:space="preserve">variance_PC3 </w:t>
+      </w:r>
+      <w:r>
+        <w:rPr>
+          <w:rStyle w:val="OtherTok"/>
+        </w:rPr>
+        <w:t xml:space="preserve">&lt;-</w:t>
+      </w:r>
+      <w:r>
+        <w:rPr>
+          <w:rStyle w:val="NormalTok"/>
+        </w:rPr>
+        <w:t xml:space="preserve"> var_exp_infrastructures_dim[</w:t>
+      </w:r>
+      <w:r>
+        <w:rPr>
+          <w:rStyle w:val="DecValTok"/>
+        </w:rPr>
+        <w:t xml:space="preserve">3</w:t>
+      </w:r>
+      <w:r>
+        <w:rPr>
+          <w:rStyle w:val="NormalTok"/>
+        </w:rPr>
+        <w:t xml:space="preserve">] </w:t>
+      </w:r>
+      <w:r>
+        <w:br/>
+      </w:r>
+      <w:r>
+        <w:br/>
+      </w:r>
+      <w:r>
+        <w:rPr>
+          <w:rStyle w:val="CommentTok"/>
+        </w:rPr>
+        <w:t xml:space="preserve"># Calculation of the weighted contribution for each indicator</w:t>
+      </w:r>
+      <w:r>
+        <w:br/>
+      </w:r>
+      <w:r>
+        <w:rPr>
+          <w:rStyle w:val="NormalTok"/>
+        </w:rPr>
+        <w:t xml:space="preserve">combined_weight_infrastructuresdim </w:t>
+      </w:r>
+      <w:r>
+        <w:rPr>
+          <w:rStyle w:val="OtherTok"/>
+        </w:rPr>
+        <w:t xml:space="preserve">&lt;-</w:t>
+      </w:r>
+      <w:r>
+        <w:rPr>
+          <w:rStyle w:val="NormalTok"/>
+        </w:rPr>
+        <w:t xml:space="preserve"> (weight_PC1_infrastructuresdim </w:t>
+      </w:r>
+      <w:r>
+        <w:rPr>
+          <w:rStyle w:val="SpecialCharTok"/>
+        </w:rPr>
+        <w:t xml:space="preserve">*</w:t>
+      </w:r>
+      <w:r>
+        <w:rPr>
+          <w:rStyle w:val="NormalTok"/>
+        </w:rPr>
+        <w:t xml:space="preserve"> variance_PC1 </w:t>
+      </w:r>
+      <w:r>
+        <w:rPr>
+          <w:rStyle w:val="SpecialCharTok"/>
+        </w:rPr>
+        <w:t xml:space="preserve">+</w:t>
+      </w:r>
+      <w:r>
+        <w:rPr>
+          <w:rStyle w:val="NormalTok"/>
+        </w:rPr>
+        <w:t xml:space="preserve"> </w:t>
+      </w:r>
+      <w:r>
+        <w:br/>
+      </w:r>
+      <w:r>
+        <w:rPr>
+          <w:rStyle w:val="NormalTok"/>
+        </w:rPr>
+        <w:t xml:space="preserve">                                  weight_PC2_infrastructuresdim </w:t>
+      </w:r>
+      <w:r>
+        <w:rPr>
+          <w:rStyle w:val="SpecialCharTok"/>
+        </w:rPr>
+        <w:t xml:space="preserve">*</w:t>
+      </w:r>
+      <w:r>
+        <w:rPr>
+          <w:rStyle w:val="NormalTok"/>
+        </w:rPr>
+        <w:t xml:space="preserve"> variance_PC2 </w:t>
+      </w:r>
+      <w:r>
+        <w:rPr>
+          <w:rStyle w:val="SpecialCharTok"/>
+        </w:rPr>
+        <w:t xml:space="preserve">+</w:t>
+      </w:r>
+      <w:r>
+        <w:br/>
+      </w:r>
+      <w:r>
+        <w:rPr>
+          <w:rStyle w:val="NormalTok"/>
+        </w:rPr>
+        <w:t xml:space="preserve">                                  weight_PC3_infrastructuresdim </w:t>
+      </w:r>
+      <w:r>
+        <w:rPr>
+          <w:rStyle w:val="SpecialCharTok"/>
+        </w:rPr>
+        <w:t xml:space="preserve">*</w:t>
+      </w:r>
+      <w:r>
+        <w:rPr>
+          <w:rStyle w:val="NormalTok"/>
+        </w:rPr>
+        <w:t xml:space="preserve"> variance_PC3)</w:t>
+      </w:r>
+      <w:r>
+        <w:br/>
+      </w:r>
+      <w:r>
+        <w:br/>
+      </w:r>
+      <w:r>
+        <w:rPr>
+          <w:rStyle w:val="CommentTok"/>
+        </w:rPr>
+        <w:t xml:space="preserve"># Normalise weights so they sum 1</w:t>
       </w:r>
       <w:r>
         <w:br/>
@@ -18462,7 +18848,7 @@
         <w:rPr>
           <w:rStyle w:val="NormalTok"/>
         </w:rPr>
-        <w:t xml:space="preserve"> pc1_weights </w:t>
+        <w:t xml:space="preserve"> combined_weight_infrastructuresdim </w:t>
       </w:r>
       <w:r>
         <w:rPr>
@@ -18486,10 +18872,19 @@
         <w:rPr>
           <w:rStyle w:val="NormalTok"/>
         </w:rPr>
-        <w:t xml:space="preserve">(pc1_weights)</w:t>
-      </w:r>
-      <w:r>
-        <w:br/>
+        <w:t xml:space="preserve">(combined_weight_infrastructuresdim)</w:t>
+      </w:r>
+      <w:r>
+        <w:br/>
+      </w:r>
+      <w:r>
+        <w:br/>
+      </w:r>
+      <w:r>
+        <w:rPr>
+          <w:rStyle w:val="CommentTok"/>
+        </w:rPr>
+        <w:t xml:space="preserve"># Show normalised weights</w:t>
       </w:r>
       <w:r>
         <w:br/>
@@ -18518,7 +18913,7 @@
         <w:rPr>
           <w:rStyle w:val="VerbatimChar"/>
         </w:rPr>
-        <w:t xml:space="preserve">##                              0.143691093 </w:t>
+        <w:t xml:space="preserve">##                               0.10099440 </w:t>
       </w:r>
       <w:r>
         <w:br/>
@@ -18536,7 +18931,7 @@
         <w:rPr>
           <w:rStyle w:val="VerbatimChar"/>
         </w:rPr>
-        <w:t xml:space="preserve">##                              0.180551363 </w:t>
+        <w:t xml:space="preserve">##                               0.12028696 </w:t>
       </w:r>
       <w:r>
         <w:br/>
@@ -18554,7 +18949,7 @@
         <w:rPr>
           <w:rStyle w:val="VerbatimChar"/>
         </w:rPr>
-        <w:t xml:space="preserve">##                              0.167580644 </w:t>
+        <w:t xml:space="preserve">##                               0.13068994 </w:t>
       </w:r>
       <w:r>
         <w:br/>
@@ -18572,7 +18967,7 @@
         <w:rPr>
           <w:rStyle w:val="VerbatimChar"/>
         </w:rPr>
-        <w:t xml:space="preserve">##                              0.080195075 </w:t>
+        <w:t xml:space="preserve">##                               0.06675639 </w:t>
       </w:r>
       <w:r>
         <w:br/>
@@ -18590,7 +18985,7 @@
         <w:rPr>
           <w:rStyle w:val="VerbatimChar"/>
         </w:rPr>
-        <w:t xml:space="preserve">##                              0.168834762 </w:t>
+        <w:t xml:space="preserve">##                               0.13578521 </w:t>
       </w:r>
       <w:r>
         <w:br/>
@@ -18608,7 +19003,7 @@
         <w:rPr>
           <w:rStyle w:val="VerbatimChar"/>
         </w:rPr>
-        <w:t xml:space="preserve">##                              0.067565967 </w:t>
+        <w:t xml:space="preserve">##                               0.10587020 </w:t>
       </w:r>
       <w:r>
         <w:br/>
@@ -18626,7 +19021,7 @@
         <w:rPr>
           <w:rStyle w:val="VerbatimChar"/>
         </w:rPr>
-        <w:t xml:space="preserve">##                              0.104959635 </w:t>
+        <w:t xml:space="preserve">##                               0.12963505 </w:t>
       </w:r>
       <w:r>
         <w:br/>
@@ -18644,7 +19039,7 @@
         <w:rPr>
           <w:rStyle w:val="VerbatimChar"/>
         </w:rPr>
-        <w:t xml:space="preserve">##                              0.007891121 </w:t>
+        <w:t xml:space="preserve">##                               0.08337370 </w:t>
       </w:r>
       <w:r>
         <w:br/>
@@ -18662,7 +19057,7 @@
         <w:rPr>
           <w:rStyle w:val="VerbatimChar"/>
         </w:rPr>
-        <w:t xml:space="preserve">##                              0.026506497 </w:t>
+        <w:t xml:space="preserve">##                               0.06448774 </w:t>
       </w:r>
       <w:r>
         <w:br/>
@@ -18680,7 +19075,7 @@
         <w:rPr>
           <w:rStyle w:val="VerbatimChar"/>
         </w:rPr>
-        <w:t xml:space="preserve">##                              0.052223841</w:t>
+        <w:t xml:space="preserve">##                               0.06212042</w:t>
       </w:r>
     </w:p>
     <w:p>
@@ -31685,52 +32080,52 @@
         <w:rPr>
           <w:rStyle w:val="VerbatimChar"/>
         </w:rPr>
-        <w:t xml:space="preserve">## 1         5.88 -0.891446092  0.46586706 -1.0138480    -0.29225767  0.081912393</w:t>
-      </w:r>
-      <w:r>
-        <w:br/>
-      </w:r>
-      <w:r>
-        <w:rPr>
-          <w:rStyle w:val="VerbatimChar"/>
-        </w:rPr>
-        <w:t xml:space="preserve">## 2         6.71 -0.321052794 -0.21827077 -0.4864620    -0.08996025 -0.160304877</w:t>
-      </w:r>
-      <w:r>
-        <w:br/>
-      </w:r>
-      <w:r>
-        <w:rPr>
-          <w:rStyle w:val="VerbatimChar"/>
-        </w:rPr>
-        <w:t xml:space="preserve">## 3         7.40 -0.278676033 -0.34076389 -0.7961988     0.02066545  0.106680625</w:t>
-      </w:r>
-      <w:r>
-        <w:br/>
-      </w:r>
-      <w:r>
-        <w:rPr>
-          <w:rStyle w:val="VerbatimChar"/>
-        </w:rPr>
-        <w:t xml:space="preserve">## 4         6.53  0.076399136  0.49643701 -0.6478019     0.84644879  0.007987994</w:t>
-      </w:r>
-      <w:r>
-        <w:br/>
-      </w:r>
-      <w:r>
-        <w:rPr>
-          <w:rStyle w:val="VerbatimChar"/>
-        </w:rPr>
-        <w:t xml:space="preserve">## 5         7.60 -0.004902845  0.09566967 -0.2203509     1.11298969  1.053773129</w:t>
-      </w:r>
-      <w:r>
-        <w:br/>
-      </w:r>
-      <w:r>
-        <w:rPr>
-          <w:rStyle w:val="VerbatimChar"/>
-        </w:rPr>
-        <w:t xml:space="preserve">## 6         7.77  0.208820045  0.25622133 -0.1653692     0.56416196  0.726660894</w:t>
+        <w:t xml:space="preserve">## 1         5.88 -0.891446092  0.46586706 -1.0138480    -0.13752154  0.081912393</w:t>
+      </w:r>
+      <w:r>
+        <w:br/>
+      </w:r>
+      <w:r>
+        <w:rPr>
+          <w:rStyle w:val="VerbatimChar"/>
+        </w:rPr>
+        <w:t xml:space="preserve">## 2         6.71 -0.321052794 -0.21827077 -0.4864620     0.11241131 -0.160304877</w:t>
+      </w:r>
+      <w:r>
+        <w:br/>
+      </w:r>
+      <w:r>
+        <w:rPr>
+          <w:rStyle w:val="VerbatimChar"/>
+        </w:rPr>
+        <w:t xml:space="preserve">## 3         7.40 -0.278676033 -0.34076389 -0.7961988     0.03924414  0.106680625</w:t>
+      </w:r>
+      <w:r>
+        <w:br/>
+      </w:r>
+      <w:r>
+        <w:rPr>
+          <w:rStyle w:val="VerbatimChar"/>
+        </w:rPr>
+        <w:t xml:space="preserve">## 4         6.53  0.076399136  0.49643701 -0.6478019     1.02209267  0.007987994</w:t>
+      </w:r>
+      <w:r>
+        <w:br/>
+      </w:r>
+      <w:r>
+        <w:rPr>
+          <w:rStyle w:val="VerbatimChar"/>
+        </w:rPr>
+        <w:t xml:space="preserve">## 5         7.60 -0.004902845  0.09566967 -0.2203509     1.02361403  1.053773129</w:t>
+      </w:r>
+      <w:r>
+        <w:br/>
+      </w:r>
+      <w:r>
+        <w:rPr>
+          <w:rStyle w:val="VerbatimChar"/>
+        </w:rPr>
+        <w:t xml:space="preserve">## 6         7.77  0.208820045  0.25622133 -0.1653692     0.40299452  0.726660894</w:t>
       </w:r>
       <w:r>
         <w:br/>
@@ -31812,7 +32207,7 @@
         <w:rPr>
           <w:rStyle w:val="FunctionTok"/>
         </w:rPr>
-        <w:t xml:space="preserve">write.csv</w:t>
+        <w:t xml:space="preserve">write.csv2</w:t>
       </w:r>
       <w:r>
         <w:rPr>
@@ -31827,7 +32222,7 @@
         <w:rPr>
           <w:rStyle w:val="NormalTok"/>
         </w:rPr>
-        <w:t xml:space="preserve">          </w:t>
+        <w:t xml:space="preserve">           </w:t>
       </w:r>
       <w:r>
         <w:rPr>
@@ -31908,7 +32303,7 @@
         <w:rPr>
           <w:rStyle w:val="NormalTok"/>
         </w:rPr>
-        <w:t xml:space="preserve">          </w:t>
+        <w:t xml:space="preserve">           </w:t>
       </w:r>
       <w:r>
         <w:rPr>
@@ -31941,7 +32336,7 @@
         <w:rPr>
           <w:rStyle w:val="NormalTok"/>
         </w:rPr>
-        <w:t xml:space="preserve">          </w:t>
+        <w:t xml:space="preserve">           </w:t>
       </w:r>
       <w:r>
         <w:rPr>

--- a/1_PCA/PCA_UQoL_Barcelona.docx
+++ b/1_PCA/PCA_UQoL_Barcelona.docx
@@ -9744,19 +9744,19 @@
         <w:rPr>
           <w:rStyle w:val="NormalTok"/>
         </w:rPr>
-        <w:t xml:space="preserve"> </w:t>
-      </w:r>
-      <w:r>
-        <w:rPr>
-          <w:rStyle w:val="FloatTok"/>
-        </w:rPr>
-        <w:t xml:space="preserve">0.3885104</w:t>
-      </w:r>
-      <w:r>
-        <w:rPr>
-          <w:rStyle w:val="NormalTok"/>
-        </w:rPr>
-        <w:t xml:space="preserve">   </w:t>
+        <w:t xml:space="preserve"> var_exp_urban_dim[</w:t>
+      </w:r>
+      <w:r>
+        <w:rPr>
+          <w:rStyle w:val="DecValTok"/>
+        </w:rPr>
+        <w:t xml:space="preserve">1</w:t>
+      </w:r>
+      <w:r>
+        <w:rPr>
+          <w:rStyle w:val="NormalTok"/>
+        </w:rPr>
+        <w:t xml:space="preserve">]</w:t>
       </w:r>
       <w:r>
         <w:br/>
@@ -9777,19 +9777,19 @@
         <w:rPr>
           <w:rStyle w:val="NormalTok"/>
         </w:rPr>
-        <w:t xml:space="preserve"> </w:t>
-      </w:r>
-      <w:r>
-        <w:rPr>
-          <w:rStyle w:val="FloatTok"/>
-        </w:rPr>
-        <w:t xml:space="preserve">0.2493222</w:t>
-      </w:r>
-      <w:r>
-        <w:rPr>
-          <w:rStyle w:val="NormalTok"/>
-        </w:rPr>
-        <w:t xml:space="preserve"> </w:t>
+        <w:t xml:space="preserve"> var_exp_urban_dim[</w:t>
+      </w:r>
+      <w:r>
+        <w:rPr>
+          <w:rStyle w:val="DecValTok"/>
+        </w:rPr>
+        <w:t xml:space="preserve">2</w:t>
+      </w:r>
+      <w:r>
+        <w:rPr>
+          <w:rStyle w:val="NormalTok"/>
+        </w:rPr>
+        <w:t xml:space="preserve">] </w:t>
       </w:r>
       <w:r>
         <w:br/>
@@ -9938,7 +9938,7 @@
         <w:rPr>
           <w:rStyle w:val="VerbatimChar"/>
         </w:rPr>
-        <w:t xml:space="preserve">##                   0.2885412                   0.2954275 </w:t>
+        <w:t xml:space="preserve">##                   0.2885413                   0.2954275 </w:t>
       </w:r>
       <w:r>
         <w:br/>
@@ -32143,7 +32143,7 @@
         <w:rPr>
           <w:rStyle w:val="VerbatimChar"/>
         </w:rPr>
-        <w:t xml:space="preserve">## 1 -0.5304780  0.63438067</w:t>
+        <w:t xml:space="preserve">## 1 -0.5304780  0.63438066</w:t>
       </w:r>
       <w:r>
         <w:br/>

--- a/1_PCA/PCA_UQoL_Barcelona.docx
+++ b/1_PCA/PCA_UQoL_Barcelona.docx
@@ -2167,52 +2167,52 @@
         <w:rPr>
           <w:rStyle w:val="VerbatimChar"/>
         </w:rPr>
-        <w:t xml:space="preserve">## 1                      39,30               53,00               13,80</w:t>
-      </w:r>
-      <w:r>
-        <w:br/>
-      </w:r>
-      <w:r>
-        <w:rPr>
-          <w:rStyle w:val="VerbatimChar"/>
-        </w:rPr>
-        <w:t xml:space="preserve">## 2                      22,70               41,20               10,80</w:t>
-      </w:r>
-      <w:r>
-        <w:br/>
-      </w:r>
-      <w:r>
-        <w:rPr>
-          <w:rStyle w:val="VerbatimChar"/>
-        </w:rPr>
-        <w:t xml:space="preserve">## 3                      18,90               56,40               10,00</w:t>
-      </w:r>
-      <w:r>
-        <w:br/>
-      </w:r>
-      <w:r>
-        <w:rPr>
-          <w:rStyle w:val="VerbatimChar"/>
-        </w:rPr>
-        <w:t xml:space="preserve">## 4                      18,60               57,00                7,60</w:t>
-      </w:r>
-      <w:r>
-        <w:br/>
-      </w:r>
-      <w:r>
-        <w:rPr>
-          <w:rStyle w:val="VerbatimChar"/>
-        </w:rPr>
-        <w:t xml:space="preserve">## 5                      14,40               65,30                5,40</w:t>
-      </w:r>
-      <w:r>
-        <w:br/>
-      </w:r>
-      <w:r>
-        <w:rPr>
-          <w:rStyle w:val="VerbatimChar"/>
-        </w:rPr>
-        <w:t xml:space="preserve">## 6                      14,10               65,40                5,40</w:t>
+        <w:t xml:space="preserve">## 1                       39,3                  53                13,8</w:t>
+      </w:r>
+      <w:r>
+        <w:br/>
+      </w:r>
+      <w:r>
+        <w:rPr>
+          <w:rStyle w:val="VerbatimChar"/>
+        </w:rPr>
+        <w:t xml:space="preserve">## 2                       22,7                41,2                10,8</w:t>
+      </w:r>
+      <w:r>
+        <w:br/>
+      </w:r>
+      <w:r>
+        <w:rPr>
+          <w:rStyle w:val="VerbatimChar"/>
+        </w:rPr>
+        <w:t xml:space="preserve">## 3                       18,9                56,4                  10</w:t>
+      </w:r>
+      <w:r>
+        <w:br/>
+      </w:r>
+      <w:r>
+        <w:rPr>
+          <w:rStyle w:val="VerbatimChar"/>
+        </w:rPr>
+        <w:t xml:space="preserve">## 4                       18,6                  57                 7,6</w:t>
+      </w:r>
+      <w:r>
+        <w:br/>
+      </w:r>
+      <w:r>
+        <w:rPr>
+          <w:rStyle w:val="VerbatimChar"/>
+        </w:rPr>
+        <w:t xml:space="preserve">## 5                       14,4                65,3                 5,4</w:t>
+      </w:r>
+      <w:r>
+        <w:br/>
+      </w:r>
+      <w:r>
+        <w:rPr>
+          <w:rStyle w:val="VerbatimChar"/>
+        </w:rPr>
+        <w:t xml:space="preserve">## 6                       14,1                65,4                 5,4</w:t>
       </w:r>
       <w:r>
         <w:br/>
@@ -2230,304 +2230,304 @@
         <w:rPr>
           <w:rStyle w:val="VerbatimChar"/>
         </w:rPr>
-        <w:t xml:space="preserve">## 1              1159,45               49,11                      212,00</w:t>
-      </w:r>
-      <w:r>
-        <w:br/>
-      </w:r>
-      <w:r>
-        <w:rPr>
-          <w:rStyle w:val="VerbatimChar"/>
-        </w:rPr>
-        <w:t xml:space="preserve">## 2               341,62               47,17                      201,00</w:t>
-      </w:r>
-      <w:r>
-        <w:br/>
-      </w:r>
-      <w:r>
-        <w:rPr>
-          <w:rStyle w:val="VerbatimChar"/>
-        </w:rPr>
-        <w:t xml:space="preserve">## 3               302,26               52,50                       64,00</w:t>
-      </w:r>
-      <w:r>
-        <w:br/>
-      </w:r>
-      <w:r>
-        <w:rPr>
-          <w:rStyle w:val="VerbatimChar"/>
-        </w:rPr>
-        <w:t xml:space="preserve">## 4               459,71               52,31                      171,00</w:t>
-      </w:r>
-      <w:r>
-        <w:br/>
-      </w:r>
-      <w:r>
-        <w:rPr>
-          <w:rStyle w:val="VerbatimChar"/>
-        </w:rPr>
-        <w:t xml:space="preserve">## 5               655,55               55,15                      750,00</w:t>
-      </w:r>
-      <w:r>
-        <w:br/>
-      </w:r>
-      <w:r>
-        <w:rPr>
-          <w:rStyle w:val="VerbatimChar"/>
-        </w:rPr>
-        <w:t xml:space="preserve">## 6               501,36               53,29                      567,00</w:t>
-      </w:r>
-      <w:r>
-        <w:br/>
-      </w:r>
-      <w:r>
-        <w:rPr>
-          <w:rStyle w:val="VerbatimChar"/>
-        </w:rPr>
-        <w:t xml:space="preserve">##   X279_Eco_ X523_Eco_ X877_Inf_Air.quality X671_Inf_Education</w:t>
-      </w:r>
-      <w:r>
-        <w:br/>
-      </w:r>
-      <w:r>
-        <w:rPr>
-          <w:rStyle w:val="VerbatimChar"/>
-        </w:rPr>
-        <w:t xml:space="preserve">## 1      4,68   2179,00              5926,00              64,32</w:t>
-      </w:r>
-      <w:r>
-        <w:br/>
-      </w:r>
-      <w:r>
-        <w:rPr>
-          <w:rStyle w:val="VerbatimChar"/>
-        </w:rPr>
-        <w:t xml:space="preserve">## 2      6,72   1528,00              5479,00              72,13</w:t>
-      </w:r>
-      <w:r>
-        <w:br/>
-      </w:r>
-      <w:r>
-        <w:rPr>
-          <w:rStyle w:val="VerbatimChar"/>
-        </w:rPr>
-        <w:t xml:space="preserve">## 3      3,80    545,00              3274,00              73,99</w:t>
-      </w:r>
-      <w:r>
-        <w:br/>
-      </w:r>
-      <w:r>
-        <w:rPr>
-          <w:rStyle w:val="VerbatimChar"/>
-        </w:rPr>
-        <w:t xml:space="preserve">## 4      6,95   1559,00              9410,00              77,19</w:t>
-      </w:r>
-      <w:r>
-        <w:br/>
-      </w:r>
-      <w:r>
-        <w:rPr>
-          <w:rStyle w:val="VerbatimChar"/>
-        </w:rPr>
-        <w:t xml:space="preserve">## 5      3,97   2040,00             13528,00              78,40</w:t>
-      </w:r>
-      <w:r>
-        <w:br/>
-      </w:r>
-      <w:r>
-        <w:rPr>
-          <w:rStyle w:val="VerbatimChar"/>
-        </w:rPr>
-        <w:t xml:space="preserve">## 6      4,93   1881,00              9106,00              77,11</w:t>
-      </w:r>
-      <w:r>
-        <w:br/>
-      </w:r>
-      <w:r>
-        <w:rPr>
-          <w:rStyle w:val="VerbatimChar"/>
-        </w:rPr>
-        <w:t xml:space="preserve">##   X809_Inf_Education X744_Inf_Education X974_Inf_Education X10_Healthcare</w:t>
-      </w:r>
-      <w:r>
-        <w:br/>
-      </w:r>
-      <w:r>
-        <w:rPr>
-          <w:rStyle w:val="VerbatimChar"/>
-        </w:rPr>
-        <w:t xml:space="preserve">## 1              19,00          125601,00              31,80          81,26</w:t>
-      </w:r>
-      <w:r>
-        <w:br/>
-      </w:r>
-      <w:r>
-        <w:rPr>
-          <w:rStyle w:val="VerbatimChar"/>
-        </w:rPr>
-        <w:t xml:space="preserve">## 2              22,60           61641,00              37,10          82,75</w:t>
-      </w:r>
-      <w:r>
-        <w:br/>
-      </w:r>
-      <w:r>
-        <w:rPr>
-          <w:rStyle w:val="VerbatimChar"/>
-        </w:rPr>
-        <w:t xml:space="preserve">## 3              15,40           45387,00              17,60          81,08</w:t>
-      </w:r>
-      <w:r>
-        <w:br/>
-      </w:r>
-      <w:r>
-        <w:rPr>
-          <w:rStyle w:val="VerbatimChar"/>
-        </w:rPr>
-        <w:t xml:space="preserve">## 4              10,80          132903,00              13,80          83,51</w:t>
-      </w:r>
-      <w:r>
-        <w:br/>
-      </w:r>
-      <w:r>
-        <w:rPr>
-          <w:rStyle w:val="VerbatimChar"/>
-        </w:rPr>
-        <w:t xml:space="preserve">## 5              10,50          302860,00              10,70          84,64</w:t>
-      </w:r>
-      <w:r>
-        <w:br/>
-      </w:r>
-      <w:r>
-        <w:rPr>
-          <w:rStyle w:val="VerbatimChar"/>
-        </w:rPr>
-        <w:t xml:space="preserve">## 6              10,80          105494,00              12,50          85,61</w:t>
-      </w:r>
-      <w:r>
-        <w:br/>
-      </w:r>
-      <w:r>
-        <w:rPr>
-          <w:rStyle w:val="VerbatimChar"/>
-        </w:rPr>
-        <w:t xml:space="preserve">##   X642_Healthcare X257_Healthcare X902_Healthcare X148_Housing X465_Housing</w:t>
-      </w:r>
-      <w:r>
-        <w:br/>
-      </w:r>
-      <w:r>
-        <w:rPr>
-          <w:rStyle w:val="VerbatimChar"/>
-        </w:rPr>
-        <w:t xml:space="preserve">## 1            3,00           33,00            6,50       115,20        39,56</w:t>
-      </w:r>
-      <w:r>
-        <w:br/>
-      </w:r>
-      <w:r>
-        <w:rPr>
-          <w:rStyle w:val="VerbatimChar"/>
-        </w:rPr>
-        <w:t xml:space="preserve">## 2            1,00           20,00            3,70       124,08        38,68</w:t>
-      </w:r>
-      <w:r>
-        <w:br/>
-      </w:r>
-      <w:r>
-        <w:rPr>
-          <w:rStyle w:val="VerbatimChar"/>
-        </w:rPr>
-        <w:t xml:space="preserve">## 3            3,00            9,00            4,40        86,85        43,88</w:t>
-      </w:r>
-      <w:r>
-        <w:br/>
-      </w:r>
-      <w:r>
-        <w:rPr>
-          <w:rStyle w:val="VerbatimChar"/>
-        </w:rPr>
-        <w:t xml:space="preserve">## 4            1,00           23,00            7,80       111,18        40,32</w:t>
-      </w:r>
-      <w:r>
-        <w:br/>
-      </w:r>
-      <w:r>
-        <w:rPr>
-          <w:rStyle w:val="VerbatimChar"/>
-        </w:rPr>
-        <w:t xml:space="preserve">## 5            2,00           27,00            2,30        65,78        58,99</w:t>
-      </w:r>
-      <w:r>
-        <w:br/>
-      </w:r>
-      <w:r>
-        <w:rPr>
-          <w:rStyle w:val="VerbatimChar"/>
-        </w:rPr>
-        <w:t xml:space="preserve">## 6            2,00           30,00            2,10        79,68        56,18</w:t>
-      </w:r>
-      <w:r>
-        <w:br/>
-      </w:r>
-      <w:r>
-        <w:rPr>
-          <w:rStyle w:val="VerbatimChar"/>
-        </w:rPr>
-        <w:t xml:space="preserve">##   X674_Housing X477_Housing X139_Housing X866_Housing X653_Housing</w:t>
-      </w:r>
-      <w:r>
-        <w:br/>
-      </w:r>
-      <w:r>
-        <w:rPr>
-          <w:rStyle w:val="VerbatimChar"/>
-        </w:rPr>
-        <w:t xml:space="preserve">## 1        15,89        64,76         2,67      3204,91        62,61</w:t>
-      </w:r>
-      <w:r>
-        <w:br/>
-      </w:r>
-      <w:r>
-        <w:rPr>
-          <w:rStyle w:val="VerbatimChar"/>
-        </w:rPr>
-        <w:t xml:space="preserve">## 2        16,44        85,54         2,33      3946,86        72,23</w:t>
-      </w:r>
-      <w:r>
-        <w:br/>
-      </w:r>
-      <w:r>
-        <w:rPr>
-          <w:rStyle w:val="VerbatimChar"/>
-        </w:rPr>
-        <w:t xml:space="preserve">## 3        18,98        57,91         2,05      4264,59        73,15</w:t>
-      </w:r>
-      <w:r>
-        <w:br/>
-      </w:r>
-      <w:r>
-        <w:rPr>
-          <w:rStyle w:val="VerbatimChar"/>
-        </w:rPr>
-        <w:t xml:space="preserve">## 4        17,41        71,97         2,16      4212,73        71,86</w:t>
-      </w:r>
-      <w:r>
-        <w:br/>
-      </w:r>
-      <w:r>
-        <w:rPr>
-          <w:rStyle w:val="VerbatimChar"/>
-        </w:rPr>
-        <w:t xml:space="preserve">## 5        16,70        70,16         2,34      4125,33        87,15</w:t>
-      </w:r>
-      <w:r>
-        <w:br/>
-      </w:r>
-      <w:r>
-        <w:rPr>
-          <w:rStyle w:val="VerbatimChar"/>
-        </w:rPr>
-        <w:t xml:space="preserve">## 6        15,87        76,17         2,34      4269,36        86,98</w:t>
+        <w:t xml:space="preserve">## 1              1159,45               49,11                         212</w:t>
+      </w:r>
+      <w:r>
+        <w:br/>
+      </w:r>
+      <w:r>
+        <w:rPr>
+          <w:rStyle w:val="VerbatimChar"/>
+        </w:rPr>
+        <w:t xml:space="preserve">## 2               341,62               47,17                         201</w:t>
+      </w:r>
+      <w:r>
+        <w:br/>
+      </w:r>
+      <w:r>
+        <w:rPr>
+          <w:rStyle w:val="VerbatimChar"/>
+        </w:rPr>
+        <w:t xml:space="preserve">## 3               302,26                52,5                          64</w:t>
+      </w:r>
+      <w:r>
+        <w:br/>
+      </w:r>
+      <w:r>
+        <w:rPr>
+          <w:rStyle w:val="VerbatimChar"/>
+        </w:rPr>
+        <w:t xml:space="preserve">## 4               459,71               52,31                         171</w:t>
+      </w:r>
+      <w:r>
+        <w:br/>
+      </w:r>
+      <w:r>
+        <w:rPr>
+          <w:rStyle w:val="VerbatimChar"/>
+        </w:rPr>
+        <w:t xml:space="preserve">## 5               655,55               55,15                         750</w:t>
+      </w:r>
+      <w:r>
+        <w:br/>
+      </w:r>
+      <w:r>
+        <w:rPr>
+          <w:rStyle w:val="VerbatimChar"/>
+        </w:rPr>
+        <w:t xml:space="preserve">## 6               501,36               53,29                         567</w:t>
+      </w:r>
+      <w:r>
+        <w:br/>
+      </w:r>
+      <w:r>
+        <w:rPr>
+          <w:rStyle w:val="VerbatimChar"/>
+        </w:rPr>
+        <w:t xml:space="preserve">##   X279_Eco_ X523_Eco_ X671_Inf_Education X809_Inf_Education X744_Inf_Education</w:t>
+      </w:r>
+      <w:r>
+        <w:br/>
+      </w:r>
+      <w:r>
+        <w:rPr>
+          <w:rStyle w:val="VerbatimChar"/>
+        </w:rPr>
+        <w:t xml:space="preserve">## 1      4,68      2179              64,32                 19             125601</w:t>
+      </w:r>
+      <w:r>
+        <w:br/>
+      </w:r>
+      <w:r>
+        <w:rPr>
+          <w:rStyle w:val="VerbatimChar"/>
+        </w:rPr>
+        <w:t xml:space="preserve">## 2      6,72      1528              72,13               22,6              61641</w:t>
+      </w:r>
+      <w:r>
+        <w:br/>
+      </w:r>
+      <w:r>
+        <w:rPr>
+          <w:rStyle w:val="VerbatimChar"/>
+        </w:rPr>
+        <w:t xml:space="preserve">## 3       3,8       545              73,99               15,4              45387</w:t>
+      </w:r>
+      <w:r>
+        <w:br/>
+      </w:r>
+      <w:r>
+        <w:rPr>
+          <w:rStyle w:val="VerbatimChar"/>
+        </w:rPr>
+        <w:t xml:space="preserve">## 4      6,95      1559              77,19               10,8             132903</w:t>
+      </w:r>
+      <w:r>
+        <w:br/>
+      </w:r>
+      <w:r>
+        <w:rPr>
+          <w:rStyle w:val="VerbatimChar"/>
+        </w:rPr>
+        <w:t xml:space="preserve">## 5      3,97      2040               78,4               10,5             302860</w:t>
+      </w:r>
+      <w:r>
+        <w:br/>
+      </w:r>
+      <w:r>
+        <w:rPr>
+          <w:rStyle w:val="VerbatimChar"/>
+        </w:rPr>
+        <w:t xml:space="preserve">## 6      4,93      1881              77,11               10,8             105494</w:t>
+      </w:r>
+      <w:r>
+        <w:br/>
+      </w:r>
+      <w:r>
+        <w:rPr>
+          <w:rStyle w:val="VerbatimChar"/>
+        </w:rPr>
+        <w:t xml:space="preserve">##   X974_Inf_Education X10_Healthcare X642_Healthcare X257_Healthcare</w:t>
+      </w:r>
+      <w:r>
+        <w:br/>
+      </w:r>
+      <w:r>
+        <w:rPr>
+          <w:rStyle w:val="VerbatimChar"/>
+        </w:rPr>
+        <w:t xml:space="preserve">## 1               31,8          81,26               3              33</w:t>
+      </w:r>
+      <w:r>
+        <w:br/>
+      </w:r>
+      <w:r>
+        <w:rPr>
+          <w:rStyle w:val="VerbatimChar"/>
+        </w:rPr>
+        <w:t xml:space="preserve">## 2               37,1          82,75               1              20</w:t>
+      </w:r>
+      <w:r>
+        <w:br/>
+      </w:r>
+      <w:r>
+        <w:rPr>
+          <w:rStyle w:val="VerbatimChar"/>
+        </w:rPr>
+        <w:t xml:space="preserve">## 3               17,6          81,08               3               9</w:t>
+      </w:r>
+      <w:r>
+        <w:br/>
+      </w:r>
+      <w:r>
+        <w:rPr>
+          <w:rStyle w:val="VerbatimChar"/>
+        </w:rPr>
+        <w:t xml:space="preserve">## 4               13,8          83,51               1              23</w:t>
+      </w:r>
+      <w:r>
+        <w:br/>
+      </w:r>
+      <w:r>
+        <w:rPr>
+          <w:rStyle w:val="VerbatimChar"/>
+        </w:rPr>
+        <w:t xml:space="preserve">## 5               10,7          84,64               2              27</w:t>
+      </w:r>
+      <w:r>
+        <w:br/>
+      </w:r>
+      <w:r>
+        <w:rPr>
+          <w:rStyle w:val="VerbatimChar"/>
+        </w:rPr>
+        <w:t xml:space="preserve">## 6               12,5          85,61               2              30</w:t>
+      </w:r>
+      <w:r>
+        <w:br/>
+      </w:r>
+      <w:r>
+        <w:rPr>
+          <w:rStyle w:val="VerbatimChar"/>
+        </w:rPr>
+        <w:t xml:space="preserve">##   X902_Healthcare X148_Housing X465_Housing X674_Housing X477_Housing</w:t>
+      </w:r>
+      <w:r>
+        <w:br/>
+      </w:r>
+      <w:r>
+        <w:rPr>
+          <w:rStyle w:val="VerbatimChar"/>
+        </w:rPr>
+        <w:t xml:space="preserve">## 1             6,5        115,2        39,56        15,89        64,76</w:t>
+      </w:r>
+      <w:r>
+        <w:br/>
+      </w:r>
+      <w:r>
+        <w:rPr>
+          <w:rStyle w:val="VerbatimChar"/>
+        </w:rPr>
+        <w:t xml:space="preserve">## 2             3,7       124,08        38,68        16,44        85,54</w:t>
+      </w:r>
+      <w:r>
+        <w:br/>
+      </w:r>
+      <w:r>
+        <w:rPr>
+          <w:rStyle w:val="VerbatimChar"/>
+        </w:rPr>
+        <w:t xml:space="preserve">## 3             4,4        86,85        43,88        18,98        57,91</w:t>
+      </w:r>
+      <w:r>
+        <w:br/>
+      </w:r>
+      <w:r>
+        <w:rPr>
+          <w:rStyle w:val="VerbatimChar"/>
+        </w:rPr>
+        <w:t xml:space="preserve">## 4             7,8       111,18        40,32        17,41        71,97</w:t>
+      </w:r>
+      <w:r>
+        <w:br/>
+      </w:r>
+      <w:r>
+        <w:rPr>
+          <w:rStyle w:val="VerbatimChar"/>
+        </w:rPr>
+        <w:t xml:space="preserve">## 5             2,3        65,78        58,99         16,7        70,16</w:t>
+      </w:r>
+      <w:r>
+        <w:br/>
+      </w:r>
+      <w:r>
+        <w:rPr>
+          <w:rStyle w:val="VerbatimChar"/>
+        </w:rPr>
+        <w:t xml:space="preserve">## 6             2,1        79,68        56,18        15,87        76,17</w:t>
+      </w:r>
+      <w:r>
+        <w:br/>
+      </w:r>
+      <w:r>
+        <w:rPr>
+          <w:rStyle w:val="VerbatimChar"/>
+        </w:rPr>
+        <w:t xml:space="preserve">##   X139_Housing X866_Housing X653_Housing</w:t>
+      </w:r>
+      <w:r>
+        <w:br/>
+      </w:r>
+      <w:r>
+        <w:rPr>
+          <w:rStyle w:val="VerbatimChar"/>
+        </w:rPr>
+        <w:t xml:space="preserve">## 1         2,67      3204,91        62,61</w:t>
+      </w:r>
+      <w:r>
+        <w:br/>
+      </w:r>
+      <w:r>
+        <w:rPr>
+          <w:rStyle w:val="VerbatimChar"/>
+        </w:rPr>
+        <w:t xml:space="preserve">## 2         2,33      3946,86        72,23</w:t>
+      </w:r>
+      <w:r>
+        <w:br/>
+      </w:r>
+      <w:r>
+        <w:rPr>
+          <w:rStyle w:val="VerbatimChar"/>
+        </w:rPr>
+        <w:t xml:space="preserve">## 3         2,05      4264,59        73,15</w:t>
+      </w:r>
+      <w:r>
+        <w:br/>
+      </w:r>
+      <w:r>
+        <w:rPr>
+          <w:rStyle w:val="VerbatimChar"/>
+        </w:rPr>
+        <w:t xml:space="preserve">## 4         2,16      4212,73        71,86</w:t>
+      </w:r>
+      <w:r>
+        <w:br/>
+      </w:r>
+      <w:r>
+        <w:rPr>
+          <w:rStyle w:val="VerbatimChar"/>
+        </w:rPr>
+        <w:t xml:space="preserve">## 5         2,34      4125,33        87,15</w:t>
+      </w:r>
+      <w:r>
+        <w:br/>
+      </w:r>
+      <w:r>
+        <w:rPr>
+          <w:rStyle w:val="VerbatimChar"/>
+        </w:rPr>
+        <w:t xml:space="preserve">## 6         2,34      4269,36        86,98</w:t>
       </w:r>
       <w:r>
         <w:br/>
@@ -2545,52 +2545,52 @@
         <w:rPr>
           <w:rStyle w:val="VerbatimChar"/>
         </w:rPr>
-        <w:t xml:space="preserve">## 1                               2538185,00</w:t>
-      </w:r>
-      <w:r>
-        <w:br/>
-      </w:r>
-      <w:r>
-        <w:rPr>
-          <w:rStyle w:val="VerbatimChar"/>
-        </w:rPr>
-        <w:t xml:space="preserve">## 2                               3187146,00</w:t>
-      </w:r>
-      <w:r>
-        <w:br/>
-      </w:r>
-      <w:r>
-        <w:rPr>
-          <w:rStyle w:val="VerbatimChar"/>
-        </w:rPr>
-        <w:t xml:space="preserve">## 3                                129869,00</w:t>
-      </w:r>
-      <w:r>
-        <w:br/>
-      </w:r>
-      <w:r>
-        <w:rPr>
-          <w:rStyle w:val="VerbatimChar"/>
-        </w:rPr>
-        <w:t xml:space="preserve">## 4                               3724982,00</w:t>
-      </w:r>
-      <w:r>
-        <w:br/>
-      </w:r>
-      <w:r>
-        <w:rPr>
-          <w:rStyle w:val="VerbatimChar"/>
-        </w:rPr>
-        <w:t xml:space="preserve">## 5                               4707367,00</w:t>
-      </w:r>
-      <w:r>
-        <w:br/>
-      </w:r>
-      <w:r>
-        <w:rPr>
-          <w:rStyle w:val="VerbatimChar"/>
-        </w:rPr>
-        <w:t xml:space="preserve">## 6                                     0,00</w:t>
+        <w:t xml:space="preserve">## 1                                  2538185</w:t>
+      </w:r>
+      <w:r>
+        <w:br/>
+      </w:r>
+      <w:r>
+        <w:rPr>
+          <w:rStyle w:val="VerbatimChar"/>
+        </w:rPr>
+        <w:t xml:space="preserve">## 2                                  3187146</w:t>
+      </w:r>
+      <w:r>
+        <w:br/>
+      </w:r>
+      <w:r>
+        <w:rPr>
+          <w:rStyle w:val="VerbatimChar"/>
+        </w:rPr>
+        <w:t xml:space="preserve">## 3                                   129869</w:t>
+      </w:r>
+      <w:r>
+        <w:br/>
+      </w:r>
+      <w:r>
+        <w:rPr>
+          <w:rStyle w:val="VerbatimChar"/>
+        </w:rPr>
+        <w:t xml:space="preserve">## 4                                  3724982</w:t>
+      </w:r>
+      <w:r>
+        <w:br/>
+      </w:r>
+      <w:r>
+        <w:rPr>
+          <w:rStyle w:val="VerbatimChar"/>
+        </w:rPr>
+        <w:t xml:space="preserve">## 5                                  4707367</w:t>
+      </w:r>
+      <w:r>
+        <w:br/>
+      </w:r>
+      <w:r>
+        <w:rPr>
+          <w:rStyle w:val="VerbatimChar"/>
+        </w:rPr>
+        <w:t xml:space="preserve">## 6                                        0</w:t>
       </w:r>
       <w:r>
         <w:br/>
@@ -2608,16 +2608,16 @@
         <w:rPr>
           <w:rStyle w:val="VerbatimChar"/>
         </w:rPr>
-        <w:t xml:space="preserve">## 1                                     1,09                         0,00</w:t>
-      </w:r>
-      <w:r>
-        <w:br/>
-      </w:r>
-      <w:r>
-        <w:rPr>
-          <w:rStyle w:val="VerbatimChar"/>
-        </w:rPr>
-        <w:t xml:space="preserve">## 2                                     1,80                         0,00</w:t>
+        <w:t xml:space="preserve">## 1                                     1,09                            0</w:t>
+      </w:r>
+      <w:r>
+        <w:br/>
+      </w:r>
+      <w:r>
+        <w:rPr>
+          <w:rStyle w:val="VerbatimChar"/>
+        </w:rPr>
+        <w:t xml:space="preserve">## 2                                      1,8                            0</w:t>
       </w:r>
       <w:r>
         <w:br/>
@@ -2653,7 +2653,7 @@
         <w:rPr>
           <w:rStyle w:val="VerbatimChar"/>
         </w:rPr>
-        <w:t xml:space="preserve">## 6                                     1,06                         0,00</w:t>
+        <w:t xml:space="preserve">## 6                                     1,06                            0</w:t>
       </w:r>
       <w:r>
         <w:br/>
@@ -2680,7 +2680,7 @@
         <w:rPr>
           <w:rStyle w:val="VerbatimChar"/>
         </w:rPr>
-        <w:t xml:space="preserve">## 2                         0,00          53,76                          5,18</w:t>
+        <w:t xml:space="preserve">## 2                            0          53,76                          5,18</w:t>
       </w:r>
       <w:r>
         <w:br/>
@@ -2698,7 +2698,7 @@
         <w:rPr>
           <w:rStyle w:val="VerbatimChar"/>
         </w:rPr>
-        <w:t xml:space="preserve">## 4                         1,47          56,30                          3,99</w:t>
+        <w:t xml:space="preserve">## 4                         1,47           56,3                          3,99</w:t>
       </w:r>
       <w:r>
         <w:br/>
@@ -2716,7 +2716,7 @@
         <w:rPr>
           <w:rStyle w:val="VerbatimChar"/>
         </w:rPr>
-        <w:t xml:space="preserve">## 6                         0,00          65,89                          5,85</w:t>
+        <w:t xml:space="preserve">## 6                            0          65,89                          5,85</w:t>
       </w:r>
       <w:r>
         <w:br/>
@@ -2734,52 +2734,52 @@
         <w:rPr>
           <w:rStyle w:val="VerbatimChar"/>
         </w:rPr>
-        <w:t xml:space="preserve">## 1                    101,37     21,43    262,09   1677,00</w:t>
-      </w:r>
-      <w:r>
-        <w:br/>
-      </w:r>
-      <w:r>
-        <w:rPr>
-          <w:rStyle w:val="VerbatimChar"/>
-        </w:rPr>
-        <w:t xml:space="preserve">## 2                    123,29     17,53    440,47    623,00</w:t>
-      </w:r>
-      <w:r>
-        <w:br/>
-      </w:r>
-      <w:r>
-        <w:rPr>
-          <w:rStyle w:val="VerbatimChar"/>
-        </w:rPr>
-        <w:t xml:space="preserve">## 3                     95,89     14,29    414,11   1198,00</w:t>
-      </w:r>
-      <w:r>
-        <w:br/>
-      </w:r>
-      <w:r>
-        <w:rPr>
-          <w:rStyle w:val="VerbatimChar"/>
-        </w:rPr>
-        <w:t xml:space="preserve">## 4                    109,59     14,94    594,26   1108,00</w:t>
-      </w:r>
-      <w:r>
-        <w:br/>
-      </w:r>
-      <w:r>
-        <w:rPr>
-          <w:rStyle w:val="VerbatimChar"/>
-        </w:rPr>
-        <w:t xml:space="preserve">## 5                    101,37      5,84    434,02   3665,00</w:t>
-      </w:r>
-      <w:r>
-        <w:br/>
-      </w:r>
-      <w:r>
-        <w:rPr>
-          <w:rStyle w:val="VerbatimChar"/>
-        </w:rPr>
-        <w:t xml:space="preserve">## 6                    106,85      5,84    411,95   2501,00</w:t>
+        <w:t xml:space="preserve">## 1                    101,37     21,43    262,09      1677</w:t>
+      </w:r>
+      <w:r>
+        <w:br/>
+      </w:r>
+      <w:r>
+        <w:rPr>
+          <w:rStyle w:val="VerbatimChar"/>
+        </w:rPr>
+        <w:t xml:space="preserve">## 2                    123,29     17,53    440,47       623</w:t>
+      </w:r>
+      <w:r>
+        <w:br/>
+      </w:r>
+      <w:r>
+        <w:rPr>
+          <w:rStyle w:val="VerbatimChar"/>
+        </w:rPr>
+        <w:t xml:space="preserve">## 3                     95,89     14,29    414,11      1198</w:t>
+      </w:r>
+      <w:r>
+        <w:br/>
+      </w:r>
+      <w:r>
+        <w:rPr>
+          <w:rStyle w:val="VerbatimChar"/>
+        </w:rPr>
+        <w:t xml:space="preserve">## 4                    109,59     14,94    594,26      1108</w:t>
+      </w:r>
+      <w:r>
+        <w:br/>
+      </w:r>
+      <w:r>
+        <w:rPr>
+          <w:rStyle w:val="VerbatimChar"/>
+        </w:rPr>
+        <w:t xml:space="preserve">## 5                    101,37      5,84    434,02      3665</w:t>
+      </w:r>
+      <w:r>
+        <w:br/>
+      </w:r>
+      <w:r>
+        <w:rPr>
+          <w:rStyle w:val="VerbatimChar"/>
+        </w:rPr>
+        <w:t xml:space="preserve">## 6                    106,85      5,84    411,95      2501</w:t>
       </w:r>
       <w:r>
         <w:br/>
@@ -2815,7 +2815,7 @@
         <w:rPr>
           <w:rStyle w:val="VerbatimChar"/>
         </w:rPr>
-        <w:t xml:space="preserve">## 3                                  42,10</w:t>
+        <w:t xml:space="preserve">## 3                                   42,1</w:t>
       </w:r>
       <w:r>
         <w:br/>
@@ -2923,7 +2923,7 @@
         <w:rPr>
           <w:rStyle w:val="VerbatimChar"/>
         </w:rPr>
-        <w:t xml:space="preserve">## 1                                    61,90                 37,13</w:t>
+        <w:t xml:space="preserve">## 1                                     61,9                 37,13</w:t>
       </w:r>
       <w:r>
         <w:br/>
@@ -3022,7 +3022,7 @@
         <w:rPr>
           <w:rStyle w:val="VerbatimChar"/>
         </w:rPr>
-        <w:t xml:space="preserve">## 5                                14,30                            8,50</w:t>
+        <w:t xml:space="preserve">## 5                                 14,3                             8,5</w:t>
       </w:r>
       <w:r>
         <w:br/>
@@ -3112,115 +3112,115 @@
         <w:rPr>
           <w:rStyle w:val="VerbatimChar"/>
         </w:rPr>
-        <w:t xml:space="preserve">## 1                        343,00                      981,61   2455,00     68,71</w:t>
-      </w:r>
-      <w:r>
-        <w:br/>
-      </w:r>
-      <w:r>
-        <w:rPr>
-          <w:rStyle w:val="VerbatimChar"/>
-        </w:rPr>
-        <w:t xml:space="preserve">## 2                        231,00                      670,09   1791,00     66,98</w:t>
-      </w:r>
-      <w:r>
-        <w:br/>
-      </w:r>
-      <w:r>
-        <w:rPr>
-          <w:rStyle w:val="VerbatimChar"/>
-        </w:rPr>
-        <w:t xml:space="preserve">## 3                         64,00                     1120,37   1161,00     53,06</w:t>
-      </w:r>
-      <w:r>
-        <w:br/>
-      </w:r>
-      <w:r>
-        <w:rPr>
-          <w:rStyle w:val="VerbatimChar"/>
-        </w:rPr>
-        <w:t xml:space="preserve">## 4                        235,00                      710,15   2035,00     44,75</w:t>
-      </w:r>
-      <w:r>
-        <w:br/>
-      </w:r>
-      <w:r>
-        <w:rPr>
-          <w:rStyle w:val="VerbatimChar"/>
-        </w:rPr>
-        <w:t xml:space="preserve">## 5                         97,00                     1022,82   2410,00     55,12</w:t>
-      </w:r>
-      <w:r>
-        <w:br/>
-      </w:r>
-      <w:r>
-        <w:rPr>
-          <w:rStyle w:val="VerbatimChar"/>
-        </w:rPr>
-        <w:t xml:space="preserve">## 6                        105,00                      937,05   1696,00     57,27</w:t>
-      </w:r>
-      <w:r>
-        <w:br/>
-      </w:r>
-      <w:r>
-        <w:rPr>
-          <w:rStyle w:val="VerbatimChar"/>
-        </w:rPr>
-        <w:t xml:space="preserve">##   Satisfacción_Barrio</w:t>
-      </w:r>
-      <w:r>
-        <w:br/>
-      </w:r>
-      <w:r>
-        <w:rPr>
-          <w:rStyle w:val="VerbatimChar"/>
-        </w:rPr>
-        <w:t xml:space="preserve">## 1                5,88</w:t>
-      </w:r>
-      <w:r>
-        <w:br/>
-      </w:r>
-      <w:r>
-        <w:rPr>
-          <w:rStyle w:val="VerbatimChar"/>
-        </w:rPr>
-        <w:t xml:space="preserve">## 2                6,71</w:t>
-      </w:r>
-      <w:r>
-        <w:br/>
-      </w:r>
-      <w:r>
-        <w:rPr>
-          <w:rStyle w:val="VerbatimChar"/>
-        </w:rPr>
-        <w:t xml:space="preserve">## 3                7,40</w:t>
-      </w:r>
-      <w:r>
-        <w:br/>
-      </w:r>
-      <w:r>
-        <w:rPr>
-          <w:rStyle w:val="VerbatimChar"/>
-        </w:rPr>
-        <w:t xml:space="preserve">## 4                6,53</w:t>
-      </w:r>
-      <w:r>
-        <w:br/>
-      </w:r>
-      <w:r>
-        <w:rPr>
-          <w:rStyle w:val="VerbatimChar"/>
-        </w:rPr>
-        <w:t xml:space="preserve">## 5                7,60</w:t>
-      </w:r>
-      <w:r>
-        <w:br/>
-      </w:r>
-      <w:r>
-        <w:rPr>
-          <w:rStyle w:val="VerbatimChar"/>
-        </w:rPr>
-        <w:t xml:space="preserve">## 6                7,77</w:t>
+        <w:t xml:space="preserve">## 1                           343                      981,61      2455     68,71</w:t>
+      </w:r>
+      <w:r>
+        <w:br/>
+      </w:r>
+      <w:r>
+        <w:rPr>
+          <w:rStyle w:val="VerbatimChar"/>
+        </w:rPr>
+        <w:t xml:space="preserve">## 2                           231                      670,09      1791     66,98</w:t>
+      </w:r>
+      <w:r>
+        <w:br/>
+      </w:r>
+      <w:r>
+        <w:rPr>
+          <w:rStyle w:val="VerbatimChar"/>
+        </w:rPr>
+        <w:t xml:space="preserve">## 3                            64                     1120,37      1161     53,06</w:t>
+      </w:r>
+      <w:r>
+        <w:br/>
+      </w:r>
+      <w:r>
+        <w:rPr>
+          <w:rStyle w:val="VerbatimChar"/>
+        </w:rPr>
+        <w:t xml:space="preserve">## 4                           235                      710,15      2035     44,75</w:t>
+      </w:r>
+      <w:r>
+        <w:br/>
+      </w:r>
+      <w:r>
+        <w:rPr>
+          <w:rStyle w:val="VerbatimChar"/>
+        </w:rPr>
+        <w:t xml:space="preserve">## 5                            97                     1022,82      2410     55,12</w:t>
+      </w:r>
+      <w:r>
+        <w:br/>
+      </w:r>
+      <w:r>
+        <w:rPr>
+          <w:rStyle w:val="VerbatimChar"/>
+        </w:rPr>
+        <w:t xml:space="preserve">## 6                           105                      937,05      1696     57,27</w:t>
+      </w:r>
+      <w:r>
+        <w:br/>
+      </w:r>
+      <w:r>
+        <w:rPr>
+          <w:rStyle w:val="VerbatimChar"/>
+        </w:rPr>
+        <w:t xml:space="preserve">##   X877_Urb_Air.quality Satisfacción_Barrio</w:t>
+      </w:r>
+      <w:r>
+        <w:br/>
+      </w:r>
+      <w:r>
+        <w:rPr>
+          <w:rStyle w:val="VerbatimChar"/>
+        </w:rPr>
+        <w:t xml:space="preserve">## 1                 5926                5,88</w:t>
+      </w:r>
+      <w:r>
+        <w:br/>
+      </w:r>
+      <w:r>
+        <w:rPr>
+          <w:rStyle w:val="VerbatimChar"/>
+        </w:rPr>
+        <w:t xml:space="preserve">## 2                 5479                6,71</w:t>
+      </w:r>
+      <w:r>
+        <w:br/>
+      </w:r>
+      <w:r>
+        <w:rPr>
+          <w:rStyle w:val="VerbatimChar"/>
+        </w:rPr>
+        <w:t xml:space="preserve">## 3                 3274                 7,4</w:t>
+      </w:r>
+      <w:r>
+        <w:br/>
+      </w:r>
+      <w:r>
+        <w:rPr>
+          <w:rStyle w:val="VerbatimChar"/>
+        </w:rPr>
+        <w:t xml:space="preserve">## 4                 9410                6,53</w:t>
+      </w:r>
+      <w:r>
+        <w:br/>
+      </w:r>
+      <w:r>
+        <w:rPr>
+          <w:rStyle w:val="VerbatimChar"/>
+        </w:rPr>
+        <w:t xml:space="preserve">## 5                13528                 7,6</w:t>
+      </w:r>
+      <w:r>
+        <w:br/>
+      </w:r>
+      <w:r>
+        <w:rPr>
+          <w:rStyle w:val="VerbatimChar"/>
+        </w:rPr>
+        <w:t xml:space="preserve">## 6                 9106                7,77</w:t>
       </w:r>
     </w:p>
     <w:p>
@@ -3516,331 +3516,331 @@
         <w:rPr>
           <w:rStyle w:val="VerbatimChar"/>
         </w:rPr>
-        <w:t xml:space="preserve">## [15] "X877_Inf_Air.quality"                                   </w:t>
-      </w:r>
-      <w:r>
-        <w:br/>
-      </w:r>
-      <w:r>
-        <w:rPr>
-          <w:rStyle w:val="VerbatimChar"/>
-        </w:rPr>
-        <w:t xml:space="preserve">## [16] "X671_Inf_Education"                                     </w:t>
-      </w:r>
-      <w:r>
-        <w:br/>
-      </w:r>
-      <w:r>
-        <w:rPr>
-          <w:rStyle w:val="VerbatimChar"/>
-        </w:rPr>
-        <w:t xml:space="preserve">## [17] "X809_Inf_Education"                                     </w:t>
-      </w:r>
-      <w:r>
-        <w:br/>
-      </w:r>
-      <w:r>
-        <w:rPr>
-          <w:rStyle w:val="VerbatimChar"/>
-        </w:rPr>
-        <w:t xml:space="preserve">## [18] "X744_Inf_Education"                                     </w:t>
-      </w:r>
-      <w:r>
-        <w:br/>
-      </w:r>
-      <w:r>
-        <w:rPr>
-          <w:rStyle w:val="VerbatimChar"/>
-        </w:rPr>
-        <w:t xml:space="preserve">## [19] "X974_Inf_Education"                                     </w:t>
-      </w:r>
-      <w:r>
-        <w:br/>
-      </w:r>
-      <w:r>
-        <w:rPr>
-          <w:rStyle w:val="VerbatimChar"/>
-        </w:rPr>
-        <w:t xml:space="preserve">## [20] "X10_Healthcare"                                         </w:t>
-      </w:r>
-      <w:r>
-        <w:br/>
-      </w:r>
-      <w:r>
-        <w:rPr>
-          <w:rStyle w:val="VerbatimChar"/>
-        </w:rPr>
-        <w:t xml:space="preserve">## [21] "X642_Healthcare"                                        </w:t>
-      </w:r>
-      <w:r>
-        <w:br/>
-      </w:r>
-      <w:r>
-        <w:rPr>
-          <w:rStyle w:val="VerbatimChar"/>
-        </w:rPr>
-        <w:t xml:space="preserve">## [22] "X257_Healthcare"                                        </w:t>
-      </w:r>
-      <w:r>
-        <w:br/>
-      </w:r>
-      <w:r>
-        <w:rPr>
-          <w:rStyle w:val="VerbatimChar"/>
-        </w:rPr>
-        <w:t xml:space="preserve">## [23] "X902_Healthcare"                                        </w:t>
-      </w:r>
-      <w:r>
-        <w:br/>
-      </w:r>
-      <w:r>
-        <w:rPr>
-          <w:rStyle w:val="VerbatimChar"/>
-        </w:rPr>
-        <w:t xml:space="preserve">## [24] "X148_Housing"                                           </w:t>
-      </w:r>
-      <w:r>
-        <w:br/>
-      </w:r>
-      <w:r>
-        <w:rPr>
-          <w:rStyle w:val="VerbatimChar"/>
-        </w:rPr>
-        <w:t xml:space="preserve">## [25] "X465_Housing"                                           </w:t>
-      </w:r>
-      <w:r>
-        <w:br/>
-      </w:r>
-      <w:r>
-        <w:rPr>
-          <w:rStyle w:val="VerbatimChar"/>
-        </w:rPr>
-        <w:t xml:space="preserve">## [26] "X674_Housing"                                           </w:t>
-      </w:r>
-      <w:r>
-        <w:br/>
-      </w:r>
-      <w:r>
-        <w:rPr>
-          <w:rStyle w:val="VerbatimChar"/>
-        </w:rPr>
-        <w:t xml:space="preserve">## [27] "X477_Housing"                                           </w:t>
-      </w:r>
-      <w:r>
-        <w:br/>
-      </w:r>
-      <w:r>
-        <w:rPr>
-          <w:rStyle w:val="VerbatimChar"/>
-        </w:rPr>
-        <w:t xml:space="preserve">## [28] "X139_Housing"                                           </w:t>
-      </w:r>
-      <w:r>
-        <w:br/>
-      </w:r>
-      <w:r>
-        <w:rPr>
-          <w:rStyle w:val="VerbatimChar"/>
-        </w:rPr>
-        <w:t xml:space="preserve">## [29] "X866_Housing"                                           </w:t>
-      </w:r>
-      <w:r>
-        <w:br/>
-      </w:r>
-      <w:r>
-        <w:rPr>
-          <w:rStyle w:val="VerbatimChar"/>
-        </w:rPr>
-        <w:t xml:space="preserve">## [30] "X653_Housing"                                           </w:t>
-      </w:r>
-      <w:r>
-        <w:br/>
-      </w:r>
-      <w:r>
-        <w:rPr>
-          <w:rStyle w:val="VerbatimChar"/>
-        </w:rPr>
-        <w:t xml:space="preserve">## [31] "X569_Inf_Leisure.and.cultural.activities"               </w:t>
-      </w:r>
-      <w:r>
-        <w:br/>
-      </w:r>
-      <w:r>
-        <w:rPr>
-          <w:rStyle w:val="VerbatimChar"/>
-        </w:rPr>
-        <w:t xml:space="preserve">## [32] "X198_Inf_Leisure.and.cultural.activities"               </w:t>
-      </w:r>
-      <w:r>
-        <w:br/>
-      </w:r>
-      <w:r>
-        <w:rPr>
-          <w:rStyle w:val="VerbatimChar"/>
-        </w:rPr>
-        <w:t xml:space="preserve">## [33] "X484_Inf_Nature.based.assets"                           </w:t>
-      </w:r>
-      <w:r>
-        <w:br/>
-      </w:r>
-      <w:r>
-        <w:rPr>
-          <w:rStyle w:val="VerbatimChar"/>
-        </w:rPr>
-        <w:t xml:space="preserve">## [34] "X633_Inf_Nature.based.assets"                           </w:t>
-      </w:r>
-      <w:r>
-        <w:br/>
-      </w:r>
-      <w:r>
-        <w:rPr>
-          <w:rStyle w:val="VerbatimChar"/>
-        </w:rPr>
-        <w:t xml:space="preserve">## [35] "X479_Inf_Noise"                                         </w:t>
-      </w:r>
-      <w:r>
-        <w:br/>
-      </w:r>
-      <w:r>
-        <w:rPr>
-          <w:rStyle w:val="VerbatimChar"/>
-        </w:rPr>
-        <w:t xml:space="preserve">## [36] "X1041_Inf_Security.and.safety"                          </w:t>
-      </w:r>
-      <w:r>
-        <w:br/>
-      </w:r>
-      <w:r>
-        <w:rPr>
-          <w:rStyle w:val="VerbatimChar"/>
-        </w:rPr>
-        <w:t xml:space="preserve">## [37] "X30_Inf_Water.consumption"                              </w:t>
-      </w:r>
-      <w:r>
-        <w:br/>
-      </w:r>
-      <w:r>
-        <w:rPr>
-          <w:rStyle w:val="VerbatimChar"/>
-        </w:rPr>
-        <w:t xml:space="preserve">## [38] "X989_Mob_"                                              </w:t>
-      </w:r>
-      <w:r>
-        <w:br/>
-      </w:r>
-      <w:r>
-        <w:rPr>
-          <w:rStyle w:val="VerbatimChar"/>
-        </w:rPr>
-        <w:t xml:space="preserve">## [39] "X361_Mob_"                                              </w:t>
-      </w:r>
-      <w:r>
-        <w:br/>
-      </w:r>
-      <w:r>
-        <w:rPr>
-          <w:rStyle w:val="VerbatimChar"/>
-        </w:rPr>
-        <w:t xml:space="preserve">## [40] "X515_Mob_"                                              </w:t>
-      </w:r>
-      <w:r>
-        <w:br/>
-      </w:r>
-      <w:r>
-        <w:rPr>
-          <w:rStyle w:val="VerbatimChar"/>
-        </w:rPr>
-        <w:t xml:space="preserve">## [41] "X9_Soc_Cultural.diversity.and.identity"                 </w:t>
-      </w:r>
-      <w:r>
-        <w:br/>
-      </w:r>
-      <w:r>
-        <w:rPr>
-          <w:rStyle w:val="VerbatimChar"/>
-        </w:rPr>
-        <w:t xml:space="preserve">## [42] "X329_Soc_Cultural.diversity.and.identity"               </w:t>
-      </w:r>
-      <w:r>
-        <w:br/>
-      </w:r>
-      <w:r>
-        <w:rPr>
-          <w:rStyle w:val="VerbatimChar"/>
-        </w:rPr>
-        <w:t xml:space="preserve">## [43] "X670_Soc_Cultural.diversity.and.identity"               </w:t>
-      </w:r>
-      <w:r>
-        <w:br/>
-      </w:r>
-      <w:r>
-        <w:rPr>
-          <w:rStyle w:val="VerbatimChar"/>
-        </w:rPr>
-        <w:t xml:space="preserve">## [44] "X123_Soc_Demographics"                                  </w:t>
-      </w:r>
-      <w:r>
-        <w:br/>
-      </w:r>
-      <w:r>
-        <w:rPr>
-          <w:rStyle w:val="VerbatimChar"/>
-        </w:rPr>
-        <w:t xml:space="preserve">## [45] "X589_Soc_Density.of.social.relations"                   </w:t>
-      </w:r>
-      <w:r>
-        <w:br/>
-      </w:r>
-      <w:r>
-        <w:rPr>
-          <w:rStyle w:val="VerbatimChar"/>
-        </w:rPr>
-        <w:t xml:space="preserve">## [46] "X331_Soc_Equality.and.diversity"                        </w:t>
-      </w:r>
-      <w:r>
-        <w:br/>
-      </w:r>
-      <w:r>
-        <w:rPr>
-          <w:rStyle w:val="VerbatimChar"/>
-        </w:rPr>
-        <w:t xml:space="preserve">## [47] "X799_Soc_Public.participation.and.trust.in.institutions"</w:t>
-      </w:r>
-      <w:r>
-        <w:br/>
-      </w:r>
-      <w:r>
-        <w:rPr>
-          <w:rStyle w:val="VerbatimChar"/>
-        </w:rPr>
-        <w:t xml:space="preserve">## [48] "X565_Soc_Social.participation"                          </w:t>
-      </w:r>
-      <w:r>
-        <w:br/>
-      </w:r>
-      <w:r>
-        <w:rPr>
-          <w:rStyle w:val="VerbatimChar"/>
-        </w:rPr>
-        <w:t xml:space="preserve">## [49] "X348_Urb_Population.density"                            </w:t>
-      </w:r>
-      <w:r>
-        <w:br/>
-      </w:r>
-      <w:r>
-        <w:rPr>
-          <w:rStyle w:val="VerbatimChar"/>
-        </w:rPr>
-        <w:t xml:space="preserve">## [50] "X265_Urb_"                                              </w:t>
-      </w:r>
-      <w:r>
-        <w:br/>
-      </w:r>
-      <w:r>
-        <w:rPr>
-          <w:rStyle w:val="VerbatimChar"/>
-        </w:rPr>
-        <w:t xml:space="preserve">## [51] "X534_Urb_"                                              </w:t>
+        <w:t xml:space="preserve">## [15] "X671_Inf_Education"                                     </w:t>
+      </w:r>
+      <w:r>
+        <w:br/>
+      </w:r>
+      <w:r>
+        <w:rPr>
+          <w:rStyle w:val="VerbatimChar"/>
+        </w:rPr>
+        <w:t xml:space="preserve">## [16] "X809_Inf_Education"                                     </w:t>
+      </w:r>
+      <w:r>
+        <w:br/>
+      </w:r>
+      <w:r>
+        <w:rPr>
+          <w:rStyle w:val="VerbatimChar"/>
+        </w:rPr>
+        <w:t xml:space="preserve">## [17] "X744_Inf_Education"                                     </w:t>
+      </w:r>
+      <w:r>
+        <w:br/>
+      </w:r>
+      <w:r>
+        <w:rPr>
+          <w:rStyle w:val="VerbatimChar"/>
+        </w:rPr>
+        <w:t xml:space="preserve">## [18] "X974_Inf_Education"                                     </w:t>
+      </w:r>
+      <w:r>
+        <w:br/>
+      </w:r>
+      <w:r>
+        <w:rPr>
+          <w:rStyle w:val="VerbatimChar"/>
+        </w:rPr>
+        <w:t xml:space="preserve">## [19] "X10_Healthcare"                                         </w:t>
+      </w:r>
+      <w:r>
+        <w:br/>
+      </w:r>
+      <w:r>
+        <w:rPr>
+          <w:rStyle w:val="VerbatimChar"/>
+        </w:rPr>
+        <w:t xml:space="preserve">## [20] "X642_Healthcare"                                        </w:t>
+      </w:r>
+      <w:r>
+        <w:br/>
+      </w:r>
+      <w:r>
+        <w:rPr>
+          <w:rStyle w:val="VerbatimChar"/>
+        </w:rPr>
+        <w:t xml:space="preserve">## [21] "X257_Healthcare"                                        </w:t>
+      </w:r>
+      <w:r>
+        <w:br/>
+      </w:r>
+      <w:r>
+        <w:rPr>
+          <w:rStyle w:val="VerbatimChar"/>
+        </w:rPr>
+        <w:t xml:space="preserve">## [22] "X902_Healthcare"                                        </w:t>
+      </w:r>
+      <w:r>
+        <w:br/>
+      </w:r>
+      <w:r>
+        <w:rPr>
+          <w:rStyle w:val="VerbatimChar"/>
+        </w:rPr>
+        <w:t xml:space="preserve">## [23] "X148_Housing"                                           </w:t>
+      </w:r>
+      <w:r>
+        <w:br/>
+      </w:r>
+      <w:r>
+        <w:rPr>
+          <w:rStyle w:val="VerbatimChar"/>
+        </w:rPr>
+        <w:t xml:space="preserve">## [24] "X465_Housing"                                           </w:t>
+      </w:r>
+      <w:r>
+        <w:br/>
+      </w:r>
+      <w:r>
+        <w:rPr>
+          <w:rStyle w:val="VerbatimChar"/>
+        </w:rPr>
+        <w:t xml:space="preserve">## [25] "X674_Housing"                                           </w:t>
+      </w:r>
+      <w:r>
+        <w:br/>
+      </w:r>
+      <w:r>
+        <w:rPr>
+          <w:rStyle w:val="VerbatimChar"/>
+        </w:rPr>
+        <w:t xml:space="preserve">## [26] "X477_Housing"                                           </w:t>
+      </w:r>
+      <w:r>
+        <w:br/>
+      </w:r>
+      <w:r>
+        <w:rPr>
+          <w:rStyle w:val="VerbatimChar"/>
+        </w:rPr>
+        <w:t xml:space="preserve">## [27] "X139_Housing"                                           </w:t>
+      </w:r>
+      <w:r>
+        <w:br/>
+      </w:r>
+      <w:r>
+        <w:rPr>
+          <w:rStyle w:val="VerbatimChar"/>
+        </w:rPr>
+        <w:t xml:space="preserve">## [28] "X866_Housing"                                           </w:t>
+      </w:r>
+      <w:r>
+        <w:br/>
+      </w:r>
+      <w:r>
+        <w:rPr>
+          <w:rStyle w:val="VerbatimChar"/>
+        </w:rPr>
+        <w:t xml:space="preserve">## [29] "X653_Housing"                                           </w:t>
+      </w:r>
+      <w:r>
+        <w:br/>
+      </w:r>
+      <w:r>
+        <w:rPr>
+          <w:rStyle w:val="VerbatimChar"/>
+        </w:rPr>
+        <w:t xml:space="preserve">## [30] "X569_Inf_Leisure.and.cultural.activities"               </w:t>
+      </w:r>
+      <w:r>
+        <w:br/>
+      </w:r>
+      <w:r>
+        <w:rPr>
+          <w:rStyle w:val="VerbatimChar"/>
+        </w:rPr>
+        <w:t xml:space="preserve">## [31] "X198_Inf_Leisure.and.cultural.activities"               </w:t>
+      </w:r>
+      <w:r>
+        <w:br/>
+      </w:r>
+      <w:r>
+        <w:rPr>
+          <w:rStyle w:val="VerbatimChar"/>
+        </w:rPr>
+        <w:t xml:space="preserve">## [32] "X484_Inf_Nature.based.assets"                           </w:t>
+      </w:r>
+      <w:r>
+        <w:br/>
+      </w:r>
+      <w:r>
+        <w:rPr>
+          <w:rStyle w:val="VerbatimChar"/>
+        </w:rPr>
+        <w:t xml:space="preserve">## [33] "X633_Inf_Nature.based.assets"                           </w:t>
+      </w:r>
+      <w:r>
+        <w:br/>
+      </w:r>
+      <w:r>
+        <w:rPr>
+          <w:rStyle w:val="VerbatimChar"/>
+        </w:rPr>
+        <w:t xml:space="preserve">## [34] "X479_Inf_Noise"                                         </w:t>
+      </w:r>
+      <w:r>
+        <w:br/>
+      </w:r>
+      <w:r>
+        <w:rPr>
+          <w:rStyle w:val="VerbatimChar"/>
+        </w:rPr>
+        <w:t xml:space="preserve">## [35] "X1041_Inf_Security.and.safety"                          </w:t>
+      </w:r>
+      <w:r>
+        <w:br/>
+      </w:r>
+      <w:r>
+        <w:rPr>
+          <w:rStyle w:val="VerbatimChar"/>
+        </w:rPr>
+        <w:t xml:space="preserve">## [36] "X30_Inf_Water.consumption"                              </w:t>
+      </w:r>
+      <w:r>
+        <w:br/>
+      </w:r>
+      <w:r>
+        <w:rPr>
+          <w:rStyle w:val="VerbatimChar"/>
+        </w:rPr>
+        <w:t xml:space="preserve">## [37] "X989_Mob_"                                              </w:t>
+      </w:r>
+      <w:r>
+        <w:br/>
+      </w:r>
+      <w:r>
+        <w:rPr>
+          <w:rStyle w:val="VerbatimChar"/>
+        </w:rPr>
+        <w:t xml:space="preserve">## [38] "X361_Mob_"                                              </w:t>
+      </w:r>
+      <w:r>
+        <w:br/>
+      </w:r>
+      <w:r>
+        <w:rPr>
+          <w:rStyle w:val="VerbatimChar"/>
+        </w:rPr>
+        <w:t xml:space="preserve">## [39] "X515_Mob_"                                              </w:t>
+      </w:r>
+      <w:r>
+        <w:br/>
+      </w:r>
+      <w:r>
+        <w:rPr>
+          <w:rStyle w:val="VerbatimChar"/>
+        </w:rPr>
+        <w:t xml:space="preserve">## [40] "X9_Soc_Cultural.diversity.and.identity"                 </w:t>
+      </w:r>
+      <w:r>
+        <w:br/>
+      </w:r>
+      <w:r>
+        <w:rPr>
+          <w:rStyle w:val="VerbatimChar"/>
+        </w:rPr>
+        <w:t xml:space="preserve">## [41] "X329_Soc_Cultural.diversity.and.identity"               </w:t>
+      </w:r>
+      <w:r>
+        <w:br/>
+      </w:r>
+      <w:r>
+        <w:rPr>
+          <w:rStyle w:val="VerbatimChar"/>
+        </w:rPr>
+        <w:t xml:space="preserve">## [42] "X670_Soc_Cultural.diversity.and.identity"               </w:t>
+      </w:r>
+      <w:r>
+        <w:br/>
+      </w:r>
+      <w:r>
+        <w:rPr>
+          <w:rStyle w:val="VerbatimChar"/>
+        </w:rPr>
+        <w:t xml:space="preserve">## [43] "X123_Soc_Demographics"                                  </w:t>
+      </w:r>
+      <w:r>
+        <w:br/>
+      </w:r>
+      <w:r>
+        <w:rPr>
+          <w:rStyle w:val="VerbatimChar"/>
+        </w:rPr>
+        <w:t xml:space="preserve">## [44] "X589_Soc_Density.of.social.relations"                   </w:t>
+      </w:r>
+      <w:r>
+        <w:br/>
+      </w:r>
+      <w:r>
+        <w:rPr>
+          <w:rStyle w:val="VerbatimChar"/>
+        </w:rPr>
+        <w:t xml:space="preserve">## [45] "X331_Soc_Equality.and.diversity"                        </w:t>
+      </w:r>
+      <w:r>
+        <w:br/>
+      </w:r>
+      <w:r>
+        <w:rPr>
+          <w:rStyle w:val="VerbatimChar"/>
+        </w:rPr>
+        <w:t xml:space="preserve">## [46] "X799_Soc_Public.participation.and.trust.in.institutions"</w:t>
+      </w:r>
+      <w:r>
+        <w:br/>
+      </w:r>
+      <w:r>
+        <w:rPr>
+          <w:rStyle w:val="VerbatimChar"/>
+        </w:rPr>
+        <w:t xml:space="preserve">## [47] "X565_Soc_Social.participation"                          </w:t>
+      </w:r>
+      <w:r>
+        <w:br/>
+      </w:r>
+      <w:r>
+        <w:rPr>
+          <w:rStyle w:val="VerbatimChar"/>
+        </w:rPr>
+        <w:t xml:space="preserve">## [48] "X348_Urb_Population.density"                            </w:t>
+      </w:r>
+      <w:r>
+        <w:br/>
+      </w:r>
+      <w:r>
+        <w:rPr>
+          <w:rStyle w:val="VerbatimChar"/>
+        </w:rPr>
+        <w:t xml:space="preserve">## [49] "X265_Urb_"                                              </w:t>
+      </w:r>
+      <w:r>
+        <w:br/>
+      </w:r>
+      <w:r>
+        <w:rPr>
+          <w:rStyle w:val="VerbatimChar"/>
+        </w:rPr>
+        <w:t xml:space="preserve">## [50] "X534_Urb_"                                              </w:t>
+      </w:r>
+      <w:r>
+        <w:br/>
+      </w:r>
+      <w:r>
+        <w:rPr>
+          <w:rStyle w:val="VerbatimChar"/>
+        </w:rPr>
+        <w:t xml:space="preserve">## [51] "X877_Urb_Air.quality"                                   </w:t>
       </w:r>
       <w:r>
         <w:br/>
@@ -4021,7 +4021,7 @@
         <w:rPr>
           <w:rStyle w:val="StringTok"/>
         </w:rPr>
-        <w:t xml:space="preserve">"X877_Inf_Air.quality"</w:t>
+        <w:t xml:space="preserve">"X671_Inf_Education"</w:t>
       </w:r>
       <w:r>
         <w:rPr>
@@ -4033,7 +4033,19 @@
         <w:rPr>
           <w:rStyle w:val="StringTok"/>
         </w:rPr>
-        <w:t xml:space="preserve">"X671_Inf_Education"</w:t>
+        <w:t xml:space="preserve">"X809_Inf_Education"</w:t>
+      </w:r>
+      <w:r>
+        <w:rPr>
+          <w:rStyle w:val="NormalTok"/>
+        </w:rPr>
+        <w:t xml:space="preserve">,</w:t>
+      </w:r>
+      <w:r>
+        <w:rPr>
+          <w:rStyle w:val="StringTok"/>
+        </w:rPr>
+        <w:t xml:space="preserve">"X744_Inf_Education"</w:t>
       </w:r>
       <w:r>
         <w:rPr>
@@ -4045,7 +4057,118 @@
         <w:rPr>
           <w:rStyle w:val="StringTok"/>
         </w:rPr>
-        <w:t xml:space="preserve">"X809_Inf_Education"</w:t>
+        <w:t xml:space="preserve">"X974_Inf_Education"</w:t>
+      </w:r>
+      <w:r>
+        <w:rPr>
+          <w:rStyle w:val="NormalTok"/>
+        </w:rPr>
+        <w:t xml:space="preserve">, </w:t>
+      </w:r>
+      <w:r>
+        <w:br/>
+      </w:r>
+      <w:r>
+        <w:rPr>
+          <w:rStyle w:val="StringTok"/>
+        </w:rPr>
+        <w:t xml:space="preserve">"X10_Healthcare"</w:t>
+      </w:r>
+      <w:r>
+        <w:rPr>
+          <w:rStyle w:val="NormalTok"/>
+        </w:rPr>
+        <w:t xml:space="preserve">, </w:t>
+      </w:r>
+      <w:r>
+        <w:rPr>
+          <w:rStyle w:val="StringTok"/>
+        </w:rPr>
+        <w:t xml:space="preserve">"X642_Healthcare"</w:t>
+      </w:r>
+      <w:r>
+        <w:rPr>
+          <w:rStyle w:val="NormalTok"/>
+        </w:rPr>
+        <w:t xml:space="preserve">, </w:t>
+      </w:r>
+      <w:r>
+        <w:rPr>
+          <w:rStyle w:val="StringTok"/>
+        </w:rPr>
+        <w:t xml:space="preserve">"X257_Healthcare"</w:t>
+      </w:r>
+      <w:r>
+        <w:rPr>
+          <w:rStyle w:val="NormalTok"/>
+        </w:rPr>
+        <w:t xml:space="preserve">, </w:t>
+      </w:r>
+      <w:r>
+        <w:rPr>
+          <w:rStyle w:val="StringTok"/>
+        </w:rPr>
+        <w:t xml:space="preserve">"X902_Healthcare"</w:t>
+      </w:r>
+      <w:r>
+        <w:rPr>
+          <w:rStyle w:val="NormalTok"/>
+        </w:rPr>
+        <w:t xml:space="preserve">, </w:t>
+      </w:r>
+      <w:r>
+        <w:rPr>
+          <w:rStyle w:val="StringTok"/>
+        </w:rPr>
+        <w:t xml:space="preserve">"X148_Housing"</w:t>
+      </w:r>
+      <w:r>
+        <w:rPr>
+          <w:rStyle w:val="NormalTok"/>
+        </w:rPr>
+        <w:t xml:space="preserve">, </w:t>
+      </w:r>
+      <w:r>
+        <w:rPr>
+          <w:rStyle w:val="StringTok"/>
+        </w:rPr>
+        <w:t xml:space="preserve">"X465_Housing"</w:t>
+      </w:r>
+      <w:r>
+        <w:rPr>
+          <w:rStyle w:val="NormalTok"/>
+        </w:rPr>
+        <w:t xml:space="preserve">, </w:t>
+      </w:r>
+      <w:r>
+        <w:rPr>
+          <w:rStyle w:val="StringTok"/>
+        </w:rPr>
+        <w:t xml:space="preserve">"X674_Housing"</w:t>
+      </w:r>
+      <w:r>
+        <w:rPr>
+          <w:rStyle w:val="NormalTok"/>
+        </w:rPr>
+        <w:t xml:space="preserve">, </w:t>
+      </w:r>
+      <w:r>
+        <w:rPr>
+          <w:rStyle w:val="StringTok"/>
+        </w:rPr>
+        <w:t xml:space="preserve">"X477_Housing"</w:t>
+      </w:r>
+      <w:r>
+        <w:rPr>
+          <w:rStyle w:val="NormalTok"/>
+        </w:rPr>
+        <w:t xml:space="preserve">, </w:t>
+      </w:r>
+      <w:r>
+        <w:rPr>
+          <w:rStyle w:val="StringTok"/>
+        </w:rPr>
+        <w:t xml:space="preserve">"X139_Housing"</w:t>
       </w:r>
       <w:r>
         <w:rPr>
@@ -4057,7 +4180,7 @@
         <w:rPr>
           <w:rStyle w:val="StringTok"/>
         </w:rPr>
-        <w:t xml:space="preserve">"X744_Inf_Education"</w:t>
+        <w:t xml:space="preserve">"X866_Housing"</w:t>
       </w:r>
       <w:r>
         <w:rPr>
@@ -4069,7 +4192,7 @@
         <w:rPr>
           <w:rStyle w:val="StringTok"/>
         </w:rPr>
-        <w:t xml:space="preserve">"X974_Inf_Education"</w:t>
+        <w:t xml:space="preserve">"X653_Housing"</w:t>
       </w:r>
       <w:r>
         <w:rPr>
@@ -4078,13 +4201,25 @@
         <w:t xml:space="preserve">, </w:t>
       </w:r>
       <w:r>
-        <w:br/>
-      </w:r>
-      <w:r>
-        <w:rPr>
-          <w:rStyle w:val="StringTok"/>
-        </w:rPr>
-        <w:t xml:space="preserve">"X10_Healthcare"</w:t>
+        <w:rPr>
+          <w:rStyle w:val="StringTok"/>
+        </w:rPr>
+        <w:t xml:space="preserve">"X569_Inf_Leisure.and.cultural.activities"</w:t>
+      </w:r>
+      <w:r>
+        <w:rPr>
+          <w:rStyle w:val="NormalTok"/>
+        </w:rPr>
+        <w:t xml:space="preserve">,</w:t>
+      </w:r>
+      <w:r>
+        <w:br/>
+      </w:r>
+      <w:r>
+        <w:rPr>
+          <w:rStyle w:val="StringTok"/>
+        </w:rPr>
+        <w:t xml:space="preserve">"X198_Inf_Leisure.and.cultural.activities"</w:t>
       </w:r>
       <w:r>
         <w:rPr>
@@ -4096,7 +4231,7 @@
         <w:rPr>
           <w:rStyle w:val="StringTok"/>
         </w:rPr>
-        <w:t xml:space="preserve">"X642_Healthcare"</w:t>
+        <w:t xml:space="preserve">"X484_Inf_Nature.based.assets"</w:t>
       </w:r>
       <w:r>
         <w:rPr>
@@ -4105,10 +4240,13 @@
         <w:t xml:space="preserve">, </w:t>
       </w:r>
       <w:r>
-        <w:rPr>
-          <w:rStyle w:val="StringTok"/>
-        </w:rPr>
-        <w:t xml:space="preserve">"X257_Healthcare"</w:t>
+        <w:br/>
+      </w:r>
+      <w:r>
+        <w:rPr>
+          <w:rStyle w:val="StringTok"/>
+        </w:rPr>
+        <w:t xml:space="preserve">"X633_Inf_Nature.based.assets"</w:t>
       </w:r>
       <w:r>
         <w:rPr>
@@ -4120,7 +4258,7 @@
         <w:rPr>
           <w:rStyle w:val="StringTok"/>
         </w:rPr>
-        <w:t xml:space="preserve">"X902_Healthcare"</w:t>
+        <w:t xml:space="preserve">"X479_Inf_Noise"</w:t>
       </w:r>
       <w:r>
         <w:rPr>
@@ -4132,7 +4270,22 @@
         <w:rPr>
           <w:rStyle w:val="StringTok"/>
         </w:rPr>
-        <w:t xml:space="preserve">"X148_Housing"</w:t>
+        <w:t xml:space="preserve">"X1041_Inf_Security.and.safety"</w:t>
+      </w:r>
+      <w:r>
+        <w:rPr>
+          <w:rStyle w:val="NormalTok"/>
+        </w:rPr>
+        <w:t xml:space="preserve">,</w:t>
+      </w:r>
+      <w:r>
+        <w:br/>
+      </w:r>
+      <w:r>
+        <w:rPr>
+          <w:rStyle w:val="StringTok"/>
+        </w:rPr>
+        <w:t xml:space="preserve">"X30_Inf_Water.consumption"</w:t>
       </w:r>
       <w:r>
         <w:rPr>
@@ -4144,7 +4297,7 @@
         <w:rPr>
           <w:rStyle w:val="StringTok"/>
         </w:rPr>
-        <w:t xml:space="preserve">"X465_Housing"</w:t>
+        <w:t xml:space="preserve">"X989_Mob_"</w:t>
       </w:r>
       <w:r>
         <w:rPr>
@@ -4156,7 +4309,7 @@
         <w:rPr>
           <w:rStyle w:val="StringTok"/>
         </w:rPr>
-        <w:t xml:space="preserve">"X674_Housing"</w:t>
+        <w:t xml:space="preserve">"X361_Mob_"</w:t>
       </w:r>
       <w:r>
         <w:rPr>
@@ -4168,7 +4321,22 @@
         <w:rPr>
           <w:rStyle w:val="StringTok"/>
         </w:rPr>
-        <w:t xml:space="preserve">"X477_Housing"</w:t>
+        <w:t xml:space="preserve">"X515_Mob_"</w:t>
+      </w:r>
+      <w:r>
+        <w:rPr>
+          <w:rStyle w:val="NormalTok"/>
+        </w:rPr>
+        <w:t xml:space="preserve">,</w:t>
+      </w:r>
+      <w:r>
+        <w:br/>
+      </w:r>
+      <w:r>
+        <w:rPr>
+          <w:rStyle w:val="StringTok"/>
+        </w:rPr>
+        <w:t xml:space="preserve">"X9_Soc_Cultural.diversity.and.identity"</w:t>
       </w:r>
       <w:r>
         <w:rPr>
@@ -4180,7 +4348,58 @@
         <w:rPr>
           <w:rStyle w:val="StringTok"/>
         </w:rPr>
-        <w:t xml:space="preserve">"X139_Housing"</w:t>
+        <w:t xml:space="preserve">"X329_Soc_Cultural.diversity.and.identity"</w:t>
+      </w:r>
+      <w:r>
+        <w:rPr>
+          <w:rStyle w:val="NormalTok"/>
+        </w:rPr>
+        <w:t xml:space="preserve">, </w:t>
+      </w:r>
+      <w:r>
+        <w:br/>
+      </w:r>
+      <w:r>
+        <w:rPr>
+          <w:rStyle w:val="StringTok"/>
+        </w:rPr>
+        <w:t xml:space="preserve">"X670_Soc_Cultural.diversity.and.identity"</w:t>
+      </w:r>
+      <w:r>
+        <w:rPr>
+          <w:rStyle w:val="NormalTok"/>
+        </w:rPr>
+        <w:t xml:space="preserve">, </w:t>
+      </w:r>
+      <w:r>
+        <w:rPr>
+          <w:rStyle w:val="StringTok"/>
+        </w:rPr>
+        <w:t xml:space="preserve">"X123_Soc_Demographics"</w:t>
+      </w:r>
+      <w:r>
+        <w:rPr>
+          <w:rStyle w:val="NormalTok"/>
+        </w:rPr>
+        <w:t xml:space="preserve">, </w:t>
+      </w:r>
+      <w:r>
+        <w:rPr>
+          <w:rStyle w:val="StringTok"/>
+        </w:rPr>
+        <w:t xml:space="preserve">"X589_Soc_Density.of.social.relations"</w:t>
+      </w:r>
+      <w:r>
+        <w:rPr>
+          <w:rStyle w:val="NormalTok"/>
+        </w:rPr>
+        <w:t xml:space="preserve">, </w:t>
+      </w:r>
+      <w:r>
+        <w:rPr>
+          <w:rStyle w:val="StringTok"/>
+        </w:rPr>
+        <w:t xml:space="preserve">"X331_Soc_Equality.and.diversity"</w:t>
       </w:r>
       <w:r>
         <w:rPr>
@@ -4189,10 +4408,13 @@
         <w:t xml:space="preserve">,</w:t>
       </w:r>
       <w:r>
-        <w:rPr>
-          <w:rStyle w:val="StringTok"/>
-        </w:rPr>
-        <w:t xml:space="preserve">"X866_Housing"</w:t>
+        <w:br/>
+      </w:r>
+      <w:r>
+        <w:rPr>
+          <w:rStyle w:val="StringTok"/>
+        </w:rPr>
+        <w:t xml:space="preserve">"X799_Soc_Public.participation.and.trust.in.institutions"</w:t>
       </w:r>
       <w:r>
         <w:rPr>
@@ -4204,7 +4426,22 @@
         <w:rPr>
           <w:rStyle w:val="StringTok"/>
         </w:rPr>
-        <w:t xml:space="preserve">"X653_Housing"</w:t>
+        <w:t xml:space="preserve">"X565_Soc_Social.participation"</w:t>
+      </w:r>
+      <w:r>
+        <w:rPr>
+          <w:rStyle w:val="NormalTok"/>
+        </w:rPr>
+        <w:t xml:space="preserve">,</w:t>
+      </w:r>
+      <w:r>
+        <w:br/>
+      </w:r>
+      <w:r>
+        <w:rPr>
+          <w:rStyle w:val="StringTok"/>
+        </w:rPr>
+        <w:t xml:space="preserve">"X348_Urb_Population.density"</w:t>
       </w:r>
       <w:r>
         <w:rPr>
@@ -4216,22 +4453,7 @@
         <w:rPr>
           <w:rStyle w:val="StringTok"/>
         </w:rPr>
-        <w:t xml:space="preserve">"X569_Inf_Leisure.and.cultural.activities"</w:t>
-      </w:r>
-      <w:r>
-        <w:rPr>
-          <w:rStyle w:val="NormalTok"/>
-        </w:rPr>
-        <w:t xml:space="preserve">,</w:t>
-      </w:r>
-      <w:r>
-        <w:br/>
-      </w:r>
-      <w:r>
-        <w:rPr>
-          <w:rStyle w:val="StringTok"/>
-        </w:rPr>
-        <w:t xml:space="preserve">"X198_Inf_Leisure.and.cultural.activities"</w:t>
+        <w:t xml:space="preserve">"X265_Urb_"</w:t>
       </w:r>
       <w:r>
         <w:rPr>
@@ -4243,7 +4465,7 @@
         <w:rPr>
           <w:rStyle w:val="StringTok"/>
         </w:rPr>
-        <w:t xml:space="preserve">"X484_Inf_Nature.based.assets"</w:t>
+        <w:t xml:space="preserve">"X534_Urb_"</w:t>
       </w:r>
       <w:r>
         <w:rPr>
@@ -4252,229 +4474,10 @@
         <w:t xml:space="preserve">, </w:t>
       </w:r>
       <w:r>
-        <w:br/>
-      </w:r>
-      <w:r>
-        <w:rPr>
-          <w:rStyle w:val="StringTok"/>
-        </w:rPr>
-        <w:t xml:space="preserve">"X633_Inf_Nature.based.assets"</w:t>
-      </w:r>
-      <w:r>
-        <w:rPr>
-          <w:rStyle w:val="NormalTok"/>
-        </w:rPr>
-        <w:t xml:space="preserve">, </w:t>
-      </w:r>
-      <w:r>
-        <w:rPr>
-          <w:rStyle w:val="StringTok"/>
-        </w:rPr>
-        <w:t xml:space="preserve">"X479_Inf_Noise"</w:t>
-      </w:r>
-      <w:r>
-        <w:rPr>
-          <w:rStyle w:val="NormalTok"/>
-        </w:rPr>
-        <w:t xml:space="preserve">, </w:t>
-      </w:r>
-      <w:r>
-        <w:rPr>
-          <w:rStyle w:val="StringTok"/>
-        </w:rPr>
-        <w:t xml:space="preserve">"X1041_Inf_Security.and.safety"</w:t>
-      </w:r>
-      <w:r>
-        <w:rPr>
-          <w:rStyle w:val="NormalTok"/>
-        </w:rPr>
-        <w:t xml:space="preserve">,</w:t>
-      </w:r>
-      <w:r>
-        <w:br/>
-      </w:r>
-      <w:r>
-        <w:rPr>
-          <w:rStyle w:val="StringTok"/>
-        </w:rPr>
-        <w:t xml:space="preserve">"X30_Inf_Water.consumption"</w:t>
-      </w:r>
-      <w:r>
-        <w:rPr>
-          <w:rStyle w:val="NormalTok"/>
-        </w:rPr>
-        <w:t xml:space="preserve">, </w:t>
-      </w:r>
-      <w:r>
-        <w:rPr>
-          <w:rStyle w:val="StringTok"/>
-        </w:rPr>
-        <w:t xml:space="preserve">"X989_Mob_"</w:t>
-      </w:r>
-      <w:r>
-        <w:rPr>
-          <w:rStyle w:val="NormalTok"/>
-        </w:rPr>
-        <w:t xml:space="preserve">, </w:t>
-      </w:r>
-      <w:r>
-        <w:rPr>
-          <w:rStyle w:val="StringTok"/>
-        </w:rPr>
-        <w:t xml:space="preserve">"X361_Mob_"</w:t>
-      </w:r>
-      <w:r>
-        <w:rPr>
-          <w:rStyle w:val="NormalTok"/>
-        </w:rPr>
-        <w:t xml:space="preserve">, </w:t>
-      </w:r>
-      <w:r>
-        <w:rPr>
-          <w:rStyle w:val="StringTok"/>
-        </w:rPr>
-        <w:t xml:space="preserve">"X515_Mob_"</w:t>
-      </w:r>
-      <w:r>
-        <w:rPr>
-          <w:rStyle w:val="NormalTok"/>
-        </w:rPr>
-        <w:t xml:space="preserve">,</w:t>
-      </w:r>
-      <w:r>
-        <w:br/>
-      </w:r>
-      <w:r>
-        <w:rPr>
-          <w:rStyle w:val="StringTok"/>
-        </w:rPr>
-        <w:t xml:space="preserve">"X9_Soc_Cultural.diversity.and.identity"</w:t>
-      </w:r>
-      <w:r>
-        <w:rPr>
-          <w:rStyle w:val="NormalTok"/>
-        </w:rPr>
-        <w:t xml:space="preserve">, </w:t>
-      </w:r>
-      <w:r>
-        <w:rPr>
-          <w:rStyle w:val="StringTok"/>
-        </w:rPr>
-        <w:t xml:space="preserve">"X329_Soc_Cultural.diversity.and.identity"</w:t>
-      </w:r>
-      <w:r>
-        <w:rPr>
-          <w:rStyle w:val="NormalTok"/>
-        </w:rPr>
-        <w:t xml:space="preserve">, </w:t>
-      </w:r>
-      <w:r>
-        <w:br/>
-      </w:r>
-      <w:r>
-        <w:rPr>
-          <w:rStyle w:val="StringTok"/>
-        </w:rPr>
-        <w:t xml:space="preserve">"X670_Soc_Cultural.diversity.and.identity"</w:t>
-      </w:r>
-      <w:r>
-        <w:rPr>
-          <w:rStyle w:val="NormalTok"/>
-        </w:rPr>
-        <w:t xml:space="preserve">, </w:t>
-      </w:r>
-      <w:r>
-        <w:rPr>
-          <w:rStyle w:val="StringTok"/>
-        </w:rPr>
-        <w:t xml:space="preserve">"X123_Soc_Demographics"</w:t>
-      </w:r>
-      <w:r>
-        <w:rPr>
-          <w:rStyle w:val="NormalTok"/>
-        </w:rPr>
-        <w:t xml:space="preserve">, </w:t>
-      </w:r>
-      <w:r>
-        <w:rPr>
-          <w:rStyle w:val="StringTok"/>
-        </w:rPr>
-        <w:t xml:space="preserve">"X589_Soc_Density.of.social.relations"</w:t>
-      </w:r>
-      <w:r>
-        <w:rPr>
-          <w:rStyle w:val="NormalTok"/>
-        </w:rPr>
-        <w:t xml:space="preserve">, </w:t>
-      </w:r>
-      <w:r>
-        <w:rPr>
-          <w:rStyle w:val="StringTok"/>
-        </w:rPr>
-        <w:t xml:space="preserve">"X331_Soc_Equality.and.diversity"</w:t>
-      </w:r>
-      <w:r>
-        <w:rPr>
-          <w:rStyle w:val="NormalTok"/>
-        </w:rPr>
-        <w:t xml:space="preserve">,</w:t>
-      </w:r>
-      <w:r>
-        <w:br/>
-      </w:r>
-      <w:r>
-        <w:rPr>
-          <w:rStyle w:val="StringTok"/>
-        </w:rPr>
-        <w:t xml:space="preserve">"X799_Soc_Public.participation.and.trust.in.institutions"</w:t>
-      </w:r>
-      <w:r>
-        <w:rPr>
-          <w:rStyle w:val="NormalTok"/>
-        </w:rPr>
-        <w:t xml:space="preserve">, </w:t>
-      </w:r>
-      <w:r>
-        <w:rPr>
-          <w:rStyle w:val="StringTok"/>
-        </w:rPr>
-        <w:t xml:space="preserve">"X565_Soc_Social.participation"</w:t>
-      </w:r>
-      <w:r>
-        <w:rPr>
-          <w:rStyle w:val="NormalTok"/>
-        </w:rPr>
-        <w:t xml:space="preserve">,</w:t>
-      </w:r>
-      <w:r>
-        <w:rPr>
-          <w:rStyle w:val="StringTok"/>
-        </w:rPr>
-        <w:t xml:space="preserve">"X348_Urb_Population.density"</w:t>
-      </w:r>
-      <w:r>
-        <w:rPr>
-          <w:rStyle w:val="NormalTok"/>
-        </w:rPr>
-        <w:t xml:space="preserve">, </w:t>
-      </w:r>
-      <w:r>
-        <w:rPr>
-          <w:rStyle w:val="StringTok"/>
-        </w:rPr>
-        <w:t xml:space="preserve">"X265_Urb_"</w:t>
-      </w:r>
-      <w:r>
-        <w:rPr>
-          <w:rStyle w:val="NormalTok"/>
-        </w:rPr>
-        <w:t xml:space="preserve">, </w:t>
-      </w:r>
-      <w:r>
-        <w:rPr>
-          <w:rStyle w:val="StringTok"/>
-        </w:rPr>
-        <w:t xml:space="preserve">"X534_Urb_"</w:t>
+        <w:rPr>
+          <w:rStyle w:val="StringTok"/>
+        </w:rPr>
+        <w:t xml:space="preserve">"X877_Urb_Air.quality"</w:t>
       </w:r>
       <w:r>
         <w:rPr>
@@ -4893,376 +4896,313 @@
         <w:rPr>
           <w:rStyle w:val="VerbatimChar"/>
         </w:rPr>
-        <w:t xml:space="preserve">##  X43_Eco_Tourism.development   X279_Eco_        X523_Eco_   </w:t>
-      </w:r>
-      <w:r>
-        <w:br/>
-      </w:r>
-      <w:r>
-        <w:rPr>
-          <w:rStyle w:val="VerbatimChar"/>
-        </w:rPr>
-        <w:t xml:space="preserve">##  Min.   :   0.0              Min.   : 0.820   Min.   :  13  </w:t>
-      </w:r>
-      <w:r>
-        <w:br/>
-      </w:r>
-      <w:r>
-        <w:rPr>
-          <w:rStyle w:val="VerbatimChar"/>
-        </w:rPr>
-        <w:t xml:space="preserve">##  1st Qu.:   3.0              1st Qu.: 1.930   1st Qu.: 200  </w:t>
-      </w:r>
-      <w:r>
-        <w:br/>
-      </w:r>
-      <w:r>
-        <w:rPr>
-          <w:rStyle w:val="VerbatimChar"/>
-        </w:rPr>
-        <w:t xml:space="preserve">##  Median :  32.0              Median : 2.840   Median : 624  </w:t>
-      </w:r>
-      <w:r>
-        <w:br/>
-      </w:r>
-      <w:r>
-        <w:rPr>
-          <w:rStyle w:val="VerbatimChar"/>
-        </w:rPr>
-        <w:t xml:space="preserve">##  Mean   : 134.5              Mean   : 3.167   Mean   : 807  </w:t>
-      </w:r>
-      <w:r>
-        <w:br/>
-      </w:r>
-      <w:r>
-        <w:rPr>
-          <w:rStyle w:val="VerbatimChar"/>
-        </w:rPr>
-        <w:t xml:space="preserve">##  3rd Qu.: 171.0              3rd Qu.: 3.810   3rd Qu.:1060  </w:t>
-      </w:r>
-      <w:r>
-        <w:br/>
-      </w:r>
-      <w:r>
-        <w:rPr>
-          <w:rStyle w:val="VerbatimChar"/>
-        </w:rPr>
-        <w:t xml:space="preserve">##  Max.   :1655.0              Max.   :12.590   Max.   :3628  </w:t>
-      </w:r>
-      <w:r>
-        <w:br/>
-      </w:r>
-      <w:r>
-        <w:rPr>
-          <w:rStyle w:val="VerbatimChar"/>
-        </w:rPr>
-        <w:t xml:space="preserve">##  X877_Inf_Air.quality X671_Inf_Education X809_Inf_Education X744_Inf_Education</w:t>
-      </w:r>
-      <w:r>
-        <w:br/>
-      </w:r>
-      <w:r>
-        <w:rPr>
-          <w:rStyle w:val="VerbatimChar"/>
-        </w:rPr>
-        <w:t xml:space="preserve">##  Min.   :  258        Min.   :50.87      Min.   : 3.70      Min.   :     0    </w:t>
-      </w:r>
-      <w:r>
-        <w:br/>
-      </w:r>
-      <w:r>
-        <w:rPr>
-          <w:rStyle w:val="VerbatimChar"/>
-        </w:rPr>
-        <w:t xml:space="preserve">##  1st Qu.: 3298        1st Qu.:64.32      1st Qu.:10.50      1st Qu.:     0    </w:t>
-      </w:r>
-      <w:r>
-        <w:br/>
-      </w:r>
-      <w:r>
-        <w:rPr>
-          <w:rStyle w:val="VerbatimChar"/>
-        </w:rPr>
-        <w:t xml:space="preserve">##  Median : 5811        Median :71.92      Median :13.40      Median : 22944    </w:t>
-      </w:r>
-      <w:r>
-        <w:br/>
-      </w:r>
-      <w:r>
-        <w:rPr>
-          <w:rStyle w:val="VerbatimChar"/>
-        </w:rPr>
-        <w:t xml:space="preserve">##  Mean   : 6648        Mean   :69.77      Mean   :13.89      Mean   : 76987    </w:t>
-      </w:r>
-      <w:r>
-        <w:br/>
-      </w:r>
-      <w:r>
-        <w:rPr>
-          <w:rStyle w:val="VerbatimChar"/>
-        </w:rPr>
-        <w:t xml:space="preserve">##  3rd Qu.: 9106        3rd Qu.:75.91      3rd Qu.:18.80      3rd Qu.:110876    </w:t>
-      </w:r>
-      <w:r>
-        <w:br/>
-      </w:r>
-      <w:r>
-        <w:rPr>
-          <w:rStyle w:val="VerbatimChar"/>
-        </w:rPr>
-        <w:t xml:space="preserve">##  Max.   :22013        Max.   :82.42      Max.   :24.30      Max.   :648319    </w:t>
-      </w:r>
-      <w:r>
-        <w:br/>
-      </w:r>
-      <w:r>
-        <w:rPr>
-          <w:rStyle w:val="VerbatimChar"/>
-        </w:rPr>
-        <w:t xml:space="preserve">##  X974_Inf_Education X10_Healthcare  X642_Healthcare  X257_Healthcare</w:t>
-      </w:r>
-      <w:r>
-        <w:br/>
-      </w:r>
-      <w:r>
-        <w:rPr>
-          <w:rStyle w:val="VerbatimChar"/>
-        </w:rPr>
-        <w:t xml:space="preserve">##  Min.   : 4.20      Min.   :77.94   Min.   : 0.000   Min.   : 0.00  </w:t>
-      </w:r>
-      <w:r>
-        <w:br/>
-      </w:r>
-      <w:r>
-        <w:rPr>
-          <w:rStyle w:val="VerbatimChar"/>
-        </w:rPr>
-        <w:t xml:space="preserve">##  1st Qu.:11.40      1st Qu.:83.95   1st Qu.: 0.000   1st Qu.: 7.00  </w:t>
-      </w:r>
-      <w:r>
-        <w:br/>
-      </w:r>
-      <w:r>
-        <w:rPr>
-          <w:rStyle w:val="VerbatimChar"/>
-        </w:rPr>
-        <w:t xml:space="preserve">##  Median :15.20      Median :84.88   Median : 1.000   Median :13.00  </w:t>
-      </w:r>
-      <w:r>
-        <w:br/>
-      </w:r>
-      <w:r>
-        <w:rPr>
-          <w:rStyle w:val="VerbatimChar"/>
-        </w:rPr>
-        <w:t xml:space="preserve">##  Mean   :19.32      Mean   :84.38   Mean   : 1.918   Mean   :15.53  </w:t>
-      </w:r>
-      <w:r>
-        <w:br/>
-      </w:r>
-      <w:r>
-        <w:rPr>
-          <w:rStyle w:val="VerbatimChar"/>
-        </w:rPr>
-        <w:t xml:space="preserve">##  3rd Qu.:25.20      3rd Qu.:85.36   3rd Qu.: 3.000   3rd Qu.:20.00  </w:t>
-      </w:r>
-      <w:r>
-        <w:br/>
-      </w:r>
-      <w:r>
-        <w:rPr>
-          <w:rStyle w:val="VerbatimChar"/>
-        </w:rPr>
-        <w:t xml:space="preserve">##  Max.   :48.20      Max.   :87.62   Max.   :10.000   Max.   :63.00  </w:t>
-      </w:r>
-      <w:r>
-        <w:br/>
-      </w:r>
-      <w:r>
-        <w:rPr>
-          <w:rStyle w:val="VerbatimChar"/>
-        </w:rPr>
-        <w:t xml:space="preserve">##  X902_Healthcare   X148_Housing     X465_Housing    X674_Housing  </w:t>
-      </w:r>
-      <w:r>
-        <w:br/>
-      </w:r>
-      <w:r>
-        <w:rPr>
-          <w:rStyle w:val="VerbatimChar"/>
-        </w:rPr>
-        <w:t xml:space="preserve">##  Min.   : 0.600   Min.   : 28.19   Min.   :36.79   Min.   : 0.00  </w:t>
-      </w:r>
-      <w:r>
-        <w:br/>
-      </w:r>
-      <w:r>
-        <w:rPr>
-          <w:rStyle w:val="VerbatimChar"/>
-        </w:rPr>
-        <w:t xml:space="preserve">##  1st Qu.: 2.300   1st Qu.: 51.32   1st Qu.:58.99   1st Qu.:13.61  </w:t>
-      </w:r>
-      <w:r>
-        <w:br/>
-      </w:r>
-      <w:r>
-        <w:rPr>
-          <w:rStyle w:val="VerbatimChar"/>
-        </w:rPr>
-        <w:t xml:space="preserve">##  Median : 3.100   Median : 54.49   Median :63.81   Median :15.46  </w:t>
-      </w:r>
-      <w:r>
-        <w:br/>
-      </w:r>
-      <w:r>
-        <w:rPr>
-          <w:rStyle w:val="VerbatimChar"/>
-        </w:rPr>
-        <w:t xml:space="preserve">##  Mean   : 3.677   Mean   : 58.76   Mean   :61.94   Mean   :14.80  </w:t>
-      </w:r>
-      <w:r>
-        <w:br/>
-      </w:r>
-      <w:r>
-        <w:rPr>
-          <w:rStyle w:val="VerbatimChar"/>
-        </w:rPr>
-        <w:t xml:space="preserve">##  3rd Qu.: 4.400   3rd Qu.: 62.56   3rd Qu.:66.97   3rd Qu.:16.69  </w:t>
-      </w:r>
-      <w:r>
-        <w:br/>
-      </w:r>
-      <w:r>
-        <w:rPr>
-          <w:rStyle w:val="VerbatimChar"/>
-        </w:rPr>
-        <w:t xml:space="preserve">##  Max.   :10.300   Max.   :124.08   Max.   :83.01   Max.   :21.06  </w:t>
-      </w:r>
-      <w:r>
-        <w:br/>
-      </w:r>
-      <w:r>
-        <w:rPr>
-          <w:rStyle w:val="VerbatimChar"/>
-        </w:rPr>
-        <w:t xml:space="preserve">##   X477_Housing     X139_Housing    X866_Housing   X653_Housing   </w:t>
-      </w:r>
-      <w:r>
-        <w:br/>
-      </w:r>
-      <w:r>
-        <w:rPr>
-          <w:rStyle w:val="VerbatimChar"/>
-        </w:rPr>
-        <w:t xml:space="preserve">##  Min.   : 52.00   Min.   :2.050   Min.   :1115   Min.   :  0.00  </w:t>
-      </w:r>
-      <w:r>
-        <w:br/>
-      </w:r>
-      <w:r>
-        <w:rPr>
-          <w:rStyle w:val="VerbatimChar"/>
-        </w:rPr>
-        <w:t xml:space="preserve">##  1st Qu.: 64.09   1st Qu.:2.390   1st Qu.:2489   1st Qu.: 87.72  </w:t>
-      </w:r>
-      <w:r>
-        <w:br/>
-      </w:r>
-      <w:r>
-        <w:rPr>
-          <w:rStyle w:val="VerbatimChar"/>
-        </w:rPr>
-        <w:t xml:space="preserve">##  Median : 68.81   Median :2.440   Median :3170   Median : 92.65  </w:t>
-      </w:r>
-      <w:r>
-        <w:br/>
-      </w:r>
-      <w:r>
-        <w:rPr>
-          <w:rStyle w:val="VerbatimChar"/>
-        </w:rPr>
-        <w:t xml:space="preserve">##  Mean   : 70.89   Mean   :2.486   Mean   :3306   Mean   : 89.32  </w:t>
-      </w:r>
-      <w:r>
-        <w:br/>
-      </w:r>
-      <w:r>
-        <w:rPr>
-          <w:rStyle w:val="VerbatimChar"/>
-        </w:rPr>
-        <w:t xml:space="preserve">##  3rd Qu.: 74.07   3rd Qu.:2.530   3rd Qu.:4052   3rd Qu.: 95.67  </w:t>
-      </w:r>
-      <w:r>
-        <w:br/>
-      </w:r>
-      <w:r>
-        <w:rPr>
-          <w:rStyle w:val="VerbatimChar"/>
-        </w:rPr>
-        <w:t xml:space="preserve">##  Max.   :115.03   Max.   :2.930   Max.   :5591   Max.   :100.00  </w:t>
-      </w:r>
-      <w:r>
-        <w:br/>
-      </w:r>
-      <w:r>
-        <w:rPr>
-          <w:rStyle w:val="VerbatimChar"/>
-        </w:rPr>
-        <w:t xml:space="preserve">##  X569_Inf_Leisure.and.cultural.activities</w:t>
-      </w:r>
-      <w:r>
-        <w:br/>
-      </w:r>
-      <w:r>
-        <w:rPr>
-          <w:rStyle w:val="VerbatimChar"/>
-        </w:rPr>
-        <w:t xml:space="preserve">##  Min.   :      0                         </w:t>
-      </w:r>
-      <w:r>
-        <w:br/>
-      </w:r>
-      <w:r>
-        <w:rPr>
-          <w:rStyle w:val="VerbatimChar"/>
-        </w:rPr>
-        <w:t xml:space="preserve">##  1st Qu.:      0                         </w:t>
-      </w:r>
-      <w:r>
-        <w:br/>
-      </w:r>
-      <w:r>
-        <w:rPr>
-          <w:rStyle w:val="VerbatimChar"/>
-        </w:rPr>
-        <w:t xml:space="preserve">##  Median :      0                         </w:t>
-      </w:r>
-      <w:r>
-        <w:br/>
-      </w:r>
-      <w:r>
-        <w:rPr>
-          <w:rStyle w:val="VerbatimChar"/>
-        </w:rPr>
-        <w:t xml:space="preserve">##  Mean   : 452201                         </w:t>
-      </w:r>
-      <w:r>
-        <w:br/>
-      </w:r>
-      <w:r>
-        <w:rPr>
-          <w:rStyle w:val="VerbatimChar"/>
-        </w:rPr>
-        <w:t xml:space="preserve">##  3rd Qu.: 106678                         </w:t>
-      </w:r>
-      <w:r>
-        <w:br/>
-      </w:r>
-      <w:r>
-        <w:rPr>
-          <w:rStyle w:val="VerbatimChar"/>
-        </w:rPr>
-        <w:t xml:space="preserve">##  Max.   :4747721                         </w:t>
+        <w:t xml:space="preserve">##  X43_Eco_Tourism.development   X279_Eco_        X523_Eco_    X671_Inf_Education</w:t>
+      </w:r>
+      <w:r>
+        <w:br/>
+      </w:r>
+      <w:r>
+        <w:rPr>
+          <w:rStyle w:val="VerbatimChar"/>
+        </w:rPr>
+        <w:t xml:space="preserve">##  Min.   :   0.0              Min.   : 0.820   Min.   :  13   Min.   :50.87     </w:t>
+      </w:r>
+      <w:r>
+        <w:br/>
+      </w:r>
+      <w:r>
+        <w:rPr>
+          <w:rStyle w:val="VerbatimChar"/>
+        </w:rPr>
+        <w:t xml:space="preserve">##  1st Qu.:   3.0              1st Qu.: 1.930   1st Qu.: 200   1st Qu.:64.32     </w:t>
+      </w:r>
+      <w:r>
+        <w:br/>
+      </w:r>
+      <w:r>
+        <w:rPr>
+          <w:rStyle w:val="VerbatimChar"/>
+        </w:rPr>
+        <w:t xml:space="preserve">##  Median :  32.0              Median : 2.840   Median : 624   Median :71.92     </w:t>
+      </w:r>
+      <w:r>
+        <w:br/>
+      </w:r>
+      <w:r>
+        <w:rPr>
+          <w:rStyle w:val="VerbatimChar"/>
+        </w:rPr>
+        <w:t xml:space="preserve">##  Mean   : 134.5              Mean   : 3.167   Mean   : 807   Mean   :69.77     </w:t>
+      </w:r>
+      <w:r>
+        <w:br/>
+      </w:r>
+      <w:r>
+        <w:rPr>
+          <w:rStyle w:val="VerbatimChar"/>
+        </w:rPr>
+        <w:t xml:space="preserve">##  3rd Qu.: 171.0              3rd Qu.: 3.810   3rd Qu.:1060   3rd Qu.:75.91     </w:t>
+      </w:r>
+      <w:r>
+        <w:br/>
+      </w:r>
+      <w:r>
+        <w:rPr>
+          <w:rStyle w:val="VerbatimChar"/>
+        </w:rPr>
+        <w:t xml:space="preserve">##  Max.   :1655.0              Max.   :12.590   Max.   :3628   Max.   :82.42     </w:t>
+      </w:r>
+      <w:r>
+        <w:br/>
+      </w:r>
+      <w:r>
+        <w:rPr>
+          <w:rStyle w:val="VerbatimChar"/>
+        </w:rPr>
+        <w:t xml:space="preserve">##  X809_Inf_Education X744_Inf_Education X974_Inf_Education X10_Healthcare </w:t>
+      </w:r>
+      <w:r>
+        <w:br/>
+      </w:r>
+      <w:r>
+        <w:rPr>
+          <w:rStyle w:val="VerbatimChar"/>
+        </w:rPr>
+        <w:t xml:space="preserve">##  Min.   : 3.70      Min.   :     0     Min.   : 4.20      Min.   :77.94  </w:t>
+      </w:r>
+      <w:r>
+        <w:br/>
+      </w:r>
+      <w:r>
+        <w:rPr>
+          <w:rStyle w:val="VerbatimChar"/>
+        </w:rPr>
+        <w:t xml:space="preserve">##  1st Qu.:10.50      1st Qu.:     0     1st Qu.:11.40      1st Qu.:83.95  </w:t>
+      </w:r>
+      <w:r>
+        <w:br/>
+      </w:r>
+      <w:r>
+        <w:rPr>
+          <w:rStyle w:val="VerbatimChar"/>
+        </w:rPr>
+        <w:t xml:space="preserve">##  Median :13.40      Median : 22944     Median :15.20      Median :84.88  </w:t>
+      </w:r>
+      <w:r>
+        <w:br/>
+      </w:r>
+      <w:r>
+        <w:rPr>
+          <w:rStyle w:val="VerbatimChar"/>
+        </w:rPr>
+        <w:t xml:space="preserve">##  Mean   :13.89      Mean   : 76987     Mean   :19.32      Mean   :84.38  </w:t>
+      </w:r>
+      <w:r>
+        <w:br/>
+      </w:r>
+      <w:r>
+        <w:rPr>
+          <w:rStyle w:val="VerbatimChar"/>
+        </w:rPr>
+        <w:t xml:space="preserve">##  3rd Qu.:18.80      3rd Qu.:110876     3rd Qu.:25.20      3rd Qu.:85.36  </w:t>
+      </w:r>
+      <w:r>
+        <w:br/>
+      </w:r>
+      <w:r>
+        <w:rPr>
+          <w:rStyle w:val="VerbatimChar"/>
+        </w:rPr>
+        <w:t xml:space="preserve">##  Max.   :24.30      Max.   :648319     Max.   :48.20      Max.   :87.62  </w:t>
+      </w:r>
+      <w:r>
+        <w:br/>
+      </w:r>
+      <w:r>
+        <w:rPr>
+          <w:rStyle w:val="VerbatimChar"/>
+        </w:rPr>
+        <w:t xml:space="preserve">##  X642_Healthcare  X257_Healthcare X902_Healthcare   X148_Housing   </w:t>
+      </w:r>
+      <w:r>
+        <w:br/>
+      </w:r>
+      <w:r>
+        <w:rPr>
+          <w:rStyle w:val="VerbatimChar"/>
+        </w:rPr>
+        <w:t xml:space="preserve">##  Min.   : 0.000   Min.   : 0.00   Min.   : 0.600   Min.   : 28.19  </w:t>
+      </w:r>
+      <w:r>
+        <w:br/>
+      </w:r>
+      <w:r>
+        <w:rPr>
+          <w:rStyle w:val="VerbatimChar"/>
+        </w:rPr>
+        <w:t xml:space="preserve">##  1st Qu.: 0.000   1st Qu.: 7.00   1st Qu.: 2.300   1st Qu.: 51.32  </w:t>
+      </w:r>
+      <w:r>
+        <w:br/>
+      </w:r>
+      <w:r>
+        <w:rPr>
+          <w:rStyle w:val="VerbatimChar"/>
+        </w:rPr>
+        <w:t xml:space="preserve">##  Median : 1.000   Median :13.00   Median : 3.100   Median : 54.49  </w:t>
+      </w:r>
+      <w:r>
+        <w:br/>
+      </w:r>
+      <w:r>
+        <w:rPr>
+          <w:rStyle w:val="VerbatimChar"/>
+        </w:rPr>
+        <w:t xml:space="preserve">##  Mean   : 1.918   Mean   :15.53   Mean   : 3.677   Mean   : 58.76  </w:t>
+      </w:r>
+      <w:r>
+        <w:br/>
+      </w:r>
+      <w:r>
+        <w:rPr>
+          <w:rStyle w:val="VerbatimChar"/>
+        </w:rPr>
+        <w:t xml:space="preserve">##  3rd Qu.: 3.000   3rd Qu.:20.00   3rd Qu.: 4.400   3rd Qu.: 62.56  </w:t>
+      </w:r>
+      <w:r>
+        <w:br/>
+      </w:r>
+      <w:r>
+        <w:rPr>
+          <w:rStyle w:val="VerbatimChar"/>
+        </w:rPr>
+        <w:t xml:space="preserve">##  Max.   :10.000   Max.   :63.00   Max.   :10.300   Max.   :124.08  </w:t>
+      </w:r>
+      <w:r>
+        <w:br/>
+      </w:r>
+      <w:r>
+        <w:rPr>
+          <w:rStyle w:val="VerbatimChar"/>
+        </w:rPr>
+        <w:t xml:space="preserve">##   X465_Housing    X674_Housing    X477_Housing     X139_Housing  </w:t>
+      </w:r>
+      <w:r>
+        <w:br/>
+      </w:r>
+      <w:r>
+        <w:rPr>
+          <w:rStyle w:val="VerbatimChar"/>
+        </w:rPr>
+        <w:t xml:space="preserve">##  Min.   :36.79   Min.   : 0.00   Min.   : 52.00   Min.   :2.050  </w:t>
+      </w:r>
+      <w:r>
+        <w:br/>
+      </w:r>
+      <w:r>
+        <w:rPr>
+          <w:rStyle w:val="VerbatimChar"/>
+        </w:rPr>
+        <w:t xml:space="preserve">##  1st Qu.:58.99   1st Qu.:13.61   1st Qu.: 64.09   1st Qu.:2.390  </w:t>
+      </w:r>
+      <w:r>
+        <w:br/>
+      </w:r>
+      <w:r>
+        <w:rPr>
+          <w:rStyle w:val="VerbatimChar"/>
+        </w:rPr>
+        <w:t xml:space="preserve">##  Median :63.81   Median :15.46   Median : 68.81   Median :2.440  </w:t>
+      </w:r>
+      <w:r>
+        <w:br/>
+      </w:r>
+      <w:r>
+        <w:rPr>
+          <w:rStyle w:val="VerbatimChar"/>
+        </w:rPr>
+        <w:t xml:space="preserve">##  Mean   :61.94   Mean   :14.80   Mean   : 70.89   Mean   :2.486  </w:t>
+      </w:r>
+      <w:r>
+        <w:br/>
+      </w:r>
+      <w:r>
+        <w:rPr>
+          <w:rStyle w:val="VerbatimChar"/>
+        </w:rPr>
+        <w:t xml:space="preserve">##  3rd Qu.:66.97   3rd Qu.:16.69   3rd Qu.: 74.07   3rd Qu.:2.530  </w:t>
+      </w:r>
+      <w:r>
+        <w:br/>
+      </w:r>
+      <w:r>
+        <w:rPr>
+          <w:rStyle w:val="VerbatimChar"/>
+        </w:rPr>
+        <w:t xml:space="preserve">##  Max.   :83.01   Max.   :21.06   Max.   :115.03   Max.   :2.930  </w:t>
+      </w:r>
+      <w:r>
+        <w:br/>
+      </w:r>
+      <w:r>
+        <w:rPr>
+          <w:rStyle w:val="VerbatimChar"/>
+        </w:rPr>
+        <w:t xml:space="preserve">##   X866_Housing   X653_Housing    X569_Inf_Leisure.and.cultural.activities</w:t>
+      </w:r>
+      <w:r>
+        <w:br/>
+      </w:r>
+      <w:r>
+        <w:rPr>
+          <w:rStyle w:val="VerbatimChar"/>
+        </w:rPr>
+        <w:t xml:space="preserve">##  Min.   :1115   Min.   :  0.00   Min.   :      0                         </w:t>
+      </w:r>
+      <w:r>
+        <w:br/>
+      </w:r>
+      <w:r>
+        <w:rPr>
+          <w:rStyle w:val="VerbatimChar"/>
+        </w:rPr>
+        <w:t xml:space="preserve">##  1st Qu.:2489   1st Qu.: 87.72   1st Qu.:      0                         </w:t>
+      </w:r>
+      <w:r>
+        <w:br/>
+      </w:r>
+      <w:r>
+        <w:rPr>
+          <w:rStyle w:val="VerbatimChar"/>
+        </w:rPr>
+        <w:t xml:space="preserve">##  Median :3170   Median : 92.65   Median :      0                         </w:t>
+      </w:r>
+      <w:r>
+        <w:br/>
+      </w:r>
+      <w:r>
+        <w:rPr>
+          <w:rStyle w:val="VerbatimChar"/>
+        </w:rPr>
+        <w:t xml:space="preserve">##  Mean   :3306   Mean   : 89.32   Mean   : 452201                         </w:t>
+      </w:r>
+      <w:r>
+        <w:br/>
+      </w:r>
+      <w:r>
+        <w:rPr>
+          <w:rStyle w:val="VerbatimChar"/>
+        </w:rPr>
+        <w:t xml:space="preserve">##  3rd Qu.:4052   3rd Qu.: 95.67   3rd Qu.: 106678                         </w:t>
+      </w:r>
+      <w:r>
+        <w:br/>
+      </w:r>
+      <w:r>
+        <w:rPr>
+          <w:rStyle w:val="VerbatimChar"/>
+        </w:rPr>
+        <w:t xml:space="preserve">##  Max.   :5591   Max.   :100.00   Max.   :4747721                         </w:t>
       </w:r>
       <w:r>
         <w:br/>
@@ -5838,61 +5778,61 @@
         <w:rPr>
           <w:rStyle w:val="VerbatimChar"/>
         </w:rPr>
-        <w:t xml:space="preserve">##    X534_Urb_      satisfaction  </w:t>
-      </w:r>
-      <w:r>
-        <w:br/>
-      </w:r>
-      <w:r>
-        <w:rPr>
-          <w:rStyle w:val="VerbatimChar"/>
-        </w:rPr>
-        <w:t xml:space="preserve">##  Min.   :17.15   Min.   :5.830  </w:t>
-      </w:r>
-      <w:r>
-        <w:br/>
-      </w:r>
-      <w:r>
-        <w:rPr>
-          <w:rStyle w:val="VerbatimChar"/>
-        </w:rPr>
-        <w:t xml:space="preserve">##  1st Qu.:44.75   1st Qu.:7.290  </w:t>
-      </w:r>
-      <w:r>
-        <w:br/>
-      </w:r>
-      <w:r>
-        <w:rPr>
-          <w:rStyle w:val="VerbatimChar"/>
-        </w:rPr>
-        <w:t xml:space="preserve">##  Median :51.67   Median :7.720  </w:t>
-      </w:r>
-      <w:r>
-        <w:br/>
-      </w:r>
-      <w:r>
-        <w:rPr>
-          <w:rStyle w:val="VerbatimChar"/>
-        </w:rPr>
-        <w:t xml:space="preserve">##  Mean   :51.23   Mean   :7.599  </w:t>
-      </w:r>
-      <w:r>
-        <w:br/>
-      </w:r>
-      <w:r>
-        <w:rPr>
-          <w:rStyle w:val="VerbatimChar"/>
-        </w:rPr>
-        <w:t xml:space="preserve">##  3rd Qu.:58.99   3rd Qu.:7.910  </w:t>
-      </w:r>
-      <w:r>
-        <w:br/>
-      </w:r>
-      <w:r>
-        <w:rPr>
-          <w:rStyle w:val="VerbatimChar"/>
-        </w:rPr>
-        <w:t xml:space="preserve">##  Max.   :83.92   Max.   :8.670</w:t>
+        <w:t xml:space="preserve">##    X534_Urb_     X877_Urb_Air.quality  satisfaction  </w:t>
+      </w:r>
+      <w:r>
+        <w:br/>
+      </w:r>
+      <w:r>
+        <w:rPr>
+          <w:rStyle w:val="VerbatimChar"/>
+        </w:rPr>
+        <w:t xml:space="preserve">##  Min.   :17.15   Min.   :  258        Min.   :5.830  </w:t>
+      </w:r>
+      <w:r>
+        <w:br/>
+      </w:r>
+      <w:r>
+        <w:rPr>
+          <w:rStyle w:val="VerbatimChar"/>
+        </w:rPr>
+        <w:t xml:space="preserve">##  1st Qu.:44.75   1st Qu.: 3298        1st Qu.:7.290  </w:t>
+      </w:r>
+      <w:r>
+        <w:br/>
+      </w:r>
+      <w:r>
+        <w:rPr>
+          <w:rStyle w:val="VerbatimChar"/>
+        </w:rPr>
+        <w:t xml:space="preserve">##  Median :51.67   Median : 5811        Median :7.720  </w:t>
+      </w:r>
+      <w:r>
+        <w:br/>
+      </w:r>
+      <w:r>
+        <w:rPr>
+          <w:rStyle w:val="VerbatimChar"/>
+        </w:rPr>
+        <w:t xml:space="preserve">##  Mean   :51.23   Mean   : 6648        Mean   :7.599  </w:t>
+      </w:r>
+      <w:r>
+        <w:br/>
+      </w:r>
+      <w:r>
+        <w:rPr>
+          <w:rStyle w:val="VerbatimChar"/>
+        </w:rPr>
+        <w:t xml:space="preserve">##  3rd Qu.:58.99   3rd Qu.: 9106        3rd Qu.:7.910  </w:t>
+      </w:r>
+      <w:r>
+        <w:br/>
+      </w:r>
+      <w:r>
+        <w:rPr>
+          <w:rStyle w:val="VerbatimChar"/>
+        </w:rPr>
+        <w:t xml:space="preserve">##  Max.   :83.92   Max.   :22013        Max.   :8.670</w:t>
       </w:r>
     </w:p>
     <w:bookmarkEnd w:id="21"/>
@@ -7135,6 +7075,21 @@
         <w:t xml:space="preserve">"X479_Inf_Noise"</w:t>
       </w:r>
       <w:r>
+        <w:rPr>
+          <w:rStyle w:val="NormalTok"/>
+        </w:rPr>
+        <w:t xml:space="preserve">,</w:t>
+      </w:r>
+      <w:r>
+        <w:br/>
+      </w:r>
+      <w:r>
+        <w:rPr>
+          <w:rStyle w:val="StringTok"/>
+        </w:rPr>
+        <w:t xml:space="preserve">"X877_Urb_Air.quality"</w:t>
+      </w:r>
+      <w:r>
         <w:br/>
       </w:r>
       <w:r>
@@ -7224,7 +7179,70 @@
         <w:rPr>
           <w:rStyle w:val="VerbatimChar"/>
         </w:rPr>
-        <w:t xml:space="preserve">##  Max.   :  -19.67            Max.   :4833   Max.   :83.92   Max.   :-45.30</w:t>
+        <w:t xml:space="preserve">##  Max.   :  -19.67            Max.   :4833   Max.   :83.92   Max.   :-45.30  </w:t>
+      </w:r>
+      <w:r>
+        <w:br/>
+      </w:r>
+      <w:r>
+        <w:rPr>
+          <w:rStyle w:val="VerbatimChar"/>
+        </w:rPr>
+        <w:t xml:space="preserve">##  X877_Urb_Air.quality</w:t>
+      </w:r>
+      <w:r>
+        <w:br/>
+      </w:r>
+      <w:r>
+        <w:rPr>
+          <w:rStyle w:val="VerbatimChar"/>
+        </w:rPr>
+        <w:t xml:space="preserve">##  Min.   :  258       </w:t>
+      </w:r>
+      <w:r>
+        <w:br/>
+      </w:r>
+      <w:r>
+        <w:rPr>
+          <w:rStyle w:val="VerbatimChar"/>
+        </w:rPr>
+        <w:t xml:space="preserve">##  1st Qu.: 3298       </w:t>
+      </w:r>
+      <w:r>
+        <w:br/>
+      </w:r>
+      <w:r>
+        <w:rPr>
+          <w:rStyle w:val="VerbatimChar"/>
+        </w:rPr>
+        <w:t xml:space="preserve">##  Median : 5811       </w:t>
+      </w:r>
+      <w:r>
+        <w:br/>
+      </w:r>
+      <w:r>
+        <w:rPr>
+          <w:rStyle w:val="VerbatimChar"/>
+        </w:rPr>
+        <w:t xml:space="preserve">##  Mean   : 6648       </w:t>
+      </w:r>
+      <w:r>
+        <w:br/>
+      </w:r>
+      <w:r>
+        <w:rPr>
+          <w:rStyle w:val="VerbatimChar"/>
+        </w:rPr>
+        <w:t xml:space="preserve">##  3rd Qu.: 9106       </w:t>
+      </w:r>
+      <w:r>
+        <w:br/>
+      </w:r>
+      <w:r>
+        <w:rPr>
+          <w:rStyle w:val="VerbatimChar"/>
+        </w:rPr>
+        <w:t xml:space="preserve">##  Max.   :22013</w:t>
       </w:r>
     </w:p>
     <w:p>
@@ -7330,43 +7348,61 @@
         <w:rPr>
           <w:rStyle w:val="VerbatimChar"/>
         </w:rPr>
-        <w:t xml:space="preserve">##                               X534_Urb_ X479_Inf_Noise</w:t>
-      </w:r>
-      <w:r>
-        <w:br/>
-      </w:r>
-      <w:r>
-        <w:rPr>
-          <w:rStyle w:val="VerbatimChar"/>
-        </w:rPr>
-        <w:t xml:space="preserve">## X348_Urb_Population.density -0.10383509    -0.09578569</w:t>
-      </w:r>
-      <w:r>
-        <w:br/>
-      </w:r>
-      <w:r>
-        <w:rPr>
-          <w:rStyle w:val="VerbatimChar"/>
-        </w:rPr>
-        <w:t xml:space="preserve">## X265_Urb_                    0.33106392     0.36043032</w:t>
-      </w:r>
-      <w:r>
-        <w:br/>
-      </w:r>
-      <w:r>
-        <w:rPr>
-          <w:rStyle w:val="VerbatimChar"/>
-        </w:rPr>
-        <w:t xml:space="preserve">## X534_Urb_                    1.00000000     0.08237983</w:t>
-      </w:r>
-      <w:r>
-        <w:br/>
-      </w:r>
-      <w:r>
-        <w:rPr>
-          <w:rStyle w:val="VerbatimChar"/>
-        </w:rPr>
-        <w:t xml:space="preserve">## X479_Inf_Noise               0.08237983     1.00000000</w:t>
+        <w:t xml:space="preserve">## X877_Urb_Air.quality                       -0.094673549  0.753508304</w:t>
+      </w:r>
+      <w:r>
+        <w:br/>
+      </w:r>
+      <w:r>
+        <w:rPr>
+          <w:rStyle w:val="VerbatimChar"/>
+        </w:rPr>
+        <w:t xml:space="preserve">##                               X534_Urb_ X479_Inf_Noise X877_Urb_Air.quality</w:t>
+      </w:r>
+      <w:r>
+        <w:br/>
+      </w:r>
+      <w:r>
+        <w:rPr>
+          <w:rStyle w:val="VerbatimChar"/>
+        </w:rPr>
+        <w:t xml:space="preserve">## X348_Urb_Population.density -0.10383509    -0.09578569          -0.09467355</w:t>
+      </w:r>
+      <w:r>
+        <w:br/>
+      </w:r>
+      <w:r>
+        <w:rPr>
+          <w:rStyle w:val="VerbatimChar"/>
+        </w:rPr>
+        <w:t xml:space="preserve">## X265_Urb_                    0.33106392     0.36043032           0.75350830</w:t>
+      </w:r>
+      <w:r>
+        <w:br/>
+      </w:r>
+      <w:r>
+        <w:rPr>
+          <w:rStyle w:val="VerbatimChar"/>
+        </w:rPr>
+        <w:t xml:space="preserve">## X534_Urb_                    1.00000000     0.08237983           0.43573149</w:t>
+      </w:r>
+      <w:r>
+        <w:br/>
+      </w:r>
+      <w:r>
+        <w:rPr>
+          <w:rStyle w:val="VerbatimChar"/>
+        </w:rPr>
+        <w:t xml:space="preserve">## X479_Inf_Noise               0.08237983     1.00000000           0.06424952</w:t>
+      </w:r>
+      <w:r>
+        <w:br/>
+      </w:r>
+      <w:r>
+        <w:rPr>
+          <w:rStyle w:val="VerbatimChar"/>
+        </w:rPr>
+        <w:t xml:space="preserve">## X877_Urb_Air.quality         0.43573149     0.06424952           1.00000000</w:t>
       </w:r>
     </w:p>
     <w:p>
@@ -8528,43 +8564,106 @@
         <w:rPr>
           <w:rStyle w:val="VerbatimChar"/>
         </w:rPr>
-        <w:t xml:space="preserve">##                                    PC1         PC2         PC3        PC4</w:t>
-      </w:r>
-      <w:r>
-        <w:br/>
-      </w:r>
-      <w:r>
-        <w:rPr>
-          <w:rStyle w:val="VerbatimChar"/>
-        </w:rPr>
-        <w:t xml:space="preserve">## X348_Urb_Population.density  0.1960949  0.95175874 -0.13693371 -0.1922271</w:t>
-      </w:r>
-      <w:r>
-        <w:br/>
-      </w:r>
-      <w:r>
-        <w:rPr>
-          <w:rStyle w:val="VerbatimChar"/>
-        </w:rPr>
-        <w:t xml:space="preserve">## X265_Urb_                   -0.6507360  0.27331403 -0.02600133  0.7079308</w:t>
-      </w:r>
-      <w:r>
-        <w:br/>
-      </w:r>
-      <w:r>
-        <w:rPr>
-          <w:rStyle w:val="VerbatimChar"/>
-        </w:rPr>
-        <w:t xml:space="preserve">## X534_Urb_                   -0.5047390 -0.09260266 -0.72780013 -0.4549399</w:t>
-      </w:r>
-      <w:r>
-        <w:br/>
-      </w:r>
-      <w:r>
-        <w:rPr>
-          <w:rStyle w:val="VerbatimChar"/>
-        </w:rPr>
-        <w:t xml:space="preserve">## X479_Inf_Noise              -0.5322857  0.10430477  0.67147603 -0.5048885</w:t>
+        <w:t xml:space="preserve">##                                    PC1        PC2        PC3        PC4</w:t>
+      </w:r>
+      <w:r>
+        <w:br/>
+      </w:r>
+      <w:r>
+        <w:rPr>
+          <w:rStyle w:val="VerbatimChar"/>
+        </w:rPr>
+        <w:t xml:space="preserve">## X348_Urb_Population.density  0.1164344  0.7411046 -0.6126071  0.2323229</w:t>
+      </w:r>
+      <w:r>
+        <w:br/>
+      </w:r>
+      <w:r>
+        <w:rPr>
+          <w:rStyle w:val="VerbatimChar"/>
+        </w:rPr>
+        <w:t xml:space="preserve">## X265_Urb_                   -0.6081389  0.0761727 -0.2405218 -0.3091244</w:t>
+      </w:r>
+      <w:r>
+        <w:br/>
+      </w:r>
+      <w:r>
+        <w:rPr>
+          <w:rStyle w:val="VerbatimChar"/>
+        </w:rPr>
+        <w:t xml:space="preserve">## X534_Urb_                   -0.4358775  0.1342744  0.3711573  0.8037111</w:t>
+      </w:r>
+      <w:r>
+        <w:br/>
+      </w:r>
+      <w:r>
+        <w:rPr>
+          <w:rStyle w:val="VerbatimChar"/>
+        </w:rPr>
+        <w:t xml:space="preserve">## X479_Inf_Noise              -0.2681314 -0.6069081 -0.6394655  0.2815620</w:t>
+      </w:r>
+      <w:r>
+        <w:br/>
+      </w:r>
+      <w:r>
+        <w:rPr>
+          <w:rStyle w:val="VerbatimChar"/>
+        </w:rPr>
+        <w:t xml:space="preserve">## X877_Urb_Air.quality        -0.5955892  0.2420635  0.1420843 -0.3538920</w:t>
+      </w:r>
+      <w:r>
+        <w:br/>
+      </w:r>
+      <w:r>
+        <w:rPr>
+          <w:rStyle w:val="VerbatimChar"/>
+        </w:rPr>
+        <w:t xml:space="preserve">##                                     PC5</w:t>
+      </w:r>
+      <w:r>
+        <w:br/>
+      </w:r>
+      <w:r>
+        <w:rPr>
+          <w:rStyle w:val="VerbatimChar"/>
+        </w:rPr>
+        <w:t xml:space="preserve">## X348_Urb_Population.density  0.08913842</w:t>
+      </w:r>
+      <w:r>
+        <w:br/>
+      </w:r>
+      <w:r>
+        <w:rPr>
+          <w:rStyle w:val="VerbatimChar"/>
+        </w:rPr>
+        <w:t xml:space="preserve">## X265_Urb_                   -0.68626243</w:t>
+      </w:r>
+      <w:r>
+        <w:br/>
+      </w:r>
+      <w:r>
+        <w:rPr>
+          <w:rStyle w:val="VerbatimChar"/>
+        </w:rPr>
+        <w:t xml:space="preserve">## X534_Urb_                   -0.09095064</w:t>
+      </w:r>
+      <w:r>
+        <w:br/>
+      </w:r>
+      <w:r>
+        <w:rPr>
+          <w:rStyle w:val="VerbatimChar"/>
+        </w:rPr>
+        <w:t xml:space="preserve">## X479_Inf_Noise               0.26753474</w:t>
+      </w:r>
+      <w:r>
+        <w:br/>
+      </w:r>
+      <w:r>
+        <w:rPr>
+          <w:rStyle w:val="VerbatimChar"/>
+        </w:rPr>
+        <w:t xml:space="preserve">## X877_Urb_Air.quality         0.66426754</w:t>
       </w:r>
     </w:p>
     <w:p>
@@ -8855,7 +8954,7 @@
         <w:rPr>
           <w:rStyle w:val="VerbatimChar"/>
         </w:rPr>
-        <w:t xml:space="preserve">## [1] 38.85104 24.93222 22.90717 13.30957</w:t>
+        <w:t xml:space="preserve">## [1] 42.714109 20.557524 19.634309 13.592970  3.501089</w:t>
       </w:r>
     </w:p>
     <w:p>
@@ -9938,7 +10037,7 @@
         <w:rPr>
           <w:rStyle w:val="VerbatimChar"/>
         </w:rPr>
-        <w:t xml:space="preserve">##                   0.2885413                   0.2954275 </w:t>
+        <w:t xml:space="preserve">##                   0.1636661                   0.2230576 </w:t>
       </w:r>
       <w:r>
         <w:br/>
@@ -9956,7 +10055,25 @@
         <w:rPr>
           <w:rStyle w:val="VerbatimChar"/>
         </w:rPr>
-        <w:t xml:space="preserve">##                   0.2017475                   0.2142838</w:t>
+        <w:t xml:space="preserve">##                   0.1731401                   0.1938006 </w:t>
+      </w:r>
+      <w:r>
+        <w:br/>
+      </w:r>
+      <w:r>
+        <w:rPr>
+          <w:rStyle w:val="VerbatimChar"/>
+        </w:rPr>
+        <w:t xml:space="preserve">##        X877_Urb_Air.quality </w:t>
+      </w:r>
+      <w:r>
+        <w:br/>
+      </w:r>
+      <w:r>
+        <w:rPr>
+          <w:rStyle w:val="VerbatimChar"/>
+        </w:rPr>
+        <w:t xml:space="preserve">##                   0.2463356</w:t>
       </w:r>
     </w:p>
     <w:p>
@@ -14477,18 +14594,6 @@
         <w:t xml:space="preserve">(</w:t>
       </w:r>
       <w:r>
-        <w:rPr>
-          <w:rStyle w:val="StringTok"/>
-        </w:rPr>
-        <w:t xml:space="preserve">"X877_Inf_Air.quality"</w:t>
-      </w:r>
-      <w:r>
-        <w:rPr>
-          <w:rStyle w:val="NormalTok"/>
-        </w:rPr>
-        <w:t xml:space="preserve">,</w:t>
-      </w:r>
-      <w:r>
         <w:br/>
       </w:r>
       <w:r>
@@ -14653,124 +14758,124 @@
         <w:rPr>
           <w:rStyle w:val="VerbatimChar"/>
         </w:rPr>
-        <w:t xml:space="preserve">##  X877_Inf_Air.quality X671_Inf_Education X809_Inf_Education X744_Inf_Education</w:t>
-      </w:r>
-      <w:r>
-        <w:br/>
-      </w:r>
-      <w:r>
-        <w:rPr>
-          <w:rStyle w:val="VerbatimChar"/>
-        </w:rPr>
-        <w:t xml:space="preserve">##  Min.   :  258        Min.   :50.87      Min.   :-24.30     Min.   :     0    </w:t>
-      </w:r>
-      <w:r>
-        <w:br/>
-      </w:r>
-      <w:r>
-        <w:rPr>
-          <w:rStyle w:val="VerbatimChar"/>
-        </w:rPr>
-        <w:t xml:space="preserve">##  1st Qu.: 3298        1st Qu.:64.32      1st Qu.:-18.80     1st Qu.:     0    </w:t>
-      </w:r>
-      <w:r>
-        <w:br/>
-      </w:r>
-      <w:r>
-        <w:rPr>
-          <w:rStyle w:val="VerbatimChar"/>
-        </w:rPr>
-        <w:t xml:space="preserve">##  Median : 5811        Median :71.92      Median :-13.40     Median : 22944    </w:t>
-      </w:r>
-      <w:r>
-        <w:br/>
-      </w:r>
-      <w:r>
-        <w:rPr>
-          <w:rStyle w:val="VerbatimChar"/>
-        </w:rPr>
-        <w:t xml:space="preserve">##  Mean   : 6648        Mean   :69.77      Mean   :-13.89     Mean   : 76987    </w:t>
-      </w:r>
-      <w:r>
-        <w:br/>
-      </w:r>
-      <w:r>
-        <w:rPr>
-          <w:rStyle w:val="VerbatimChar"/>
-        </w:rPr>
-        <w:t xml:space="preserve">##  3rd Qu.: 9106        3rd Qu.:75.91      3rd Qu.:-10.50     3rd Qu.:110876    </w:t>
-      </w:r>
-      <w:r>
-        <w:br/>
-      </w:r>
-      <w:r>
-        <w:rPr>
-          <w:rStyle w:val="VerbatimChar"/>
-        </w:rPr>
-        <w:t xml:space="preserve">##  Max.   :22013        Max.   :82.42      Max.   : -3.70     Max.   :648319    </w:t>
-      </w:r>
-      <w:r>
-        <w:br/>
-      </w:r>
-      <w:r>
-        <w:rPr>
-          <w:rStyle w:val="VerbatimChar"/>
-        </w:rPr>
-        <w:t xml:space="preserve">##  X974_Inf_Education X569_Inf_Leisure.and.cultural.activities</w:t>
-      </w:r>
-      <w:r>
-        <w:br/>
-      </w:r>
-      <w:r>
-        <w:rPr>
-          <w:rStyle w:val="VerbatimChar"/>
-        </w:rPr>
-        <w:t xml:space="preserve">##  Min.   :-48.20     Min.   :      0                         </w:t>
-      </w:r>
-      <w:r>
-        <w:br/>
-      </w:r>
-      <w:r>
-        <w:rPr>
-          <w:rStyle w:val="VerbatimChar"/>
-        </w:rPr>
-        <w:t xml:space="preserve">##  1st Qu.:-25.20     1st Qu.:      0                         </w:t>
-      </w:r>
-      <w:r>
-        <w:br/>
-      </w:r>
-      <w:r>
-        <w:rPr>
-          <w:rStyle w:val="VerbatimChar"/>
-        </w:rPr>
-        <w:t xml:space="preserve">##  Median :-15.20     Median :      0                         </w:t>
-      </w:r>
-      <w:r>
-        <w:br/>
-      </w:r>
-      <w:r>
-        <w:rPr>
-          <w:rStyle w:val="VerbatimChar"/>
-        </w:rPr>
-        <w:t xml:space="preserve">##  Mean   :-19.32     Mean   : 452201                         </w:t>
-      </w:r>
-      <w:r>
-        <w:br/>
-      </w:r>
-      <w:r>
-        <w:rPr>
-          <w:rStyle w:val="VerbatimChar"/>
-        </w:rPr>
-        <w:t xml:space="preserve">##  3rd Qu.:-11.40     3rd Qu.: 106678                         </w:t>
-      </w:r>
-      <w:r>
-        <w:br/>
-      </w:r>
-      <w:r>
-        <w:rPr>
-          <w:rStyle w:val="VerbatimChar"/>
-        </w:rPr>
-        <w:t xml:space="preserve">##  Max.   : -4.20     Max.   :4747721                         </w:t>
+        <w:t xml:space="preserve">##  X671_Inf_Education X809_Inf_Education X744_Inf_Education X974_Inf_Education</w:t>
+      </w:r>
+      <w:r>
+        <w:br/>
+      </w:r>
+      <w:r>
+        <w:rPr>
+          <w:rStyle w:val="VerbatimChar"/>
+        </w:rPr>
+        <w:t xml:space="preserve">##  Min.   :50.87      Min.   :-24.30     Min.   :     0     Min.   :-48.20    </w:t>
+      </w:r>
+      <w:r>
+        <w:br/>
+      </w:r>
+      <w:r>
+        <w:rPr>
+          <w:rStyle w:val="VerbatimChar"/>
+        </w:rPr>
+        <w:t xml:space="preserve">##  1st Qu.:64.32      1st Qu.:-18.80     1st Qu.:     0     1st Qu.:-25.20    </w:t>
+      </w:r>
+      <w:r>
+        <w:br/>
+      </w:r>
+      <w:r>
+        <w:rPr>
+          <w:rStyle w:val="VerbatimChar"/>
+        </w:rPr>
+        <w:t xml:space="preserve">##  Median :71.92      Median :-13.40     Median : 22944     Median :-15.20    </w:t>
+      </w:r>
+      <w:r>
+        <w:br/>
+      </w:r>
+      <w:r>
+        <w:rPr>
+          <w:rStyle w:val="VerbatimChar"/>
+        </w:rPr>
+        <w:t xml:space="preserve">##  Mean   :69.77      Mean   :-13.89     Mean   : 76987     Mean   :-19.32    </w:t>
+      </w:r>
+      <w:r>
+        <w:br/>
+      </w:r>
+      <w:r>
+        <w:rPr>
+          <w:rStyle w:val="VerbatimChar"/>
+        </w:rPr>
+        <w:t xml:space="preserve">##  3rd Qu.:75.91      3rd Qu.:-10.50     3rd Qu.:110876     3rd Qu.:-11.40    </w:t>
+      </w:r>
+      <w:r>
+        <w:br/>
+      </w:r>
+      <w:r>
+        <w:rPr>
+          <w:rStyle w:val="VerbatimChar"/>
+        </w:rPr>
+        <w:t xml:space="preserve">##  Max.   :82.42      Max.   : -3.70     Max.   :648319     Max.   : -4.20    </w:t>
+      </w:r>
+      <w:r>
+        <w:br/>
+      </w:r>
+      <w:r>
+        <w:rPr>
+          <w:rStyle w:val="VerbatimChar"/>
+        </w:rPr>
+        <w:t xml:space="preserve">##  X569_Inf_Leisure.and.cultural.activities</w:t>
+      </w:r>
+      <w:r>
+        <w:br/>
+      </w:r>
+      <w:r>
+        <w:rPr>
+          <w:rStyle w:val="VerbatimChar"/>
+        </w:rPr>
+        <w:t xml:space="preserve">##  Min.   :      0                         </w:t>
+      </w:r>
+      <w:r>
+        <w:br/>
+      </w:r>
+      <w:r>
+        <w:rPr>
+          <w:rStyle w:val="VerbatimChar"/>
+        </w:rPr>
+        <w:t xml:space="preserve">##  1st Qu.:      0                         </w:t>
+      </w:r>
+      <w:r>
+        <w:br/>
+      </w:r>
+      <w:r>
+        <w:rPr>
+          <w:rStyle w:val="VerbatimChar"/>
+        </w:rPr>
+        <w:t xml:space="preserve">##  Median :      0                         </w:t>
+      </w:r>
+      <w:r>
+        <w:br/>
+      </w:r>
+      <w:r>
+        <w:rPr>
+          <w:rStyle w:val="VerbatimChar"/>
+        </w:rPr>
+        <w:t xml:space="preserve">##  Mean   : 452201                         </w:t>
+      </w:r>
+      <w:r>
+        <w:br/>
+      </w:r>
+      <w:r>
+        <w:rPr>
+          <w:rStyle w:val="VerbatimChar"/>
+        </w:rPr>
+        <w:t xml:space="preserve">##  3rd Qu.: 106678                         </w:t>
+      </w:r>
+      <w:r>
+        <w:br/>
+      </w:r>
+      <w:r>
+        <w:rPr>
+          <w:rStyle w:val="VerbatimChar"/>
+        </w:rPr>
+        <w:t xml:space="preserve">##  Max.   :4747721                         </w:t>
       </w:r>
       <w:r>
         <w:br/>
@@ -14957,105 +15062,6 @@
         <w:rPr>
           <w:rStyle w:val="VerbatimChar"/>
         </w:rPr>
-        <w:t xml:space="preserve">##                                          X877_Inf_Air.quality</w:t>
-      </w:r>
-      <w:r>
-        <w:br/>
-      </w:r>
-      <w:r>
-        <w:rPr>
-          <w:rStyle w:val="VerbatimChar"/>
-        </w:rPr>
-        <w:t xml:space="preserve">## X877_Inf_Air.quality                              1.000000000</w:t>
-      </w:r>
-      <w:r>
-        <w:br/>
-      </w:r>
-      <w:r>
-        <w:rPr>
-          <w:rStyle w:val="VerbatimChar"/>
-        </w:rPr>
-        <w:t xml:space="preserve">## X671_Inf_Education                                0.587311013</w:t>
-      </w:r>
-      <w:r>
-        <w:br/>
-      </w:r>
-      <w:r>
-        <w:rPr>
-          <w:rStyle w:val="VerbatimChar"/>
-        </w:rPr>
-        <w:t xml:space="preserve">## X809_Inf_Education                                0.518158104</w:t>
-      </w:r>
-      <w:r>
-        <w:br/>
-      </w:r>
-      <w:r>
-        <w:rPr>
-          <w:rStyle w:val="VerbatimChar"/>
-        </w:rPr>
-        <w:t xml:space="preserve">## X744_Inf_Education                                0.431836705</w:t>
-      </w:r>
-      <w:r>
-        <w:br/>
-      </w:r>
-      <w:r>
-        <w:rPr>
-          <w:rStyle w:val="VerbatimChar"/>
-        </w:rPr>
-        <w:t xml:space="preserve">## X974_Inf_Education                                0.513683335</w:t>
-      </w:r>
-      <w:r>
-        <w:br/>
-      </w:r>
-      <w:r>
-        <w:rPr>
-          <w:rStyle w:val="VerbatimChar"/>
-        </w:rPr>
-        <w:t xml:space="preserve">## X569_Inf_Leisure.and.cultural.activities          0.213391856</w:t>
-      </w:r>
-      <w:r>
-        <w:br/>
-      </w:r>
-      <w:r>
-        <w:rPr>
-          <w:rStyle w:val="VerbatimChar"/>
-        </w:rPr>
-        <w:t xml:space="preserve">## X198_Inf_Leisure.and.cultural.activities          0.478134527</w:t>
-      </w:r>
-      <w:r>
-        <w:br/>
-      </w:r>
-      <w:r>
-        <w:rPr>
-          <w:rStyle w:val="VerbatimChar"/>
-        </w:rPr>
-        <w:t xml:space="preserve">## X484_Inf_Nature.based.assets                     -0.059317528</w:t>
-      </w:r>
-      <w:r>
-        <w:br/>
-      </w:r>
-      <w:r>
-        <w:rPr>
-          <w:rStyle w:val="VerbatimChar"/>
-        </w:rPr>
-        <w:t xml:space="preserve">## X633_Inf_Nature.based.assets                      0.009809078</w:t>
-      </w:r>
-      <w:r>
-        <w:br/>
-      </w:r>
-      <w:r>
-        <w:rPr>
-          <w:rStyle w:val="VerbatimChar"/>
-        </w:rPr>
-        <w:t xml:space="preserve">## X1041_Inf_Security.and.safety                     0.204654888</w:t>
-      </w:r>
-      <w:r>
-        <w:br/>
-      </w:r>
-      <w:r>
-        <w:rPr>
-          <w:rStyle w:val="VerbatimChar"/>
-        </w:rPr>
         <w:t xml:space="preserve">##                                          X671_Inf_Education X809_Inf_Education</w:t>
       </w:r>
       <w:r>
@@ -15065,15 +15071,6 @@
         <w:rPr>
           <w:rStyle w:val="VerbatimChar"/>
         </w:rPr>
-        <w:t xml:space="preserve">## X877_Inf_Air.quality                             0.58731101         0.51815810</w:t>
-      </w:r>
-      <w:r>
-        <w:br/>
-      </w:r>
-      <w:r>
-        <w:rPr>
-          <w:rStyle w:val="VerbatimChar"/>
-        </w:rPr>
         <w:t xml:space="preserve">## X671_Inf_Education                               1.00000000         0.86148259</w:t>
       </w:r>
       <w:r>
@@ -15164,15 +15161,6 @@
         <w:rPr>
           <w:rStyle w:val="VerbatimChar"/>
         </w:rPr>
-        <w:t xml:space="preserve">## X877_Inf_Air.quality                             0.43183671         0.51368334</w:t>
-      </w:r>
-      <w:r>
-        <w:br/>
-      </w:r>
-      <w:r>
-        <w:rPr>
-          <w:rStyle w:val="VerbatimChar"/>
-        </w:rPr>
         <w:t xml:space="preserve">## X671_Inf_Education                               0.28252349         0.92996062</w:t>
       </w:r>
       <w:r>
@@ -15263,15 +15251,6 @@
         <w:rPr>
           <w:rStyle w:val="VerbatimChar"/>
         </w:rPr>
-        <w:t xml:space="preserve">## X877_Inf_Air.quality                                                  0.213391856</w:t>
-      </w:r>
-      <w:r>
-        <w:br/>
-      </w:r>
-      <w:r>
-        <w:rPr>
-          <w:rStyle w:val="VerbatimChar"/>
-        </w:rPr>
         <w:t xml:space="preserve">## X671_Inf_Education                                                    0.261563371</w:t>
       </w:r>
       <w:r>
@@ -15362,15 +15341,6 @@
         <w:rPr>
           <w:rStyle w:val="VerbatimChar"/>
         </w:rPr>
-        <w:t xml:space="preserve">## X877_Inf_Air.quality                                                  0.478134527</w:t>
-      </w:r>
-      <w:r>
-        <w:br/>
-      </w:r>
-      <w:r>
-        <w:rPr>
-          <w:rStyle w:val="VerbatimChar"/>
-        </w:rPr>
         <w:t xml:space="preserve">## X671_Inf_Education                                                    0.462154531</w:t>
       </w:r>
       <w:r>
@@ -15461,15 +15431,6 @@
         <w:rPr>
           <w:rStyle w:val="VerbatimChar"/>
         </w:rPr>
-        <w:t xml:space="preserve">## X877_Inf_Air.quality                                     -0.059317528</w:t>
-      </w:r>
-      <w:r>
-        <w:br/>
-      </w:r>
-      <w:r>
-        <w:rPr>
-          <w:rStyle w:val="VerbatimChar"/>
-        </w:rPr>
         <w:t xml:space="preserve">## X671_Inf_Education                                        0.007221310</w:t>
       </w:r>
       <w:r>
@@ -15560,15 +15521,6 @@
         <w:rPr>
           <w:rStyle w:val="VerbatimChar"/>
         </w:rPr>
-        <w:t xml:space="preserve">## X877_Inf_Air.quality                                      0.009809078</w:t>
-      </w:r>
-      <w:r>
-        <w:br/>
-      </w:r>
-      <w:r>
-        <w:rPr>
-          <w:rStyle w:val="VerbatimChar"/>
-        </w:rPr>
         <w:t xml:space="preserve">## X671_Inf_Education                                       -0.124080363</w:t>
       </w:r>
       <w:r>
@@ -15651,15 +15603,6 @@
           <w:rStyle w:val="VerbatimChar"/>
         </w:rPr>
         <w:t xml:space="preserve">##                                          X1041_Inf_Security.and.safety</w:t>
-      </w:r>
-      <w:r>
-        <w:br/>
-      </w:r>
-      <w:r>
-        <w:rPr>
-          <w:rStyle w:val="VerbatimChar"/>
-        </w:rPr>
-        <w:t xml:space="preserve">## X877_Inf_Air.quality                                       0.204654888</w:t>
       </w:r>
       <w:r>
         <w:br/>
@@ -16952,385 +16895,259 @@
         <w:rPr>
           <w:rStyle w:val="VerbatimChar"/>
         </w:rPr>
-        <w:t xml:space="preserve">## X877_Inf_Air.quality                      0.39058680 -0.02372510 -0.18504505</w:t>
-      </w:r>
-      <w:r>
-        <w:br/>
-      </w:r>
-      <w:r>
-        <w:rPr>
-          <w:rStyle w:val="VerbatimChar"/>
-        </w:rPr>
-        <w:t xml:space="preserve">## X671_Inf_Education                        0.49078184  0.06045968  0.09663104</w:t>
-      </w:r>
-      <w:r>
-        <w:br/>
-      </w:r>
-      <w:r>
-        <w:rPr>
-          <w:rStyle w:val="VerbatimChar"/>
-        </w:rPr>
-        <w:t xml:space="preserve">## X809_Inf_Education                        0.45552432  0.16061759  0.23721674</w:t>
-      </w:r>
-      <w:r>
-        <w:br/>
-      </w:r>
-      <w:r>
-        <w:rPr>
-          <w:rStyle w:val="VerbatimChar"/>
-        </w:rPr>
-        <w:t xml:space="preserve">## X744_Inf_Education                        0.21798942  0.07637872 -0.17602773</w:t>
-      </w:r>
-      <w:r>
-        <w:br/>
-      </w:r>
-      <w:r>
-        <w:rPr>
-          <w:rStyle w:val="VerbatimChar"/>
-        </w:rPr>
-        <w:t xml:space="preserve">## X974_Inf_Education                        0.45893331  0.17015066  0.28891664</w:t>
-      </w:r>
-      <w:r>
-        <w:br/>
-      </w:r>
-      <w:r>
-        <w:rPr>
-          <w:rStyle w:val="VerbatimChar"/>
-        </w:rPr>
-        <w:t xml:space="preserve">## X569_Inf_Leisure.and.cultural.activities  0.18366048 -0.64037623 -0.14876366</w:t>
-      </w:r>
-      <w:r>
-        <w:br/>
-      </w:r>
-      <w:r>
-        <w:rPr>
-          <w:rStyle w:val="VerbatimChar"/>
-        </w:rPr>
-        <w:t xml:space="preserve">## X198_Inf_Leisure.and.cultural.activities  0.28530542 -0.42805465 -0.43619179</w:t>
-      </w:r>
-      <w:r>
-        <w:br/>
-      </w:r>
-      <w:r>
-        <w:rPr>
-          <w:rStyle w:val="VerbatimChar"/>
-        </w:rPr>
-        <w:t xml:space="preserve">## X484_Inf_Nature.based.assets              0.02144996 -0.44145471  0.59650237</w:t>
-      </w:r>
-      <w:r>
-        <w:br/>
-      </w:r>
-      <w:r>
-        <w:rPr>
-          <w:rStyle w:val="VerbatimChar"/>
-        </w:rPr>
-        <w:t xml:space="preserve">## X633_Inf_Nature.based.assets             -0.07205101 -0.19615316  0.46504571</w:t>
-      </w:r>
-      <w:r>
-        <w:br/>
-      </w:r>
-      <w:r>
-        <w:rPr>
-          <w:rStyle w:val="VerbatimChar"/>
-        </w:rPr>
-        <w:t xml:space="preserve">## X1041_Inf_Security.and.safety             0.14195691  0.32943583 -0.03484115</w:t>
-      </w:r>
-      <w:r>
-        <w:br/>
-      </w:r>
-      <w:r>
-        <w:rPr>
-          <w:rStyle w:val="VerbatimChar"/>
-        </w:rPr>
-        <w:t xml:space="preserve">##                                                  PC4         PC5          PC6</w:t>
-      </w:r>
-      <w:r>
-        <w:br/>
-      </w:r>
-      <w:r>
-        <w:rPr>
-          <w:rStyle w:val="VerbatimChar"/>
-        </w:rPr>
-        <w:t xml:space="preserve">## X877_Inf_Air.quality                      0.32615604 -0.06880555 -0.099129964</w:t>
-      </w:r>
-      <w:r>
-        <w:br/>
-      </w:r>
-      <w:r>
-        <w:rPr>
-          <w:rStyle w:val="VerbatimChar"/>
-        </w:rPr>
-        <w:t xml:space="preserve">## X671_Inf_Education                       -0.10289929  0.14562795 -0.071201700</w:t>
-      </w:r>
-      <w:r>
-        <w:br/>
-      </w:r>
-      <w:r>
-        <w:rPr>
-          <w:rStyle w:val="VerbatimChar"/>
-        </w:rPr>
-        <w:t xml:space="preserve">## X809_Inf_Education                       -0.17116429  0.11833047  0.016908105</w:t>
-      </w:r>
-      <w:r>
-        <w:br/>
-      </w:r>
-      <w:r>
-        <w:rPr>
-          <w:rStyle w:val="VerbatimChar"/>
-        </w:rPr>
-        <w:t xml:space="preserve">## X744_Inf_Education                        0.62367587 -0.13985682  0.634001145</w:t>
-      </w:r>
-      <w:r>
-        <w:br/>
-      </w:r>
-      <w:r>
-        <w:rPr>
-          <w:rStyle w:val="VerbatimChar"/>
-        </w:rPr>
-        <w:t xml:space="preserve">## X974_Inf_Education                       -0.08403746  0.19006124 -0.009953099</w:t>
-      </w:r>
-      <w:r>
-        <w:br/>
-      </w:r>
-      <w:r>
-        <w:rPr>
-          <w:rStyle w:val="VerbatimChar"/>
-        </w:rPr>
-        <w:t xml:space="preserve">## X569_Inf_Leisure.and.cultural.activities -0.09674407 -0.19324164  0.015649776</w:t>
-      </w:r>
-      <w:r>
-        <w:br/>
-      </w:r>
-      <w:r>
-        <w:rPr>
-          <w:rStyle w:val="VerbatimChar"/>
-        </w:rPr>
-        <w:t xml:space="preserve">## X198_Inf_Leisure.and.cultural.activities -0.06132966  0.04787496 -0.270378179</w:t>
-      </w:r>
-      <w:r>
-        <w:br/>
-      </w:r>
-      <w:r>
-        <w:rPr>
-          <w:rStyle w:val="VerbatimChar"/>
-        </w:rPr>
-        <w:t xml:space="preserve">## X484_Inf_Nature.based.assets             -0.16314411 -0.31818308  0.374689496</w:t>
-      </w:r>
-      <w:r>
-        <w:br/>
-      </w:r>
-      <w:r>
-        <w:rPr>
-          <w:rStyle w:val="VerbatimChar"/>
-        </w:rPr>
-        <w:t xml:space="preserve">## X633_Inf_Nature.based.assets              0.64156802  0.03679391 -0.537515014</w:t>
-      </w:r>
-      <w:r>
-        <w:br/>
-      </w:r>
-      <w:r>
-        <w:rPr>
-          <w:rStyle w:val="VerbatimChar"/>
-        </w:rPr>
-        <w:t xml:space="preserve">## X1041_Inf_Security.and.safety            -0.07972838 -0.87300881 -0.283014636</w:t>
-      </w:r>
-      <w:r>
-        <w:br/>
-      </w:r>
-      <w:r>
-        <w:rPr>
-          <w:rStyle w:val="VerbatimChar"/>
-        </w:rPr>
-        <w:t xml:space="preserve">##                                                  PC7         PC8          PC9</w:t>
-      </w:r>
-      <w:r>
-        <w:br/>
-      </w:r>
-      <w:r>
-        <w:rPr>
-          <w:rStyle w:val="VerbatimChar"/>
-        </w:rPr>
-        <w:t xml:space="preserve">## X877_Inf_Air.quality                      0.53738146  0.63106540  0.068374908</w:t>
-      </w:r>
-      <w:r>
-        <w:br/>
-      </w:r>
-      <w:r>
-        <w:rPr>
-          <w:rStyle w:val="VerbatimChar"/>
-        </w:rPr>
-        <w:t xml:space="preserve">## X671_Inf_Education                       -0.12227268 -0.16107104  0.449815853</w:t>
-      </w:r>
-      <w:r>
-        <w:br/>
-      </w:r>
-      <w:r>
-        <w:rPr>
-          <w:rStyle w:val="VerbatimChar"/>
-        </w:rPr>
-        <w:t xml:space="preserve">## X809_Inf_Education                       -0.07456463  0.04822435 -0.805081056</w:t>
-      </w:r>
-      <w:r>
-        <w:br/>
-      </w:r>
-      <w:r>
-        <w:rPr>
-          <w:rStyle w:val="VerbatimChar"/>
-        </w:rPr>
-        <w:t xml:space="preserve">## X744_Inf_Education                       -0.17143331 -0.26977726 -0.054330781</w:t>
-      </w:r>
-      <w:r>
-        <w:br/>
-      </w:r>
-      <w:r>
-        <w:rPr>
-          <w:rStyle w:val="VerbatimChar"/>
-        </w:rPr>
-        <w:t xml:space="preserve">## X974_Inf_Education                       -0.13922884 -0.04780285  0.343643956</w:t>
-      </w:r>
-      <w:r>
-        <w:br/>
-      </w:r>
-      <w:r>
-        <w:rPr>
-          <w:rStyle w:val="VerbatimChar"/>
-        </w:rPr>
-        <w:t xml:space="preserve">## X569_Inf_Leisure.and.cultural.activities -0.59688146  0.35883265 -0.004267771</w:t>
-      </w:r>
-      <w:r>
-        <w:br/>
-      </w:r>
-      <w:r>
-        <w:rPr>
-          <w:rStyle w:val="VerbatimChar"/>
-        </w:rPr>
-        <w:t xml:space="preserve">## X198_Inf_Leisure.and.cultural.activities  0.30931155 -0.57614061 -0.121115304</w:t>
-      </w:r>
-      <w:r>
-        <w:br/>
-      </w:r>
-      <w:r>
-        <w:rPr>
-          <w:rStyle w:val="VerbatimChar"/>
-        </w:rPr>
-        <w:t xml:space="preserve">## X484_Inf_Nature.based.assets              0.40779342 -0.09988655  0.056250373</w:t>
-      </w:r>
-      <w:r>
-        <w:br/>
-      </w:r>
-      <w:r>
-        <w:rPr>
-          <w:rStyle w:val="VerbatimChar"/>
-        </w:rPr>
-        <w:t xml:space="preserve">## X633_Inf_Nature.based.assets             -0.13105689 -0.11868294 -0.075671223</w:t>
-      </w:r>
-      <w:r>
-        <w:br/>
-      </w:r>
-      <w:r>
-        <w:rPr>
-          <w:rStyle w:val="VerbatimChar"/>
-        </w:rPr>
-        <w:t xml:space="preserve">## X1041_Inf_Security.and.safety            -0.08077208 -0.11687721  0.014652379</w:t>
-      </w:r>
-      <w:r>
-        <w:br/>
-      </w:r>
-      <w:r>
-        <w:rPr>
-          <w:rStyle w:val="VerbatimChar"/>
-        </w:rPr>
-        <w:t xml:space="preserve">##                                                  PC10</w:t>
-      </w:r>
-      <w:r>
-        <w:br/>
-      </w:r>
-      <w:r>
-        <w:rPr>
-          <w:rStyle w:val="VerbatimChar"/>
-        </w:rPr>
-        <w:t xml:space="preserve">## X877_Inf_Air.quality                      0.001088261</w:t>
-      </w:r>
-      <w:r>
-        <w:br/>
-      </w:r>
-      <w:r>
-        <w:rPr>
-          <w:rStyle w:val="VerbatimChar"/>
-        </w:rPr>
-        <w:t xml:space="preserve">## X671_Inf_Education                        0.682675633</w:t>
-      </w:r>
-      <w:r>
-        <w:br/>
-      </w:r>
-      <w:r>
-        <w:rPr>
-          <w:rStyle w:val="VerbatimChar"/>
-        </w:rPr>
-        <w:t xml:space="preserve">## X809_Inf_Education                        0.103930876</w:t>
-      </w:r>
-      <w:r>
-        <w:br/>
-      </w:r>
-      <w:r>
-        <w:rPr>
-          <w:rStyle w:val="VerbatimChar"/>
-        </w:rPr>
-        <w:t xml:space="preserve">## X744_Inf_Education                       -0.007155048</w:t>
-      </w:r>
-      <w:r>
-        <w:br/>
-      </w:r>
-      <w:r>
-        <w:rPr>
-          <w:rStyle w:val="VerbatimChar"/>
-        </w:rPr>
-        <w:t xml:space="preserve">## X974_Inf_Education                       -0.702787706</w:t>
-      </w:r>
-      <w:r>
-        <w:br/>
-      </w:r>
-      <w:r>
-        <w:rPr>
-          <w:rStyle w:val="VerbatimChar"/>
-        </w:rPr>
-        <w:t xml:space="preserve">## X569_Inf_Leisure.and.cultural.activities -0.045423265</w:t>
-      </w:r>
-      <w:r>
-        <w:br/>
-      </w:r>
-      <w:r>
-        <w:rPr>
-          <w:rStyle w:val="VerbatimChar"/>
-        </w:rPr>
-        <w:t xml:space="preserve">## X198_Inf_Leisure.and.cultural.activities -0.153845730</w:t>
-      </w:r>
-      <w:r>
-        <w:br/>
-      </w:r>
-      <w:r>
-        <w:rPr>
-          <w:rStyle w:val="VerbatimChar"/>
-        </w:rPr>
-        <w:t xml:space="preserve">## X484_Inf_Nature.based.assets              0.034014164</w:t>
-      </w:r>
-      <w:r>
-        <w:br/>
-      </w:r>
-      <w:r>
-        <w:rPr>
-          <w:rStyle w:val="VerbatimChar"/>
-        </w:rPr>
-        <w:t xml:space="preserve">## X633_Inf_Nature.based.assets              0.034520903</w:t>
-      </w:r>
-      <w:r>
-        <w:br/>
-      </w:r>
-      <w:r>
-        <w:rPr>
-          <w:rStyle w:val="VerbatimChar"/>
-        </w:rPr>
-        <w:t xml:space="preserve">## X1041_Inf_Security.and.safety            -0.033301292</w:t>
+        <w:t xml:space="preserve">## X671_Inf_Education                        0.53680729 -0.05160923  0.03552299</w:t>
+      </w:r>
+      <w:r>
+        <w:br/>
+      </w:r>
+      <w:r>
+        <w:rPr>
+          <w:rStyle w:val="VerbatimChar"/>
+        </w:rPr>
+        <w:t xml:space="preserve">## X809_Inf_Education                        0.50437254 -0.15004091  0.14696461</w:t>
+      </w:r>
+      <w:r>
+        <w:br/>
+      </w:r>
+      <w:r>
+        <w:rPr>
+          <w:rStyle w:val="VerbatimChar"/>
+        </w:rPr>
+        <w:t xml:space="preserve">## X744_Inf_Education                        0.20631745 -0.08352781  0.03909700</w:t>
+      </w:r>
+      <w:r>
+        <w:br/>
+      </w:r>
+      <w:r>
+        <w:rPr>
+          <w:rStyle w:val="VerbatimChar"/>
+        </w:rPr>
+        <w:t xml:space="preserve">## X974_Inf_Education                        0.50862984 -0.15979611  0.22340784</w:t>
+      </w:r>
+      <w:r>
+        <w:br/>
+      </w:r>
+      <w:r>
+        <w:rPr>
+          <w:rStyle w:val="VerbatimChar"/>
+        </w:rPr>
+        <w:t xml:space="preserve">## X569_Inf_Leisure.and.cultural.activities  0.19955499  0.64324702 -0.18666413</w:t>
+      </w:r>
+      <w:r>
+        <w:br/>
+      </w:r>
+      <w:r>
+        <w:rPr>
+          <w:rStyle w:val="VerbatimChar"/>
+        </w:rPr>
+        <w:t xml:space="preserve">## X198_Inf_Leisure.and.cultural.activities  0.28815074  0.42693276 -0.43904346</w:t>
+      </w:r>
+      <w:r>
+        <w:br/>
+      </w:r>
+      <w:r>
+        <w:rPr>
+          <w:rStyle w:val="VerbatimChar"/>
+        </w:rPr>
+        <w:t xml:space="preserve">## X484_Inf_Nature.based.assets              0.04020264  0.44946401  0.50523108</w:t>
+      </w:r>
+      <w:r>
+        <w:br/>
+      </w:r>
+      <w:r>
+        <w:rPr>
+          <w:rStyle w:val="VerbatimChar"/>
+        </w:rPr>
+        <w:t xml:space="preserve">## X633_Inf_Nature.based.assets             -0.09611353  0.19060178  0.66348953</w:t>
+      </w:r>
+      <w:r>
+        <w:br/>
+      </w:r>
+      <w:r>
+        <w:rPr>
+          <w:rStyle w:val="VerbatimChar"/>
+        </w:rPr>
+        <w:t xml:space="preserve">## X1041_Inf_Security.and.safety             0.14989316 -0.32852287 -0.05119009</w:t>
+      </w:r>
+      <w:r>
+        <w:br/>
+      </w:r>
+      <w:r>
+        <w:rPr>
+          <w:rStyle w:val="VerbatimChar"/>
+        </w:rPr>
+        <w:t xml:space="preserve">##                                                   PC4         PC5         PC6</w:t>
+      </w:r>
+      <w:r>
+        <w:br/>
+      </w:r>
+      <w:r>
+        <w:rPr>
+          <w:rStyle w:val="VerbatimChar"/>
+        </w:rPr>
+        <w:t xml:space="preserve">## X671_Inf_Education                       -0.002482989 -0.13541759  0.08839535</w:t>
+      </w:r>
+      <w:r>
+        <w:br/>
+      </w:r>
+      <w:r>
+        <w:rPr>
+          <w:rStyle w:val="VerbatimChar"/>
+        </w:rPr>
+        <w:t xml:space="preserve">## X809_Inf_Education                       -0.139892726 -0.14492370 -0.02347868</w:t>
+      </w:r>
+      <w:r>
+        <w:br/>
+      </w:r>
+      <w:r>
+        <w:rPr>
+          <w:rStyle w:val="VerbatimChar"/>
+        </w:rPr>
+        <w:t xml:space="preserve">## X744_Inf_Education                        0.732122266  0.35822083 -0.52694273</w:t>
+      </w:r>
+      <w:r>
+        <w:br/>
+      </w:r>
+      <w:r>
+        <w:rPr>
+          <w:rStyle w:val="VerbatimChar"/>
+        </w:rPr>
+        <w:t xml:space="preserve">## X974_Inf_Education                       -0.049315387 -0.19539544  0.01425939</w:t>
+      </w:r>
+      <w:r>
+        <w:br/>
+      </w:r>
+      <w:r>
+        <w:rPr>
+          <w:rStyle w:val="VerbatimChar"/>
+        </w:rPr>
+        <w:t xml:space="preserve">## X569_Inf_Leisure.and.cultural.activities  0.011595690  0.22440428  0.03447711</w:t>
+      </w:r>
+      <w:r>
+        <w:br/>
+      </w:r>
+      <w:r>
+        <w:rPr>
+          <w:rStyle w:val="VerbatimChar"/>
+        </w:rPr>
+        <w:t xml:space="preserve">## X198_Inf_Leisure.and.cultural.activities  0.135517034 -0.01226125  0.29237986</w:t>
+      </w:r>
+      <w:r>
+        <w:br/>
+      </w:r>
+      <w:r>
+        <w:rPr>
+          <w:rStyle w:val="VerbatimChar"/>
+        </w:rPr>
+        <w:t xml:space="preserve">## X484_Inf_Nature.based.assets             -0.435525537  0.21686228 -0.43047976</w:t>
+      </w:r>
+      <w:r>
+        <w:br/>
+      </w:r>
+      <w:r>
+        <w:rPr>
+          <w:rStyle w:val="VerbatimChar"/>
+        </w:rPr>
+        <w:t xml:space="preserve">## X633_Inf_Nature.based.assets              0.409298951  0.03824682  0.58240124</w:t>
+      </w:r>
+      <w:r>
+        <w:br/>
+      </w:r>
+      <w:r>
+        <w:rPr>
+          <w:rStyle w:val="VerbatimChar"/>
+        </w:rPr>
+        <w:t xml:space="preserve">## X1041_Inf_Security.and.safety            -0.257451721  0.83376134  0.32028794</w:t>
+      </w:r>
+      <w:r>
+        <w:br/>
+      </w:r>
+      <w:r>
+        <w:rPr>
+          <w:rStyle w:val="VerbatimChar"/>
+        </w:rPr>
+        <w:t xml:space="preserve">##                                                  PC7         PC8         PC9</w:t>
+      </w:r>
+      <w:r>
+        <w:br/>
+      </w:r>
+      <w:r>
+        <w:rPr>
+          <w:rStyle w:val="VerbatimChar"/>
+        </w:rPr>
+        <w:t xml:space="preserve">## X671_Inf_Education                       -0.00548298 -0.46429977  0.68275206</w:t>
+      </w:r>
+      <w:r>
+        <w:br/>
+      </w:r>
+      <w:r>
+        <w:rPr>
+          <w:rStyle w:val="VerbatimChar"/>
+        </w:rPr>
+        <w:t xml:space="preserve">## X809_Inf_Education                        0.07991809  0.80194789  0.10424029</w:t>
+      </w:r>
+      <w:r>
+        <w:br/>
+      </w:r>
+      <w:r>
+        <w:rPr>
+          <w:rStyle w:val="VerbatimChar"/>
+        </w:rPr>
+        <w:t xml:space="preserve">## X744_Inf_Education                       -0.07616838  0.03294688 -0.00683443</w:t>
+      </w:r>
+      <w:r>
+        <w:br/>
+      </w:r>
+      <w:r>
+        <w:rPr>
+          <w:rStyle w:val="VerbatimChar"/>
+        </w:rPr>
+        <w:t xml:space="preserve">## X974_Inf_Education                        0.08701890 -0.35155379 -0.70276081</w:t>
+      </w:r>
+      <w:r>
+        <w:br/>
+      </w:r>
+      <w:r>
+        <w:rPr>
+          <w:rStyle w:val="VerbatimChar"/>
+        </w:rPr>
+        <w:t xml:space="preserve">## X569_Inf_Leisure.and.cultural.activities  0.67653177  0.01112646 -0.04547674</w:t>
+      </w:r>
+      <w:r>
+        <w:br/>
+      </w:r>
+      <w:r>
+        <w:rPr>
+          <w:rStyle w:val="VerbatimChar"/>
+        </w:rPr>
+        <w:t xml:space="preserve">## X198_Inf_Leisure.and.cultural.activities -0.63705237  0.09252133 -0.15343176</w:t>
+      </w:r>
+      <w:r>
+        <w:br/>
+      </w:r>
+      <w:r>
+        <w:rPr>
+          <w:rStyle w:val="VerbatimChar"/>
+        </w:rPr>
+        <w:t xml:space="preserve">## X484_Inf_Nature.based.assets             -0.33917296 -0.05377925  0.03394600</w:t>
+      </w:r>
+      <w:r>
+        <w:br/>
+      </w:r>
+      <w:r>
+        <w:rPr>
+          <w:rStyle w:val="VerbatimChar"/>
+        </w:rPr>
+        <w:t xml:space="preserve">## X633_Inf_Nature.based.assets             -0.01796510  0.06716576  0.03465780</w:t>
+      </w:r>
+      <w:r>
+        <w:br/>
+      </w:r>
+      <w:r>
+        <w:rPr>
+          <w:rStyle w:val="VerbatimChar"/>
+        </w:rPr>
+        <w:t xml:space="preserve">## X1041_Inf_Security.and.safety            -0.03629219 -0.02328717 -0.03318425</w:t>
       </w:r>
     </w:p>
     <w:p>
@@ -17621,16 +17438,16 @@
         <w:rPr>
           <w:rStyle w:val="VerbatimChar"/>
         </w:rPr>
-        <w:t xml:space="preserve">##  [1] 37.0576607 14.4322554 11.4153536 10.8192063  9.0840154  7.5527445</w:t>
-      </w:r>
-      <w:r>
-        <w:br/>
-      </w:r>
-      <w:r>
-        <w:rPr>
-          <w:rStyle w:val="VerbatimChar"/>
-        </w:rPr>
-        <w:t xml:space="preserve">##  [7]  4.8364158  3.2063205  1.2518120  0.3442158</w:t>
+        <w:t xml:space="preserve">## [1] 35.8198741 16.0297311 12.5616568 10.8799803 10.0141142  8.3209212  4.5834452</w:t>
+      </w:r>
+      <w:r>
+        <w:br/>
+      </w:r>
+      <w:r>
+        <w:rPr>
+          <w:rStyle w:val="VerbatimChar"/>
+        </w:rPr>
+        <w:t xml:space="preserve">## [8]  1.4078094  0.3824678</w:t>
       </w:r>
     </w:p>
     <w:p>
@@ -18904,24 +18721,6 @@
         <w:rPr>
           <w:rStyle w:val="VerbatimChar"/>
         </w:rPr>
-        <w:t xml:space="preserve">##                     X877_Inf_Air.quality </w:t>
-      </w:r>
-      <w:r>
-        <w:br/>
-      </w:r>
-      <w:r>
-        <w:rPr>
-          <w:rStyle w:val="VerbatimChar"/>
-        </w:rPr>
-        <w:t xml:space="preserve">##                               0.10099440 </w:t>
-      </w:r>
-      <w:r>
-        <w:br/>
-      </w:r>
-      <w:r>
-        <w:rPr>
-          <w:rStyle w:val="VerbatimChar"/>
-        </w:rPr>
         <w:t xml:space="preserve">##                       X671_Inf_Education </w:t>
       </w:r>
       <w:r>
@@ -18931,7 +18730,7 @@
         <w:rPr>
           <w:rStyle w:val="VerbatimChar"/>
         </w:rPr>
-        <w:t xml:space="preserve">##                               0.12028696 </w:t>
+        <w:t xml:space="preserve">##                               0.12876982 </w:t>
       </w:r>
       <w:r>
         <w:br/>
@@ -18949,7 +18748,7 @@
         <w:rPr>
           <w:rStyle w:val="VerbatimChar"/>
         </w:rPr>
-        <w:t xml:space="preserve">##                               0.13068994 </w:t>
+        <w:t xml:space="preserve">##                               0.14017537 </w:t>
       </w:r>
       <w:r>
         <w:br/>
@@ -18967,7 +18766,7 @@
         <w:rPr>
           <w:rStyle w:val="VerbatimChar"/>
         </w:rPr>
-        <w:t xml:space="preserve">##                               0.06675639 </w:t>
+        <w:t xml:space="preserve">##                               0.05791169 </w:t>
       </w:r>
       <w:r>
         <w:br/>
@@ -18985,7 +18784,7 @@
         <w:rPr>
           <w:rStyle w:val="VerbatimChar"/>
         </w:rPr>
-        <w:t xml:space="preserve">##                               0.13578521 </w:t>
+        <w:t xml:space="preserve">##                               0.14814658 </w:t>
       </w:r>
       <w:r>
         <w:br/>
@@ -19003,7 +18802,7 @@
         <w:rPr>
           <w:rStyle w:val="VerbatimChar"/>
         </w:rPr>
-        <w:t xml:space="preserve">##                               0.10587020 </w:t>
+        <w:t xml:space="preserve">##                               0.12438604 </w:t>
       </w:r>
       <w:r>
         <w:br/>
@@ -19021,7 +18820,7 @@
         <w:rPr>
           <w:rStyle w:val="VerbatimChar"/>
         </w:rPr>
-        <w:t xml:space="preserve">##                               0.12963505 </w:t>
+        <w:t xml:space="preserve">##                               0.14245193 </w:t>
       </w:r>
       <w:r>
         <w:br/>
@@ -19039,7 +18838,7 @@
         <w:rPr>
           <w:rStyle w:val="VerbatimChar"/>
         </w:rPr>
-        <w:t xml:space="preserve">##                               0.08337370 </w:t>
+        <w:t xml:space="preserve">##                               0.09415905 </w:t>
       </w:r>
       <w:r>
         <w:br/>
@@ -19057,7 +18856,7 @@
         <w:rPr>
           <w:rStyle w:val="VerbatimChar"/>
         </w:rPr>
-        <w:t xml:space="preserve">##                               0.06448774 </w:t>
+        <w:t xml:space="preserve">##                               0.09316175 </w:t>
       </w:r>
       <w:r>
         <w:br/>
@@ -19075,7 +18874,7 @@
         <w:rPr>
           <w:rStyle w:val="VerbatimChar"/>
         </w:rPr>
-        <w:t xml:space="preserve">##                               0.06212042</w:t>
+        <w:t xml:space="preserve">##                               0.07083776</w:t>
       </w:r>
     </w:p>
     <w:p>
@@ -32080,115 +31879,115 @@
         <w:rPr>
           <w:rStyle w:val="VerbatimChar"/>
         </w:rPr>
-        <w:t xml:space="preserve">## 1         5.88 -0.891446092  0.46586706 -1.0138480    -0.13752154  0.081912393</w:t>
-      </w:r>
-      <w:r>
-        <w:br/>
-      </w:r>
-      <w:r>
-        <w:rPr>
-          <w:rStyle w:val="VerbatimChar"/>
-        </w:rPr>
-        <w:t xml:space="preserve">## 2         6.71 -0.321052794 -0.21827077 -0.4864620     0.11241131 -0.160304877</w:t>
-      </w:r>
-      <w:r>
-        <w:br/>
-      </w:r>
-      <w:r>
-        <w:rPr>
-          <w:rStyle w:val="VerbatimChar"/>
-        </w:rPr>
-        <w:t xml:space="preserve">## 3         7.40 -0.278676033 -0.34076389 -0.7961988     0.03924414  0.106680625</w:t>
-      </w:r>
-      <w:r>
-        <w:br/>
-      </w:r>
-      <w:r>
-        <w:rPr>
-          <w:rStyle w:val="VerbatimChar"/>
-        </w:rPr>
-        <w:t xml:space="preserve">## 4         6.53  0.076399136  0.49643701 -0.6478019     1.02209267  0.007987994</w:t>
-      </w:r>
-      <w:r>
-        <w:br/>
-      </w:r>
-      <w:r>
-        <w:rPr>
-          <w:rStyle w:val="VerbatimChar"/>
-        </w:rPr>
-        <w:t xml:space="preserve">## 5         7.60 -0.004902845  0.09566967 -0.2203509     1.02361403  1.053773129</w:t>
-      </w:r>
-      <w:r>
-        <w:br/>
-      </w:r>
-      <w:r>
-        <w:rPr>
-          <w:rStyle w:val="VerbatimChar"/>
-        </w:rPr>
-        <w:t xml:space="preserve">## 6         7.77  0.208820045  0.25622133 -0.1653692     0.40299452  0.726660894</w:t>
-      </w:r>
-      <w:r>
-        <w:br/>
-      </w:r>
-      <w:r>
-        <w:rPr>
-          <w:rStyle w:val="VerbatimChar"/>
-        </w:rPr>
-        <w:t xml:space="preserve">##       Social       Urban</w:t>
-      </w:r>
-      <w:r>
-        <w:br/>
-      </w:r>
-      <w:r>
-        <w:rPr>
-          <w:rStyle w:val="VerbatimChar"/>
-        </w:rPr>
-        <w:t xml:space="preserve">## 1 -0.5304780  0.63438066</w:t>
-      </w:r>
-      <w:r>
-        <w:br/>
-      </w:r>
-      <w:r>
-        <w:rPr>
-          <w:rStyle w:val="VerbatimChar"/>
-        </w:rPr>
-        <w:t xml:space="preserve">## 2 -0.8469322  0.79113395</w:t>
-      </w:r>
-      <w:r>
-        <w:br/>
-      </w:r>
-      <w:r>
-        <w:rPr>
-          <w:rStyle w:val="VerbatimChar"/>
-        </w:rPr>
-        <w:t xml:space="preserve">## 3 -0.9517885 -0.61150307</w:t>
-      </w:r>
-      <w:r>
-        <w:br/>
-      </w:r>
-      <w:r>
-        <w:rPr>
-          <w:rStyle w:val="VerbatimChar"/>
-        </w:rPr>
-        <w:t xml:space="preserve">## 4 -0.5459803  0.42381829</w:t>
-      </w:r>
-      <w:r>
-        <w:br/>
-      </w:r>
-      <w:r>
-        <w:rPr>
-          <w:rStyle w:val="VerbatimChar"/>
-        </w:rPr>
-        <w:t xml:space="preserve">## 5  0.5606871 -0.03230549</w:t>
-      </w:r>
-      <w:r>
-        <w:br/>
-      </w:r>
-      <w:r>
-        <w:rPr>
-          <w:rStyle w:val="VerbatimChar"/>
-        </w:rPr>
-        <w:t xml:space="preserve">## 6  0.5080799  0.09247131</w:t>
+        <w:t xml:space="preserve">## 1         5.88 -0.891446092  0.46586706 -1.0138480     -0.1243445  0.081912393</w:t>
+      </w:r>
+      <w:r>
+        <w:br/>
+      </w:r>
+      <w:r>
+        <w:rPr>
+          <w:rStyle w:val="VerbatimChar"/>
+        </w:rPr>
+        <w:t xml:space="preserve">## 2         6.71 -0.321052794 -0.21827077 -0.4864620      0.1643212 -0.160304877</w:t>
+      </w:r>
+      <w:r>
+        <w:br/>
+      </w:r>
+      <w:r>
+        <w:rPr>
+          <w:rStyle w:val="VerbatimChar"/>
+        </w:rPr>
+        <w:t xml:space="preserve">## 3         7.40 -0.278676033 -0.34076389 -0.7961988      0.1154393  0.106680625</w:t>
+      </w:r>
+      <w:r>
+        <w:br/>
+      </w:r>
+      <w:r>
+        <w:rPr>
+          <w:rStyle w:val="VerbatimChar"/>
+        </w:rPr>
+        <w:t xml:space="preserve">## 4         6.53  0.076399136  0.49643701 -0.6478019      1.0711093  0.007987994</w:t>
+      </w:r>
+      <w:r>
+        <w:br/>
+      </w:r>
+      <w:r>
+        <w:rPr>
+          <w:rStyle w:val="VerbatimChar"/>
+        </w:rPr>
+        <w:t xml:space="preserve">## 5         7.60 -0.004902845  0.09566967 -0.2203509      0.9479428  1.053773129</w:t>
+      </w:r>
+      <w:r>
+        <w:br/>
+      </w:r>
+      <w:r>
+        <w:rPr>
+          <w:rStyle w:val="VerbatimChar"/>
+        </w:rPr>
+        <w:t xml:space="preserve">## 6         7.77  0.208820045  0.25622133 -0.1653692      0.3598521  0.726660894</w:t>
+      </w:r>
+      <w:r>
+        <w:br/>
+      </w:r>
+      <w:r>
+        <w:rPr>
+          <w:rStyle w:val="VerbatimChar"/>
+        </w:rPr>
+        <w:t xml:space="preserve">##       Social      Urban</w:t>
+      </w:r>
+      <w:r>
+        <w:br/>
+      </w:r>
+      <w:r>
+        <w:rPr>
+          <w:rStyle w:val="VerbatimChar"/>
+        </w:rPr>
+        <w:t xml:space="preserve">## 1 -0.5304780  0.5663651</w:t>
+      </w:r>
+      <w:r>
+        <w:br/>
+      </w:r>
+      <w:r>
+        <w:rPr>
+          <w:rStyle w:val="VerbatimChar"/>
+        </w:rPr>
+        <w:t xml:space="preserve">## 2 -0.8469322  0.6112872</w:t>
+      </w:r>
+      <w:r>
+        <w:br/>
+      </w:r>
+      <w:r>
+        <w:rPr>
+          <w:rStyle w:val="VerbatimChar"/>
+        </w:rPr>
+        <w:t xml:space="preserve">## 3 -0.9517885 -0.5870146</w:t>
+      </w:r>
+      <w:r>
+        <w:br/>
+      </w:r>
+      <w:r>
+        <w:rPr>
+          <w:rStyle w:val="VerbatimChar"/>
+        </w:rPr>
+        <w:t xml:space="preserve">## 4 -0.5459803  0.5073728</w:t>
+      </w:r>
+      <w:r>
+        <w:br/>
+      </w:r>
+      <w:r>
+        <w:rPr>
+          <w:rStyle w:val="VerbatimChar"/>
+        </w:rPr>
+        <w:t xml:space="preserve">## 5  0.5606871  0.3945649</w:t>
+      </w:r>
+      <w:r>
+        <w:br/>
+      </w:r>
+      <w:r>
+        <w:rPr>
+          <w:rStyle w:val="VerbatimChar"/>
+        </w:rPr>
+        <w:t xml:space="preserve">## 6  0.5080799  0.2730448</w:t>
       </w:r>
     </w:p>
     <w:p>
